--- a/Playwright.docx
+++ b/Playwright.docx
@@ -9,7 +9,6 @@
           <w:bCs/>
         </w:rPr>
       </w:pPr>
-      <w:proofErr w:type="gramStart"/>
       <w:r>
         <w:rPr>
           <w:b/>
@@ -17,7 +16,6 @@
         </w:rPr>
         <w:t>Installations:-</w:t>
       </w:r>
-      <w:proofErr w:type="gramEnd"/>
     </w:p>
     <w:p>
       <w:pPr>
@@ -46,17 +44,8 @@
           <w:b/>
           <w:bCs/>
         </w:rPr>
-        <w:t xml:space="preserve">Playwright </w:t>
-      </w:r>
-      <w:proofErr w:type="gramStart"/>
-      <w:r>
-        <w:rPr>
-          <w:b/>
-          <w:bCs/>
-        </w:rPr>
-        <w:t>Intro:-</w:t>
-      </w:r>
-      <w:proofErr w:type="gramEnd"/>
+        <w:t>Playwright Intro:-</w:t>
+      </w:r>
     </w:p>
     <w:p>
       <w:pPr>
@@ -159,6 +148,7 @@
         <w:rPr>
           <w:b/>
           <w:bCs/>
+          <w:noProof/>
         </w:rPr>
         <w:drawing>
           <wp:inline distT="0" distB="0" distL="0" distR="0" wp14:anchorId="5AAF0612" wp14:editId="6FD95134">
@@ -176,7 +166,7 @@
                     <pic:cNvPicPr/>
                   </pic:nvPicPr>
                   <pic:blipFill>
-                    <a:blip r:embed="rId6"/>
+                    <a:blip r:embed="rId7"/>
                     <a:stretch>
                       <a:fillRect/>
                     </a:stretch>
@@ -204,21 +194,12 @@
           <w:bCs/>
         </w:rPr>
       </w:pPr>
-      <w:proofErr w:type="gramStart"/>
-      <w:r>
-        <w:rPr>
-          <w:b/>
-          <w:bCs/>
-        </w:rPr>
-        <w:t>API:-</w:t>
-      </w:r>
-      <w:proofErr w:type="gramEnd"/>
-      <w:r>
-        <w:rPr>
-          <w:b/>
-          <w:bCs/>
-        </w:rPr>
-        <w:t xml:space="preserve"> Application Programming Interface</w:t>
+      <w:r>
+        <w:rPr>
+          <w:b/>
+          <w:bCs/>
+        </w:rPr>
+        <w:t>API:- Application Programming Interface</w:t>
       </w:r>
     </w:p>
     <w:p>
@@ -248,23 +229,7 @@
           <w:b/>
           <w:bCs/>
         </w:rPr>
-        <w:t xml:space="preserve">API </w:t>
-      </w:r>
-      <w:proofErr w:type="gramStart"/>
-      <w:r>
-        <w:rPr>
-          <w:b/>
-          <w:bCs/>
-        </w:rPr>
-        <w:t>testing:-</w:t>
-      </w:r>
-      <w:proofErr w:type="gramEnd"/>
-      <w:r>
-        <w:rPr>
-          <w:b/>
-          <w:bCs/>
-        </w:rPr>
-        <w:t xml:space="preserve"> API Testing is a type of software testing where you test the backend of an application </w:t>
+        <w:t xml:space="preserve">API testing:- API Testing is a type of software testing where you test the backend of an application </w:t>
       </w:r>
     </w:p>
     <w:p>
@@ -305,7 +270,7 @@
                     <pic:cNvPicPr/>
                   </pic:nvPicPr>
                   <pic:blipFill>
-                    <a:blip r:embed="rId7"/>
+                    <a:blip r:embed="rId8"/>
                     <a:stretch>
                       <a:fillRect/>
                     </a:stretch>
@@ -337,6 +302,7 @@
         <w:rPr>
           <w:b/>
           <w:bCs/>
+          <w:noProof/>
         </w:rPr>
         <w:drawing>
           <wp:inline distT="0" distB="0" distL="0" distR="0" wp14:anchorId="361678C6" wp14:editId="7A074BE0">
@@ -354,7 +320,7 @@
                     <pic:cNvPicPr/>
                   </pic:nvPicPr>
                   <pic:blipFill>
-                    <a:blip r:embed="rId8"/>
+                    <a:blip r:embed="rId9"/>
                     <a:stretch>
                       <a:fillRect/>
                     </a:stretch>
@@ -382,70 +348,627 @@
           <w:bCs/>
         </w:rPr>
       </w:pPr>
-      <w:proofErr w:type="gramStart"/>
-      <w:r>
-        <w:rPr>
-          <w:b/>
-          <w:bCs/>
-        </w:rPr>
-        <w:t>Playwright</w:t>
-      </w:r>
-      <w:proofErr w:type="gramEnd"/>
-      <w:r>
-        <w:rPr>
-          <w:b/>
-          <w:bCs/>
-        </w:rPr>
-        <w:t xml:space="preserve"> use web socket connection means one initial </w:t>
-      </w:r>
-      <w:proofErr w:type="gramStart"/>
-      <w:r>
-        <w:rPr>
-          <w:b/>
-          <w:bCs/>
-        </w:rPr>
-        <w:t>hand shake</w:t>
-      </w:r>
-      <w:proofErr w:type="gramEnd"/>
-      <w:r>
-        <w:rPr>
-          <w:b/>
-          <w:bCs/>
-        </w:rPr>
-        <w:t xml:space="preserve"> connect is enough and all the data can the transfer by the same </w:t>
-      </w:r>
-      <w:proofErr w:type="gramStart"/>
-      <w:r>
-        <w:rPr>
-          <w:b/>
-          <w:bCs/>
-        </w:rPr>
-        <w:t>connection</w:t>
-      </w:r>
-      <w:proofErr w:type="gramEnd"/>
-      <w:r>
-        <w:rPr>
-          <w:b/>
-          <w:bCs/>
-        </w:rPr>
-        <w:t xml:space="preserve"> but selenium use http request but </w:t>
-      </w:r>
-      <w:proofErr w:type="spellStart"/>
-      <w:r>
-        <w:rPr>
-          <w:b/>
-          <w:bCs/>
-        </w:rPr>
-        <w:t>everytime</w:t>
-      </w:r>
-      <w:proofErr w:type="spellEnd"/>
-      <w:r>
-        <w:rPr>
-          <w:b/>
-          <w:bCs/>
-        </w:rPr>
-        <w:t xml:space="preserve"> a new request must be established.</w:t>
-      </w:r>
+      <w:r>
+        <w:rPr>
+          <w:b/>
+          <w:bCs/>
+        </w:rPr>
+        <w:t>Playwright use web socket connection means one initial hand shake connect is enough and all the data can the transfer by the same connection but selenium use http request but everytime a new request must be established.</w:t>
+      </w:r>
+    </w:p>
+    <w:p>
+      <w:pPr>
+        <w:rPr>
+          <w:b/>
+          <w:bCs/>
+        </w:rPr>
+      </w:pPr>
+      <w:r>
+        <w:rPr>
+          <w:b/>
+          <w:bCs/>
+        </w:rPr>
+        <w:t>We use Typescript or Javascript because, most  of the websites use js and ts to develop the applications and playwright use the native language as ts and js.</w:t>
+      </w:r>
+    </w:p>
+    <w:p>
+      <w:pPr>
+        <w:rPr>
+          <w:b/>
+          <w:bCs/>
+        </w:rPr>
+      </w:pPr>
+    </w:p>
+    <w:p>
+      <w:pPr>
+        <w:rPr>
+          <w:b/>
+          <w:bCs/>
+        </w:rPr>
+      </w:pPr>
+      <w:r>
+        <w:rPr>
+          <w:b/>
+          <w:bCs/>
+        </w:rPr>
+        <w:lastRenderedPageBreak/>
+        <w:t>Codegen-&gt;</w:t>
+      </w:r>
+      <w:r>
+        <w:rPr>
+          <w:rFonts w:ascii="Segoe UI" w:eastAsia="Times New Roman" w:hAnsi="Segoe UI" w:cs="Segoe UI"/>
+          <w:b/>
+          <w:bCs/>
+          <w:kern w:val="0"/>
+          <w:sz w:val="21"/>
+          <w:szCs w:val="21"/>
+          <w:lang w:eastAsia="en-IN"/>
+          <w14:ligatures w14:val="none"/>
+        </w:rPr>
+        <w:t xml:space="preserve"> </w:t>
+      </w:r>
+      <w:r>
+        <w:rPr>
+          <w:b/>
+          <w:bCs/>
+        </w:rPr>
+        <w:t>Codegen is Playwright’s test recorder that automatically generates test scripts while you interact with a browser.</w:t>
+      </w:r>
+    </w:p>
+    <w:p>
+      <w:pPr>
+        <w:rPr>
+          <w:b/>
+          <w:bCs/>
+        </w:rPr>
+      </w:pPr>
+      <w:r>
+        <w:rPr>
+          <w:b/>
+          <w:bCs/>
+        </w:rPr>
+        <w:t>In the terminal we can directly open:-</w:t>
+      </w:r>
+    </w:p>
+    <w:p>
+      <w:pPr>
+        <w:rPr>
+          <w:b/>
+          <w:bCs/>
+        </w:rPr>
+      </w:pPr>
+      <w:r>
+        <w:rPr>
+          <w:b/>
+          <w:bCs/>
+        </w:rPr>
+        <w:t xml:space="preserve"> npx playwright codegen </w:t>
+      </w:r>
+    </w:p>
+    <w:p>
+      <w:pPr>
+        <w:rPr>
+          <w:b/>
+          <w:bCs/>
+        </w:rPr>
+      </w:pPr>
+      <w:r>
+        <w:rPr>
+          <w:b/>
+          <w:bCs/>
+        </w:rPr>
+        <w:t>npx playwright codegen url   (we can open url directly)</w:t>
+      </w:r>
+    </w:p>
+    <w:p>
+      <w:pPr>
+        <w:rPr>
+          <w:b/>
+          <w:bCs/>
+        </w:rPr>
+      </w:pPr>
+    </w:p>
+    <w:p>
+      <w:pPr>
+        <w:rPr>
+          <w:b/>
+          <w:bCs/>
+        </w:rPr>
+      </w:pPr>
+      <w:r>
+        <w:rPr>
+          <w:b/>
+          <w:bCs/>
+        </w:rPr>
+        <w:t>Using .spec makes it easy to separate:</w:t>
+      </w:r>
+    </w:p>
+    <w:p>
+      <w:pPr>
+        <w:numPr>
+          <w:ilvl w:val="0"/>
+          <w:numId w:val="1"/>
+        </w:numPr>
+        <w:rPr>
+          <w:b/>
+          <w:bCs/>
+        </w:rPr>
+      </w:pPr>
+      <w:r>
+        <w:rPr>
+          <w:b/>
+          <w:bCs/>
+        </w:rPr>
+        <w:t>App code (*.ts, *.js)</w:t>
+      </w:r>
+    </w:p>
+    <w:p>
+      <w:pPr>
+        <w:numPr>
+          <w:ilvl w:val="0"/>
+          <w:numId w:val="1"/>
+        </w:numPr>
+        <w:rPr>
+          <w:b/>
+          <w:bCs/>
+        </w:rPr>
+      </w:pPr>
+      <w:r>
+        <w:rPr>
+          <w:b/>
+          <w:bCs/>
+        </w:rPr>
+        <w:t>Test code (*.spec.ts, *.test.ts)</w:t>
+      </w:r>
+    </w:p>
+    <w:p>
+      <w:pPr>
+        <w:rPr>
+          <w:b/>
+          <w:bCs/>
+        </w:rPr>
+      </w:pPr>
+      <w:r>
+        <w:rPr>
+          <w:b/>
+          <w:bCs/>
+        </w:rPr>
+        <w:t>This keeps the folder structure clean and readable.</w:t>
+      </w:r>
+    </w:p>
+    <w:p>
+      <w:pPr>
+        <w:rPr>
+          <w:b/>
+          <w:bCs/>
+        </w:rPr>
+      </w:pPr>
+      <w:r>
+        <w:rPr>
+          <w:b/>
+          <w:bCs/>
+        </w:rPr>
+        <w:t>Commands:-</w:t>
+      </w:r>
+    </w:p>
+    <w:p>
+      <w:pPr>
+        <w:rPr>
+          <w:b/>
+          <w:bCs/>
+        </w:rPr>
+      </w:pPr>
+      <w:r>
+        <w:rPr>
+          <w:b/>
+          <w:bCs/>
+        </w:rPr>
+        <w:t>npx playwright test example.spec.ts</w:t>
+      </w:r>
+      <w:r>
+        <w:rPr>
+          <w:b/>
+          <w:bCs/>
+        </w:rPr>
+        <w:t xml:space="preserve">    -&gt; to test the specific test </w:t>
+      </w:r>
+    </w:p>
+    <w:p>
+      <w:pPr>
+        <w:rPr>
+          <w:b/>
+          <w:bCs/>
+        </w:rPr>
+      </w:pPr>
+      <w:r>
+        <w:rPr>
+          <w:b/>
+          <w:bCs/>
+        </w:rPr>
+        <w:t>npx playwright show-report</w:t>
+      </w:r>
+      <w:r>
+        <w:rPr>
+          <w:b/>
+          <w:bCs/>
+        </w:rPr>
+        <w:t xml:space="preserve">                   -&gt; to show the results or report</w:t>
+      </w:r>
+    </w:p>
+    <w:p>
+      <w:pPr>
+        <w:rPr>
+          <w:b/>
+          <w:bCs/>
+        </w:rPr>
+      </w:pPr>
+      <w:r>
+        <w:rPr>
+          <w:b/>
+          <w:bCs/>
+        </w:rPr>
+        <w:t>npm init playwright@latest</w:t>
+      </w:r>
+      <w:r>
+        <w:rPr>
+          <w:b/>
+          <w:bCs/>
+        </w:rPr>
+        <w:tab/>
+        <w:t>&gt; to install playwright</w:t>
+      </w:r>
+    </w:p>
+    <w:p>
+      <w:pPr>
+        <w:rPr>
+          <w:b/>
+          <w:bCs/>
+        </w:rPr>
+      </w:pPr>
+      <w:r>
+        <w:rPr>
+          <w:b/>
+          <w:bCs/>
+        </w:rPr>
+        <w:t>npx playwright --version</w:t>
+      </w:r>
+      <w:r>
+        <w:rPr>
+          <w:b/>
+          <w:bCs/>
+        </w:rPr>
+        <w:t xml:space="preserve"> </w:t>
+      </w:r>
+      <w:r>
+        <w:rPr>
+          <w:b/>
+          <w:bCs/>
+        </w:rPr>
+        <w:tab/>
+      </w:r>
+      <w:r>
+        <w:rPr>
+          <w:b/>
+          <w:bCs/>
+        </w:rPr>
+        <w:tab/>
+        <w:t>-&gt; to know the version</w:t>
+      </w:r>
+    </w:p>
+    <w:p>
+      <w:pPr>
+        <w:rPr>
+          <w:b/>
+          <w:bCs/>
+        </w:rPr>
+      </w:pPr>
+      <w:r>
+        <w:rPr>
+          <w:b/>
+          <w:bCs/>
+        </w:rPr>
+        <w:t xml:space="preserve">clear  </w:t>
+      </w:r>
+      <w:r>
+        <w:rPr>
+          <w:b/>
+          <w:bCs/>
+        </w:rPr>
+        <w:tab/>
+      </w:r>
+      <w:r>
+        <w:rPr>
+          <w:b/>
+          <w:bCs/>
+        </w:rPr>
+        <w:tab/>
+      </w:r>
+      <w:r>
+        <w:rPr>
+          <w:b/>
+          <w:bCs/>
+        </w:rPr>
+        <w:tab/>
+        <w:t>-&gt; to clear the console</w:t>
+      </w:r>
+    </w:p>
+    <w:p>
+      <w:pPr>
+        <w:rPr>
+          <w:b/>
+          <w:bCs/>
+        </w:rPr>
+      </w:pPr>
+    </w:p>
+    <w:p>
+      <w:pPr>
+        <w:rPr>
+          <w:b/>
+          <w:bCs/>
+        </w:rPr>
+      </w:pPr>
+      <w:r>
+        <w:rPr>
+          <w:b/>
+          <w:bCs/>
+        </w:rPr>
+        <w:t>To run in webpage we need 3 things</w:t>
+      </w:r>
+      <w:r>
+        <w:rPr>
+          <w:b/>
+          <w:bCs/>
+        </w:rPr>
+        <w:t>:-</w:t>
+      </w:r>
+    </w:p>
+    <w:p>
+      <w:pPr>
+        <w:pStyle w:val="ListParagraph"/>
+        <w:numPr>
+          <w:ilvl w:val="0"/>
+          <w:numId w:val="2"/>
+        </w:numPr>
+        <w:rPr>
+          <w:b/>
+          <w:bCs/>
+        </w:rPr>
+      </w:pPr>
+      <w:r>
+        <w:rPr>
+          <w:b/>
+          <w:bCs/>
+        </w:rPr>
+        <w:t xml:space="preserve">Browser </w:t>
+      </w:r>
+      <w:r>
+        <w:rPr>
+          <w:b/>
+          <w:bCs/>
+        </w:rPr>
+        <w:tab/>
+        <w:t>ex: chrome, firefox</w:t>
+      </w:r>
+    </w:p>
+    <w:p>
+      <w:pPr>
+        <w:pStyle w:val="ListParagraph"/>
+        <w:numPr>
+          <w:ilvl w:val="0"/>
+          <w:numId w:val="2"/>
+        </w:numPr>
+        <w:rPr>
+          <w:b/>
+          <w:bCs/>
+        </w:rPr>
+      </w:pPr>
+      <w:r>
+        <w:rPr>
+          <w:b/>
+          <w:bCs/>
+        </w:rPr>
+        <w:t>Context</w:t>
+      </w:r>
+      <w:r>
+        <w:rPr>
+          <w:b/>
+          <w:bCs/>
+        </w:rPr>
+        <w:tab/>
+        <w:t>ex: incognitoo</w:t>
+      </w:r>
+    </w:p>
+    <w:p>
+      <w:pPr>
+        <w:pStyle w:val="ListParagraph"/>
+        <w:numPr>
+          <w:ilvl w:val="0"/>
+          <w:numId w:val="2"/>
+        </w:numPr>
+        <w:rPr>
+          <w:b/>
+          <w:bCs/>
+        </w:rPr>
+      </w:pPr>
+      <w:r>
+        <w:rPr>
+          <w:b/>
+          <w:bCs/>
+        </w:rPr>
+        <w:t xml:space="preserve">Pages </w:t>
+      </w:r>
+      <w:r>
+        <w:rPr>
+          <w:b/>
+          <w:bCs/>
+        </w:rPr>
+        <w:tab/>
+        <w:t xml:space="preserve">    </w:t>
+      </w:r>
+      <w:r>
+        <w:rPr>
+          <w:b/>
+          <w:bCs/>
+        </w:rPr>
+        <w:tab/>
+        <w:t>ex: webpages or tabs</w:t>
+      </w:r>
+    </w:p>
+    <w:p>
+      <w:pPr>
+        <w:rPr>
+          <w:b/>
+          <w:bCs/>
+        </w:rPr>
+      </w:pPr>
+      <w:r>
+        <w:rPr>
+          <w:b/>
+          <w:bCs/>
+        </w:rPr>
+        <w:t>Locator vs selector:-</w:t>
+      </w:r>
+    </w:p>
+    <w:p>
+      <w:pPr>
+        <w:rPr>
+          <w:b/>
+          <w:bCs/>
+        </w:rPr>
+      </w:pPr>
+      <w:r>
+        <w:rPr>
+          <w:b/>
+          <w:bCs/>
+        </w:rPr>
+        <w:t>A Locator is a Playwright feature that automatically finds and retries elements until they are ready.</w:t>
+      </w:r>
+    </w:p>
+    <w:p>
+      <w:pPr>
+        <w:rPr>
+          <w:b/>
+          <w:bCs/>
+        </w:rPr>
+      </w:pPr>
+      <w:r>
+        <w:rPr>
+          <w:b/>
+          <w:bCs/>
+        </w:rPr>
+        <w:t>CSS selector is a web standard used to target elements based on CSS rules.</w:t>
+      </w:r>
+    </w:p>
+    <w:p>
+      <w:pPr>
+        <w:rPr>
+          <w:b/>
+          <w:bCs/>
+        </w:rPr>
+      </w:pPr>
+      <w:r>
+        <w:rPr>
+          <w:b/>
+          <w:bCs/>
+        </w:rPr>
+        <w:t>Xpaths:- cheetsheet:-</w:t>
+      </w:r>
+    </w:p>
+    <w:p>
+      <w:pPr>
+        <w:rPr>
+          <w:b/>
+          <w:bCs/>
+        </w:rPr>
+      </w:pPr>
+      <w:r>
+        <w:rPr>
+          <w:noProof/>
+        </w:rPr>
+        <w:lastRenderedPageBreak/>
+        <w:t xml:space="preserve"> </w:t>
+      </w:r>
+      <w:r>
+        <w:rPr>
+          <w:b/>
+          <w:bCs/>
+        </w:rPr>
+        <w:drawing>
+          <wp:inline distT="0" distB="0" distL="0" distR="0" wp14:anchorId="6906A5A0" wp14:editId="3F0CE08A">
+            <wp:extent cx="4305901" cy="6811326"/>
+            <wp:effectExtent l="0" t="0" r="0" b="8890"/>
+            <wp:docPr id="1620424128" name="Picture 1"/>
+            <wp:cNvGraphicFramePr>
+              <a:graphicFrameLocks xmlns:a="http://schemas.openxmlformats.org/drawingml/2006/main" noChangeAspect="1"/>
+            </wp:cNvGraphicFramePr>
+            <a:graphic xmlns:a="http://schemas.openxmlformats.org/drawingml/2006/main">
+              <a:graphicData uri="http://schemas.openxmlformats.org/drawingml/2006/picture">
+                <pic:pic xmlns:pic="http://schemas.openxmlformats.org/drawingml/2006/picture">
+                  <pic:nvPicPr>
+                    <pic:cNvPr id="1620424128" name=""/>
+                    <pic:cNvPicPr/>
+                  </pic:nvPicPr>
+                  <pic:blipFill>
+                    <a:blip r:embed="rId10"/>
+                    <a:stretch>
+                      <a:fillRect/>
+                    </a:stretch>
+                  </pic:blipFill>
+                  <pic:spPr>
+                    <a:xfrm>
+                      <a:off x="0" y="0"/>
+                      <a:ext cx="4305901" cy="6811326"/>
+                    </a:xfrm>
+                    <a:prstGeom prst="rect">
+                      <a:avLst/>
+                    </a:prstGeom>
+                  </pic:spPr>
+                </pic:pic>
+              </a:graphicData>
+            </a:graphic>
+          </wp:inline>
+        </w:drawing>
+      </w:r>
+    </w:p>
+    <w:p>
+      <w:pPr>
+        <w:rPr>
+          <w:b/>
+          <w:bCs/>
+        </w:rPr>
+      </w:pPr>
+    </w:p>
+    <w:p>
+      <w:pPr>
+        <w:rPr>
+          <w:b/>
+          <w:bCs/>
+        </w:rPr>
+      </w:pPr>
+    </w:p>
+    <w:p>
+      <w:pPr>
+        <w:rPr>
+          <w:b/>
+          <w:bCs/>
+        </w:rPr>
+      </w:pPr>
+    </w:p>
+    <w:p>
+      <w:pPr>
+        <w:rPr>
+          <w:b/>
+          <w:bCs/>
+        </w:rPr>
+      </w:pPr>
+    </w:p>
+    <w:p>
+      <w:pPr>
+        <w:rPr>
+          <w:b/>
+          <w:bCs/>
+        </w:rPr>
+      </w:pPr>
     </w:p>
     <w:p>
       <w:pPr>
@@ -513,6 +1036,255 @@
     </w:p>
   </w:footnote>
 </w:footnotes>
+</file>
+
+<file path=word/numbering.xml><?xml version="1.0" encoding="utf-8"?>
+<w:numbering xmlns:wpc="http://schemas.microsoft.com/office/word/2010/wordprocessingCanvas" xmlns:cx="http://schemas.microsoft.com/office/drawing/2014/chartex" xmlns:cx1="http://schemas.microsoft.com/office/drawing/2015/9/8/chartex" xmlns:cx2="http://schemas.microsoft.com/office/drawing/2015/10/21/chartex" xmlns:cx3="http://schemas.microsoft.com/office/drawing/2016/5/9/chartex" xmlns:cx4="http://schemas.microsoft.com/office/drawing/2016/5/10/chartex" xmlns:cx5="http://schemas.microsoft.com/office/drawing/2016/5/11/chartex" xmlns:cx6="http://schemas.microsoft.com/office/drawing/2016/5/12/chartex" xmlns:cx7="http://schemas.microsoft.com/office/drawing/2016/5/13/chartex" xmlns:cx8="http://schemas.microsoft.com/office/drawing/2016/5/14/chartex" xmlns:mc="http://schemas.openxmlformats.org/markup-compatibility/2006" xmlns:aink="http://schemas.microsoft.com/office/drawing/2016/ink" xmlns:am3d="http://schemas.microsoft.com/office/drawing/2017/model3d" xmlns:o="urn:schemas-microsoft-com:office:office" xmlns:oel="http://schemas.microsoft.com/office/2019/extlst" xmlns:r="http://schemas.openxmlformats.org/officeDocument/2006/relationships" xmlns:m="http://schemas.openxmlformats.org/officeDocument/2006/math" xmlns:v="urn:schemas-microsoft-com:vml" xmlns:wp14="http://schemas.microsoft.com/office/word/2010/wordprocessingDrawing" xmlns:wp="http://schemas.openxmlformats.org/drawingml/2006/wordprocessingDrawing" xmlns:w10="urn:schemas-microsoft-com:office:word" xmlns:w="http://schemas.openxmlformats.org/wordprocessingml/2006/main" xmlns:w14="http://schemas.microsoft.com/office/word/2010/wordml" xmlns:w15="http://schemas.microsoft.com/office/word/2012/wordml" xmlns:w16cex="http://schemas.microsoft.com/office/word/2018/wordml/cex" xmlns:w16cid="http://schemas.microsoft.com/office/word/2016/wordml/cid" xmlns:w16="http://schemas.microsoft.com/office/word/2018/wordml" xmlns:w16du="http://schemas.microsoft.com/office/word/2023/wordml/word16du" xmlns:w16sdtdh="http://schemas.microsoft.com/office/word/2020/wordml/sdtdatahash" xmlns:w16sdtfl="http://schemas.microsoft.com/office/word/2024/wordml/sdtformatlock" xmlns:w16se="http://schemas.microsoft.com/office/word/2015/wordml/symex" xmlns:wpg="http://schemas.microsoft.com/office/word/2010/wordprocessingGroup" xmlns:wpi="http://schemas.microsoft.com/office/word/2010/wordprocessingInk" xmlns:wne="http://schemas.microsoft.com/office/word/2006/wordml" xmlns:wps="http://schemas.microsoft.com/office/word/2010/wordprocessingShape" mc:Ignorable="w14 w15 w16se w16cid w16 w16cex w16sdtdh w16sdtfl w16du wp14">
+  <w:abstractNum w:abstractNumId="0" w15:restartNumberingAfterBreak="0">
+    <w:nsid w:val="155352BE"/>
+    <w:multiLevelType w:val="hybridMultilevel"/>
+    <w:tmpl w:val="0456B740"/>
+    <w:lvl w:ilvl="0" w:tplc="4009000F">
+      <w:start w:val="1"/>
+      <w:numFmt w:val="decimal"/>
+      <w:lvlText w:val="%1."/>
+      <w:lvlJc w:val="left"/>
+      <w:pPr>
+        <w:ind w:left="720" w:hanging="360"/>
+      </w:pPr>
+      <w:rPr>
+        <w:rFonts w:hint="default"/>
+      </w:rPr>
+    </w:lvl>
+    <w:lvl w:ilvl="1" w:tplc="40090019" w:tentative="1">
+      <w:start w:val="1"/>
+      <w:numFmt w:val="lowerLetter"/>
+      <w:lvlText w:val="%2."/>
+      <w:lvlJc w:val="left"/>
+      <w:pPr>
+        <w:ind w:left="1440" w:hanging="360"/>
+      </w:pPr>
+    </w:lvl>
+    <w:lvl w:ilvl="2" w:tplc="4009001B" w:tentative="1">
+      <w:start w:val="1"/>
+      <w:numFmt w:val="lowerRoman"/>
+      <w:lvlText w:val="%3."/>
+      <w:lvlJc w:val="right"/>
+      <w:pPr>
+        <w:ind w:left="2160" w:hanging="180"/>
+      </w:pPr>
+    </w:lvl>
+    <w:lvl w:ilvl="3" w:tplc="4009000F" w:tentative="1">
+      <w:start w:val="1"/>
+      <w:numFmt w:val="decimal"/>
+      <w:lvlText w:val="%4."/>
+      <w:lvlJc w:val="left"/>
+      <w:pPr>
+        <w:ind w:left="2880" w:hanging="360"/>
+      </w:pPr>
+    </w:lvl>
+    <w:lvl w:ilvl="4" w:tplc="40090019" w:tentative="1">
+      <w:start w:val="1"/>
+      <w:numFmt w:val="lowerLetter"/>
+      <w:lvlText w:val="%5."/>
+      <w:lvlJc w:val="left"/>
+      <w:pPr>
+        <w:ind w:left="3600" w:hanging="360"/>
+      </w:pPr>
+    </w:lvl>
+    <w:lvl w:ilvl="5" w:tplc="4009001B" w:tentative="1">
+      <w:start w:val="1"/>
+      <w:numFmt w:val="lowerRoman"/>
+      <w:lvlText w:val="%6."/>
+      <w:lvlJc w:val="right"/>
+      <w:pPr>
+        <w:ind w:left="4320" w:hanging="180"/>
+      </w:pPr>
+    </w:lvl>
+    <w:lvl w:ilvl="6" w:tplc="4009000F" w:tentative="1">
+      <w:start w:val="1"/>
+      <w:numFmt w:val="decimal"/>
+      <w:lvlText w:val="%7."/>
+      <w:lvlJc w:val="left"/>
+      <w:pPr>
+        <w:ind w:left="5040" w:hanging="360"/>
+      </w:pPr>
+    </w:lvl>
+    <w:lvl w:ilvl="7" w:tplc="40090019" w:tentative="1">
+      <w:start w:val="1"/>
+      <w:numFmt w:val="lowerLetter"/>
+      <w:lvlText w:val="%8."/>
+      <w:lvlJc w:val="left"/>
+      <w:pPr>
+        <w:ind w:left="5760" w:hanging="360"/>
+      </w:pPr>
+    </w:lvl>
+    <w:lvl w:ilvl="8" w:tplc="4009001B" w:tentative="1">
+      <w:start w:val="1"/>
+      <w:numFmt w:val="lowerRoman"/>
+      <w:lvlText w:val="%9."/>
+      <w:lvlJc w:val="right"/>
+      <w:pPr>
+        <w:ind w:left="6480" w:hanging="180"/>
+      </w:pPr>
+    </w:lvl>
+  </w:abstractNum>
+  <w:abstractNum w:abstractNumId="1" w15:restartNumberingAfterBreak="0">
+    <w:nsid w:val="7DDC4715"/>
+    <w:multiLevelType w:val="multilevel"/>
+    <w:tmpl w:val="6D5E27A8"/>
+    <w:lvl w:ilvl="0">
+      <w:start w:val="1"/>
+      <w:numFmt w:val="bullet"/>
+      <w:lvlText w:val=""/>
+      <w:lvlJc w:val="left"/>
+      <w:pPr>
+        <w:tabs>
+          <w:tab w:val="num" w:pos="720"/>
+        </w:tabs>
+        <w:ind w:left="720" w:hanging="360"/>
+      </w:pPr>
+      <w:rPr>
+        <w:rFonts w:ascii="Symbol" w:hAnsi="Symbol" w:hint="default"/>
+        <w:sz w:val="20"/>
+      </w:rPr>
+    </w:lvl>
+    <w:lvl w:ilvl="1" w:tentative="1">
+      <w:start w:val="1"/>
+      <w:numFmt w:val="bullet"/>
+      <w:lvlText w:val="o"/>
+      <w:lvlJc w:val="left"/>
+      <w:pPr>
+        <w:tabs>
+          <w:tab w:val="num" w:pos="1440"/>
+        </w:tabs>
+        <w:ind w:left="1440" w:hanging="360"/>
+      </w:pPr>
+      <w:rPr>
+        <w:rFonts w:ascii="Courier New" w:hAnsi="Courier New" w:hint="default"/>
+        <w:sz w:val="20"/>
+      </w:rPr>
+    </w:lvl>
+    <w:lvl w:ilvl="2" w:tentative="1">
+      <w:start w:val="1"/>
+      <w:numFmt w:val="bullet"/>
+      <w:lvlText w:val=""/>
+      <w:lvlJc w:val="left"/>
+      <w:pPr>
+        <w:tabs>
+          <w:tab w:val="num" w:pos="2160"/>
+        </w:tabs>
+        <w:ind w:left="2160" w:hanging="360"/>
+      </w:pPr>
+      <w:rPr>
+        <w:rFonts w:ascii="Wingdings" w:hAnsi="Wingdings" w:hint="default"/>
+        <w:sz w:val="20"/>
+      </w:rPr>
+    </w:lvl>
+    <w:lvl w:ilvl="3" w:tentative="1">
+      <w:start w:val="1"/>
+      <w:numFmt w:val="bullet"/>
+      <w:lvlText w:val=""/>
+      <w:lvlJc w:val="left"/>
+      <w:pPr>
+        <w:tabs>
+          <w:tab w:val="num" w:pos="2880"/>
+        </w:tabs>
+        <w:ind w:left="2880" w:hanging="360"/>
+      </w:pPr>
+      <w:rPr>
+        <w:rFonts w:ascii="Wingdings" w:hAnsi="Wingdings" w:hint="default"/>
+        <w:sz w:val="20"/>
+      </w:rPr>
+    </w:lvl>
+    <w:lvl w:ilvl="4" w:tentative="1">
+      <w:start w:val="1"/>
+      <w:numFmt w:val="bullet"/>
+      <w:lvlText w:val=""/>
+      <w:lvlJc w:val="left"/>
+      <w:pPr>
+        <w:tabs>
+          <w:tab w:val="num" w:pos="3600"/>
+        </w:tabs>
+        <w:ind w:left="3600" w:hanging="360"/>
+      </w:pPr>
+      <w:rPr>
+        <w:rFonts w:ascii="Wingdings" w:hAnsi="Wingdings" w:hint="default"/>
+        <w:sz w:val="20"/>
+      </w:rPr>
+    </w:lvl>
+    <w:lvl w:ilvl="5" w:tentative="1">
+      <w:start w:val="1"/>
+      <w:numFmt w:val="bullet"/>
+      <w:lvlText w:val=""/>
+      <w:lvlJc w:val="left"/>
+      <w:pPr>
+        <w:tabs>
+          <w:tab w:val="num" w:pos="4320"/>
+        </w:tabs>
+        <w:ind w:left="4320" w:hanging="360"/>
+      </w:pPr>
+      <w:rPr>
+        <w:rFonts w:ascii="Wingdings" w:hAnsi="Wingdings" w:hint="default"/>
+        <w:sz w:val="20"/>
+      </w:rPr>
+    </w:lvl>
+    <w:lvl w:ilvl="6" w:tentative="1">
+      <w:start w:val="1"/>
+      <w:numFmt w:val="bullet"/>
+      <w:lvlText w:val=""/>
+      <w:lvlJc w:val="left"/>
+      <w:pPr>
+        <w:tabs>
+          <w:tab w:val="num" w:pos="5040"/>
+        </w:tabs>
+        <w:ind w:left="5040" w:hanging="360"/>
+      </w:pPr>
+      <w:rPr>
+        <w:rFonts w:ascii="Wingdings" w:hAnsi="Wingdings" w:hint="default"/>
+        <w:sz w:val="20"/>
+      </w:rPr>
+    </w:lvl>
+    <w:lvl w:ilvl="7" w:tentative="1">
+      <w:start w:val="1"/>
+      <w:numFmt w:val="bullet"/>
+      <w:lvlText w:val=""/>
+      <w:lvlJc w:val="left"/>
+      <w:pPr>
+        <w:tabs>
+          <w:tab w:val="num" w:pos="5760"/>
+        </w:tabs>
+        <w:ind w:left="5760" w:hanging="360"/>
+      </w:pPr>
+      <w:rPr>
+        <w:rFonts w:ascii="Wingdings" w:hAnsi="Wingdings" w:hint="default"/>
+        <w:sz w:val="20"/>
+      </w:rPr>
+    </w:lvl>
+    <w:lvl w:ilvl="8" w:tentative="1">
+      <w:start w:val="1"/>
+      <w:numFmt w:val="bullet"/>
+      <w:lvlText w:val=""/>
+      <w:lvlJc w:val="left"/>
+      <w:pPr>
+        <w:tabs>
+          <w:tab w:val="num" w:pos="6480"/>
+        </w:tabs>
+        <w:ind w:left="6480" w:hanging="360"/>
+      </w:pPr>
+      <w:rPr>
+        <w:rFonts w:ascii="Wingdings" w:hAnsi="Wingdings" w:hint="default"/>
+        <w:sz w:val="20"/>
+      </w:rPr>
+    </w:lvl>
+  </w:abstractNum>
+  <w:num w:numId="1" w16cid:durableId="1923643329">
+    <w:abstractNumId w:val="1"/>
+  </w:num>
+  <w:num w:numId="2" w16cid:durableId="1932816781">
+    <w:abstractNumId w:val="0"/>
+  </w:num>
+</w:numbering>
 </file>
 
 <file path=word/styles.xml><?xml version="1.0" encoding="utf-8"?>
@@ -1118,7 +1890,6 @@
   <w:style w:type="character" w:default="1" w:styleId="DefaultParagraphFont">
     <w:name w:val="Default Paragraph Font"/>
     <w:uiPriority w:val="1"/>
-    <w:semiHidden/>
     <w:unhideWhenUsed/>
   </w:style>
   <w:style w:type="table" w:default="1" w:styleId="TableNormal">

--- a/Playwright.docx
+++ b/Playwright.docx
@@ -9,6 +9,7 @@
           <w:bCs/>
         </w:rPr>
       </w:pPr>
+      <w:proofErr w:type="gramStart"/>
       <w:r>
         <w:rPr>
           <w:b/>
@@ -16,6 +17,7 @@
         </w:rPr>
         <w:t>Installations:-</w:t>
       </w:r>
+      <w:proofErr w:type="gramEnd"/>
     </w:p>
     <w:p>
       <w:pPr>
@@ -44,8 +46,17 @@
           <w:b/>
           <w:bCs/>
         </w:rPr>
-        <w:t>Playwright Intro:-</w:t>
-      </w:r>
+        <w:t xml:space="preserve">Playwright </w:t>
+      </w:r>
+      <w:proofErr w:type="gramStart"/>
+      <w:r>
+        <w:rPr>
+          <w:b/>
+          <w:bCs/>
+        </w:rPr>
+        <w:t>Intro:-</w:t>
+      </w:r>
+      <w:proofErr w:type="gramEnd"/>
     </w:p>
     <w:p>
       <w:pPr>
@@ -194,12 +205,21 @@
           <w:bCs/>
         </w:rPr>
       </w:pPr>
-      <w:r>
-        <w:rPr>
-          <w:b/>
-          <w:bCs/>
-        </w:rPr>
-        <w:t>API:- Application Programming Interface</w:t>
+      <w:proofErr w:type="gramStart"/>
+      <w:r>
+        <w:rPr>
+          <w:b/>
+          <w:bCs/>
+        </w:rPr>
+        <w:t>API:-</w:t>
+      </w:r>
+      <w:proofErr w:type="gramEnd"/>
+      <w:r>
+        <w:rPr>
+          <w:b/>
+          <w:bCs/>
+        </w:rPr>
+        <w:t xml:space="preserve"> Application Programming Interface</w:t>
       </w:r>
     </w:p>
     <w:p>
@@ -229,7 +249,23 @@
           <w:b/>
           <w:bCs/>
         </w:rPr>
-        <w:t xml:space="preserve">API testing:- API Testing is a type of software testing where you test the backend of an application </w:t>
+        <w:t xml:space="preserve">API </w:t>
+      </w:r>
+      <w:proofErr w:type="gramStart"/>
+      <w:r>
+        <w:rPr>
+          <w:b/>
+          <w:bCs/>
+        </w:rPr>
+        <w:t>testing:-</w:t>
+      </w:r>
+      <w:proofErr w:type="gramEnd"/>
+      <w:r>
+        <w:rPr>
+          <w:b/>
+          <w:bCs/>
+        </w:rPr>
+        <w:t xml:space="preserve"> API Testing is a type of software testing where you test the backend of an application </w:t>
       </w:r>
     </w:p>
     <w:p>
@@ -348,51 +384,213 @@
           <w:bCs/>
         </w:rPr>
       </w:pPr>
-      <w:r>
-        <w:rPr>
-          <w:b/>
-          <w:bCs/>
-        </w:rPr>
-        <w:t>Playwright use web socket connection means one initial hand shake connect is enough and all the data can the transfer by the same connection but selenium use http request but everytime a new request must be established.</w:t>
-      </w:r>
-    </w:p>
-    <w:p>
-      <w:pPr>
-        <w:rPr>
-          <w:b/>
-          <w:bCs/>
-        </w:rPr>
-      </w:pPr>
-      <w:r>
-        <w:rPr>
-          <w:b/>
-          <w:bCs/>
-        </w:rPr>
-        <w:t>We use Typescript or Javascript because, most  of the websites use js and ts to develop the applications and playwright use the native language as ts and js.</w:t>
-      </w:r>
-    </w:p>
-    <w:p>
-      <w:pPr>
-        <w:rPr>
-          <w:b/>
-          <w:bCs/>
-        </w:rPr>
-      </w:pPr>
-    </w:p>
-    <w:p>
-      <w:pPr>
-        <w:rPr>
-          <w:b/>
-          <w:bCs/>
-        </w:rPr>
-      </w:pPr>
+      <w:proofErr w:type="gramStart"/>
+      <w:r>
+        <w:rPr>
+          <w:b/>
+          <w:bCs/>
+        </w:rPr>
+        <w:t>Playwright</w:t>
+      </w:r>
+      <w:proofErr w:type="gramEnd"/>
+      <w:r>
+        <w:rPr>
+          <w:b/>
+          <w:bCs/>
+        </w:rPr>
+        <w:t xml:space="preserve"> use web socket connection means one initial </w:t>
+      </w:r>
+      <w:proofErr w:type="gramStart"/>
+      <w:r>
+        <w:rPr>
+          <w:b/>
+          <w:bCs/>
+        </w:rPr>
+        <w:t>hand shake</w:t>
+      </w:r>
+      <w:proofErr w:type="gramEnd"/>
+      <w:r>
+        <w:rPr>
+          <w:b/>
+          <w:bCs/>
+        </w:rPr>
+        <w:t xml:space="preserve"> connect is enough and all the data can the transfer by the same </w:t>
+      </w:r>
+      <w:proofErr w:type="gramStart"/>
+      <w:r>
+        <w:rPr>
+          <w:b/>
+          <w:bCs/>
+        </w:rPr>
+        <w:t>connection</w:t>
+      </w:r>
+      <w:proofErr w:type="gramEnd"/>
+      <w:r>
+        <w:rPr>
+          <w:b/>
+          <w:bCs/>
+        </w:rPr>
+        <w:t xml:space="preserve"> but selenium use http request but </w:t>
+      </w:r>
+      <w:proofErr w:type="spellStart"/>
+      <w:r>
+        <w:rPr>
+          <w:b/>
+          <w:bCs/>
+        </w:rPr>
+        <w:t>everytime</w:t>
+      </w:r>
+      <w:proofErr w:type="spellEnd"/>
+      <w:r>
+        <w:rPr>
+          <w:b/>
+          <w:bCs/>
+        </w:rPr>
+        <w:t xml:space="preserve"> a new request must be established.</w:t>
+      </w:r>
+    </w:p>
+    <w:p>
+      <w:pPr>
+        <w:rPr>
+          <w:b/>
+          <w:bCs/>
+        </w:rPr>
+      </w:pPr>
+      <w:r>
+        <w:rPr>
+          <w:b/>
+          <w:bCs/>
+        </w:rPr>
+        <w:t xml:space="preserve">We use Typescript or </w:t>
+      </w:r>
+      <w:proofErr w:type="spellStart"/>
+      <w:r>
+        <w:rPr>
+          <w:b/>
+          <w:bCs/>
+        </w:rPr>
+        <w:t>Javascript</w:t>
+      </w:r>
+      <w:proofErr w:type="spellEnd"/>
+      <w:r>
+        <w:rPr>
+          <w:b/>
+          <w:bCs/>
+        </w:rPr>
+        <w:t xml:space="preserve"> because, </w:t>
+      </w:r>
+      <w:proofErr w:type="gramStart"/>
+      <w:r>
+        <w:rPr>
+          <w:b/>
+          <w:bCs/>
+        </w:rPr>
+        <w:t>most  of</w:t>
+      </w:r>
+      <w:proofErr w:type="gramEnd"/>
+      <w:r>
+        <w:rPr>
+          <w:b/>
+          <w:bCs/>
+        </w:rPr>
+        <w:t xml:space="preserve"> the websites use </w:t>
+      </w:r>
+      <w:proofErr w:type="spellStart"/>
+      <w:r>
+        <w:rPr>
+          <w:b/>
+          <w:bCs/>
+        </w:rPr>
+        <w:t>js</w:t>
+      </w:r>
+      <w:proofErr w:type="spellEnd"/>
+      <w:r>
+        <w:rPr>
+          <w:b/>
+          <w:bCs/>
+        </w:rPr>
+        <w:t xml:space="preserve"> and </w:t>
+      </w:r>
+      <w:proofErr w:type="spellStart"/>
+      <w:r>
+        <w:rPr>
+          <w:b/>
+          <w:bCs/>
+        </w:rPr>
+        <w:t>ts</w:t>
+      </w:r>
+      <w:proofErr w:type="spellEnd"/>
+      <w:r>
+        <w:rPr>
+          <w:b/>
+          <w:bCs/>
+        </w:rPr>
+        <w:t xml:space="preserve"> to develop the applications and playwright use the native language as </w:t>
+      </w:r>
+      <w:proofErr w:type="spellStart"/>
+      <w:r>
+        <w:rPr>
+          <w:b/>
+          <w:bCs/>
+        </w:rPr>
+        <w:t>ts</w:t>
+      </w:r>
+      <w:proofErr w:type="spellEnd"/>
+      <w:r>
+        <w:rPr>
+          <w:b/>
+          <w:bCs/>
+        </w:rPr>
+        <w:t xml:space="preserve"> and </w:t>
+      </w:r>
+      <w:proofErr w:type="spellStart"/>
+      <w:r>
+        <w:rPr>
+          <w:b/>
+          <w:bCs/>
+        </w:rPr>
+        <w:t>js</w:t>
+      </w:r>
+      <w:proofErr w:type="spellEnd"/>
+      <w:r>
+        <w:rPr>
+          <w:b/>
+          <w:bCs/>
+        </w:rPr>
+        <w:t>.</w:t>
+      </w:r>
+    </w:p>
+    <w:p>
+      <w:pPr>
+        <w:rPr>
+          <w:b/>
+          <w:bCs/>
+        </w:rPr>
+      </w:pPr>
+    </w:p>
+    <w:p>
+      <w:pPr>
+        <w:rPr>
+          <w:b/>
+          <w:bCs/>
+        </w:rPr>
+      </w:pPr>
+      <w:proofErr w:type="spellStart"/>
       <w:r>
         <w:rPr>
           <w:b/>
           <w:bCs/>
         </w:rPr>
         <w:lastRenderedPageBreak/>
-        <w:t>Codegen-&gt;</w:t>
+        <w:t>Codegen</w:t>
+      </w:r>
+      <w:proofErr w:type="spellEnd"/>
+      <w:r>
+        <w:rPr>
+          <w:b/>
+          <w:bCs/>
+        </w:rPr>
+        <w:t>-&gt;</w:t>
       </w:r>
       <w:r>
         <w:rPr>
@@ -407,80 +605,205 @@
         </w:rPr>
         <w:t xml:space="preserve"> </w:t>
       </w:r>
-      <w:r>
-        <w:rPr>
-          <w:b/>
-          <w:bCs/>
-        </w:rPr>
-        <w:t>Codegen is Playwright’s test recorder that automatically generates test scripts while you interact with a browser.</w:t>
-      </w:r>
-    </w:p>
-    <w:p>
-      <w:pPr>
-        <w:rPr>
-          <w:b/>
-          <w:bCs/>
-        </w:rPr>
-      </w:pPr>
-      <w:r>
-        <w:rPr>
-          <w:b/>
-          <w:bCs/>
-        </w:rPr>
-        <w:t>In the terminal we can directly open:-</w:t>
-      </w:r>
-    </w:p>
-    <w:p>
-      <w:pPr>
-        <w:rPr>
-          <w:b/>
-          <w:bCs/>
-        </w:rPr>
-      </w:pPr>
-      <w:r>
-        <w:rPr>
-          <w:b/>
-          <w:bCs/>
-        </w:rPr>
-        <w:t xml:space="preserve"> npx playwright codegen </w:t>
-      </w:r>
-    </w:p>
-    <w:p>
-      <w:pPr>
-        <w:rPr>
-          <w:b/>
-          <w:bCs/>
-        </w:rPr>
-      </w:pPr>
-      <w:r>
-        <w:rPr>
-          <w:b/>
-          <w:bCs/>
-        </w:rPr>
-        <w:t>npx playwright codegen url   (we can open url directly)</w:t>
-      </w:r>
-    </w:p>
-    <w:p>
-      <w:pPr>
-        <w:rPr>
-          <w:b/>
-          <w:bCs/>
-        </w:rPr>
-      </w:pPr>
-    </w:p>
-    <w:p>
-      <w:pPr>
-        <w:rPr>
-          <w:b/>
-          <w:bCs/>
-        </w:rPr>
-      </w:pPr>
-      <w:r>
-        <w:rPr>
-          <w:b/>
-          <w:bCs/>
-        </w:rPr>
-        <w:t>Using .spec makes it easy to separate:</w:t>
+      <w:proofErr w:type="spellStart"/>
+      <w:r>
+        <w:rPr>
+          <w:b/>
+          <w:bCs/>
+        </w:rPr>
+        <w:t>Codegen</w:t>
+      </w:r>
+      <w:proofErr w:type="spellEnd"/>
+      <w:r>
+        <w:rPr>
+          <w:b/>
+          <w:bCs/>
+        </w:rPr>
+        <w:t xml:space="preserve"> is Playwright’s test recorder that automatically generates test scripts while you interact with a browser.</w:t>
+      </w:r>
+    </w:p>
+    <w:p>
+      <w:pPr>
+        <w:rPr>
+          <w:b/>
+          <w:bCs/>
+        </w:rPr>
+      </w:pPr>
+      <w:r>
+        <w:rPr>
+          <w:b/>
+          <w:bCs/>
+        </w:rPr>
+        <w:t xml:space="preserve">In the terminal we can directly </w:t>
+      </w:r>
+      <w:proofErr w:type="gramStart"/>
+      <w:r>
+        <w:rPr>
+          <w:b/>
+          <w:bCs/>
+        </w:rPr>
+        <w:t>open:-</w:t>
+      </w:r>
+      <w:proofErr w:type="gramEnd"/>
+    </w:p>
+    <w:p>
+      <w:pPr>
+        <w:rPr>
+          <w:b/>
+          <w:bCs/>
+        </w:rPr>
+      </w:pPr>
+      <w:r>
+        <w:rPr>
+          <w:b/>
+          <w:bCs/>
+        </w:rPr>
+        <w:t xml:space="preserve"> </w:t>
+      </w:r>
+      <w:proofErr w:type="spellStart"/>
+      <w:r>
+        <w:rPr>
+          <w:b/>
+          <w:bCs/>
+        </w:rPr>
+        <w:t>npx</w:t>
+      </w:r>
+      <w:proofErr w:type="spellEnd"/>
+      <w:r>
+        <w:rPr>
+          <w:b/>
+          <w:bCs/>
+        </w:rPr>
+        <w:t xml:space="preserve"> playwright </w:t>
+      </w:r>
+      <w:proofErr w:type="spellStart"/>
+      <w:r>
+        <w:rPr>
+          <w:b/>
+          <w:bCs/>
+        </w:rPr>
+        <w:t>codegen</w:t>
+      </w:r>
+      <w:proofErr w:type="spellEnd"/>
+      <w:r>
+        <w:rPr>
+          <w:b/>
+          <w:bCs/>
+        </w:rPr>
+        <w:t xml:space="preserve"> </w:t>
+      </w:r>
+    </w:p>
+    <w:p>
+      <w:pPr>
+        <w:rPr>
+          <w:b/>
+          <w:bCs/>
+        </w:rPr>
+      </w:pPr>
+      <w:proofErr w:type="spellStart"/>
+      <w:r>
+        <w:rPr>
+          <w:b/>
+          <w:bCs/>
+        </w:rPr>
+        <w:t>npx</w:t>
+      </w:r>
+      <w:proofErr w:type="spellEnd"/>
+      <w:r>
+        <w:rPr>
+          <w:b/>
+          <w:bCs/>
+        </w:rPr>
+        <w:t xml:space="preserve"> playwright </w:t>
+      </w:r>
+      <w:proofErr w:type="spellStart"/>
+      <w:r>
+        <w:rPr>
+          <w:b/>
+          <w:bCs/>
+        </w:rPr>
+        <w:t>codegen</w:t>
+      </w:r>
+      <w:proofErr w:type="spellEnd"/>
+      <w:r>
+        <w:rPr>
+          <w:b/>
+          <w:bCs/>
+        </w:rPr>
+        <w:t xml:space="preserve"> </w:t>
+      </w:r>
+      <w:proofErr w:type="spellStart"/>
+      <w:r>
+        <w:rPr>
+          <w:b/>
+          <w:bCs/>
+        </w:rPr>
+        <w:t>url</w:t>
+      </w:r>
+      <w:proofErr w:type="spellEnd"/>
+      <w:proofErr w:type="gramStart"/>
+      <w:r>
+        <w:rPr>
+          <w:b/>
+          <w:bCs/>
+        </w:rPr>
+        <w:t xml:space="preserve">   (</w:t>
+      </w:r>
+      <w:proofErr w:type="gramEnd"/>
+      <w:r>
+        <w:rPr>
+          <w:b/>
+          <w:bCs/>
+        </w:rPr>
+        <w:t xml:space="preserve">we can open </w:t>
+      </w:r>
+      <w:proofErr w:type="spellStart"/>
+      <w:r>
+        <w:rPr>
+          <w:b/>
+          <w:bCs/>
+        </w:rPr>
+        <w:t>url</w:t>
+      </w:r>
+      <w:proofErr w:type="spellEnd"/>
+      <w:r>
+        <w:rPr>
+          <w:b/>
+          <w:bCs/>
+        </w:rPr>
+        <w:t xml:space="preserve"> directly)</w:t>
+      </w:r>
+    </w:p>
+    <w:p>
+      <w:pPr>
+        <w:rPr>
+          <w:b/>
+          <w:bCs/>
+        </w:rPr>
+      </w:pPr>
+    </w:p>
+    <w:p>
+      <w:pPr>
+        <w:rPr>
+          <w:b/>
+          <w:bCs/>
+        </w:rPr>
+      </w:pPr>
+      <w:proofErr w:type="gramStart"/>
+      <w:r>
+        <w:rPr>
+          <w:b/>
+          <w:bCs/>
+        </w:rPr>
+        <w:t>Using .spec</w:t>
+      </w:r>
+      <w:proofErr w:type="gramEnd"/>
+      <w:r>
+        <w:rPr>
+          <w:b/>
+          <w:bCs/>
+        </w:rPr>
+        <w:t xml:space="preserve"> makes it easy to separate:</w:t>
       </w:r>
     </w:p>
     <w:p>
@@ -499,7 +822,39 @@
           <w:b/>
           <w:bCs/>
         </w:rPr>
-        <w:t>App code (*.ts, *.js)</w:t>
+        <w:t>App code (*.</w:t>
+      </w:r>
+      <w:proofErr w:type="spellStart"/>
+      <w:r>
+        <w:rPr>
+          <w:b/>
+          <w:bCs/>
+        </w:rPr>
+        <w:t>ts</w:t>
+      </w:r>
+      <w:proofErr w:type="spellEnd"/>
+      <w:r>
+        <w:rPr>
+          <w:b/>
+          <w:bCs/>
+        </w:rPr>
+        <w:t>, *.</w:t>
+      </w:r>
+      <w:proofErr w:type="spellStart"/>
+      <w:r>
+        <w:rPr>
+          <w:b/>
+          <w:bCs/>
+        </w:rPr>
+        <w:t>js</w:t>
+      </w:r>
+      <w:proofErr w:type="spellEnd"/>
+      <w:r>
+        <w:rPr>
+          <w:b/>
+          <w:bCs/>
+        </w:rPr>
+        <w:t>)</w:t>
       </w:r>
     </w:p>
     <w:p>
@@ -518,7 +873,55 @@
           <w:b/>
           <w:bCs/>
         </w:rPr>
-        <w:t>Test code (*.spec.ts, *.test.ts)</w:t>
+        <w:t>Test code (</w:t>
+      </w:r>
+      <w:proofErr w:type="gramStart"/>
+      <w:r>
+        <w:rPr>
+          <w:b/>
+          <w:bCs/>
+        </w:rPr>
+        <w:t>*.</w:t>
+      </w:r>
+      <w:proofErr w:type="spellStart"/>
+      <w:r>
+        <w:rPr>
+          <w:b/>
+          <w:bCs/>
+        </w:rPr>
+        <w:t>spec</w:t>
+      </w:r>
+      <w:proofErr w:type="gramEnd"/>
+      <w:r>
+        <w:rPr>
+          <w:b/>
+          <w:bCs/>
+        </w:rPr>
+        <w:t>.ts</w:t>
+      </w:r>
+      <w:proofErr w:type="spellEnd"/>
+      <w:r>
+        <w:rPr>
+          <w:b/>
+          <w:bCs/>
+        </w:rPr>
+        <w:t>, *.</w:t>
+      </w:r>
+      <w:proofErr w:type="spellStart"/>
+      <w:r>
+        <w:rPr>
+          <w:b/>
+          <w:bCs/>
+        </w:rPr>
+        <w:t>test.ts</w:t>
+      </w:r>
+      <w:proofErr w:type="spellEnd"/>
+      <w:r>
+        <w:rPr>
+          <w:b/>
+          <w:bCs/>
+        </w:rPr>
+        <w:t>)</w:t>
       </w:r>
     </w:p>
     <w:p>
@@ -543,6 +946,7 @@
           <w:bCs/>
         </w:rPr>
       </w:pPr>
+      <w:proofErr w:type="gramStart"/>
       <w:r>
         <w:rPr>
           <w:b/>
@@ -550,21 +954,49 @@
         </w:rPr>
         <w:t>Commands:-</w:t>
       </w:r>
-    </w:p>
-    <w:p>
-      <w:pPr>
-        <w:rPr>
-          <w:b/>
-          <w:bCs/>
-        </w:rPr>
-      </w:pPr>
-      <w:r>
-        <w:rPr>
-          <w:b/>
-          <w:bCs/>
-        </w:rPr>
-        <w:t>npx playwright test example.spec.ts</w:t>
-      </w:r>
+      <w:proofErr w:type="gramEnd"/>
+    </w:p>
+    <w:p>
+      <w:pPr>
+        <w:rPr>
+          <w:b/>
+          <w:bCs/>
+        </w:rPr>
+      </w:pPr>
+      <w:proofErr w:type="spellStart"/>
+      <w:r>
+        <w:rPr>
+          <w:b/>
+          <w:bCs/>
+        </w:rPr>
+        <w:t>npx</w:t>
+      </w:r>
+      <w:proofErr w:type="spellEnd"/>
+      <w:r>
+        <w:rPr>
+          <w:b/>
+          <w:bCs/>
+        </w:rPr>
+        <w:t xml:space="preserve"> playwright test </w:t>
+      </w:r>
+      <w:proofErr w:type="spellStart"/>
+      <w:proofErr w:type="gramStart"/>
+      <w:r>
+        <w:rPr>
+          <w:b/>
+          <w:bCs/>
+        </w:rPr>
+        <w:t>example.spec</w:t>
+      </w:r>
+      <w:proofErr w:type="gramEnd"/>
+      <w:r>
+        <w:rPr>
+          <w:b/>
+          <w:bCs/>
+        </w:rPr>
+        <w:t>.ts</w:t>
+      </w:r>
+      <w:proofErr w:type="spellEnd"/>
       <w:r>
         <w:rPr>
           <w:b/>
@@ -580,12 +1012,21 @@
           <w:bCs/>
         </w:rPr>
       </w:pPr>
-      <w:r>
-        <w:rPr>
-          <w:b/>
-          <w:bCs/>
-        </w:rPr>
-        <w:t>npx playwright show-report</w:t>
+      <w:proofErr w:type="spellStart"/>
+      <w:r>
+        <w:rPr>
+          <w:b/>
+          <w:bCs/>
+        </w:rPr>
+        <w:t>npx</w:t>
+      </w:r>
+      <w:proofErr w:type="spellEnd"/>
+      <w:r>
+        <w:rPr>
+          <w:b/>
+          <w:bCs/>
+        </w:rPr>
+        <w:t xml:space="preserve"> playwright show-report</w:t>
       </w:r>
       <w:r>
         <w:rPr>
@@ -602,13 +1043,47 @@
           <w:bCs/>
         </w:rPr>
       </w:pPr>
-      <w:r>
-        <w:rPr>
-          <w:b/>
-          <w:bCs/>
-        </w:rPr>
-        <w:t>npm init playwright@latest</w:t>
-      </w:r>
+      <w:proofErr w:type="spellStart"/>
+      <w:r>
+        <w:rPr>
+          <w:b/>
+          <w:bCs/>
+        </w:rPr>
+        <w:t>npm</w:t>
+      </w:r>
+      <w:proofErr w:type="spellEnd"/>
+      <w:r>
+        <w:rPr>
+          <w:b/>
+          <w:bCs/>
+        </w:rPr>
+        <w:t xml:space="preserve"> </w:t>
+      </w:r>
+      <w:proofErr w:type="spellStart"/>
+      <w:r>
+        <w:rPr>
+          <w:b/>
+          <w:bCs/>
+        </w:rPr>
+        <w:t>init</w:t>
+      </w:r>
+      <w:proofErr w:type="spellEnd"/>
+      <w:r>
+        <w:rPr>
+          <w:b/>
+          <w:bCs/>
+        </w:rPr>
+        <w:t xml:space="preserve"> </w:t>
+      </w:r>
+      <w:proofErr w:type="spellStart"/>
+      <w:r>
+        <w:rPr>
+          <w:b/>
+          <w:bCs/>
+        </w:rPr>
+        <w:t>playwright@latest</w:t>
+      </w:r>
+      <w:proofErr w:type="spellEnd"/>
       <w:r>
         <w:rPr>
           <w:b/>
@@ -625,12 +1100,21 @@
           <w:bCs/>
         </w:rPr>
       </w:pPr>
-      <w:r>
-        <w:rPr>
-          <w:b/>
-          <w:bCs/>
-        </w:rPr>
-        <w:t>npx playwright --version</w:t>
+      <w:proofErr w:type="spellStart"/>
+      <w:r>
+        <w:rPr>
+          <w:b/>
+          <w:bCs/>
+        </w:rPr>
+        <w:t>npx</w:t>
+      </w:r>
+      <w:proofErr w:type="spellEnd"/>
+      <w:r>
+        <w:rPr>
+          <w:b/>
+          <w:bCs/>
+        </w:rPr>
+        <w:t xml:space="preserve"> playwright --version</w:t>
       </w:r>
       <w:r>
         <w:rPr>
@@ -662,6 +1146,7 @@
           <w:bCs/>
         </w:rPr>
       </w:pPr>
+      <w:proofErr w:type="gramStart"/>
       <w:r>
         <w:rPr>
           <w:b/>
@@ -676,6 +1161,7 @@
         </w:rPr>
         <w:tab/>
       </w:r>
+      <w:proofErr w:type="gramEnd"/>
       <w:r>
         <w:rPr>
           <w:b/>
@@ -712,7 +1198,31 @@
           <w:b/>
           <w:bCs/>
         </w:rPr>
-        <w:t>To run in webpage we need 3 things</w:t>
+        <w:t xml:space="preserve">To run in </w:t>
+      </w:r>
+      <w:proofErr w:type="gramStart"/>
+      <w:r>
+        <w:rPr>
+          <w:b/>
+          <w:bCs/>
+        </w:rPr>
+        <w:t>webpage</w:t>
+      </w:r>
+      <w:proofErr w:type="gramEnd"/>
+      <w:r>
+        <w:rPr>
+          <w:b/>
+          <w:bCs/>
+        </w:rPr>
+        <w:t xml:space="preserve"> we need 3 </w:t>
+      </w:r>
+      <w:proofErr w:type="gramStart"/>
+      <w:r>
+        <w:rPr>
+          <w:b/>
+          <w:bCs/>
+        </w:rPr>
+        <w:t>things</w:t>
       </w:r>
       <w:r>
         <w:rPr>
@@ -721,6 +1231,7 @@
         </w:rPr>
         <w:t>:-</w:t>
       </w:r>
+      <w:proofErr w:type="gramEnd"/>
     </w:p>
     <w:p>
       <w:pPr>
@@ -747,8 +1258,17 @@
           <w:bCs/>
         </w:rPr>
         <w:tab/>
-        <w:t>ex: chrome, firefox</w:t>
-      </w:r>
+        <w:t xml:space="preserve">ex: chrome, </w:t>
+      </w:r>
+      <w:proofErr w:type="spellStart"/>
+      <w:r>
+        <w:rPr>
+          <w:b/>
+          <w:bCs/>
+        </w:rPr>
+        <w:t>firefox</w:t>
+      </w:r>
+      <w:proofErr w:type="spellEnd"/>
     </w:p>
     <w:p>
       <w:pPr>
@@ -775,8 +1295,17 @@
           <w:bCs/>
         </w:rPr>
         <w:tab/>
-        <w:t>ex: incognitoo</w:t>
-      </w:r>
+        <w:t xml:space="preserve">ex: </w:t>
+      </w:r>
+      <w:proofErr w:type="spellStart"/>
+      <w:r>
+        <w:rPr>
+          <w:b/>
+          <w:bCs/>
+        </w:rPr>
+        <w:t>incognitoo</w:t>
+      </w:r>
+      <w:proofErr w:type="spellEnd"/>
     </w:p>
     <w:p>
       <w:pPr>
@@ -826,8 +1355,17 @@
           <w:b/>
           <w:bCs/>
         </w:rPr>
-        <w:t>Locator vs selector:-</w:t>
-      </w:r>
+        <w:t xml:space="preserve">Locator vs </w:t>
+      </w:r>
+      <w:proofErr w:type="gramStart"/>
+      <w:r>
+        <w:rPr>
+          <w:b/>
+          <w:bCs/>
+        </w:rPr>
+        <w:t>selector:-</w:t>
+      </w:r>
+      <w:proofErr w:type="gramEnd"/>
     </w:p>
     <w:p>
       <w:pPr>
@@ -866,19 +1404,54 @@
           <w:bCs/>
         </w:rPr>
       </w:pPr>
-      <w:r>
-        <w:rPr>
-          <w:b/>
-          <w:bCs/>
-        </w:rPr>
-        <w:t>Xpaths:- cheetsheet:-</w:t>
-      </w:r>
-    </w:p>
-    <w:p>
-      <w:pPr>
-        <w:rPr>
-          <w:b/>
-          <w:bCs/>
+      <w:proofErr w:type="spellStart"/>
+      <w:proofErr w:type="gramStart"/>
+      <w:r>
+        <w:rPr>
+          <w:b/>
+          <w:bCs/>
+        </w:rPr>
+        <w:t>Xpaths</w:t>
+      </w:r>
+      <w:proofErr w:type="spellEnd"/>
+      <w:r>
+        <w:rPr>
+          <w:b/>
+          <w:bCs/>
+        </w:rPr>
+        <w:t>:-</w:t>
+      </w:r>
+      <w:proofErr w:type="gramEnd"/>
+      <w:r>
+        <w:rPr>
+          <w:b/>
+          <w:bCs/>
+        </w:rPr>
+        <w:t xml:space="preserve"> </w:t>
+      </w:r>
+      <w:proofErr w:type="spellStart"/>
+      <w:proofErr w:type="gramStart"/>
+      <w:r>
+        <w:rPr>
+          <w:b/>
+          <w:bCs/>
+        </w:rPr>
+        <w:t>cheetsheet</w:t>
+      </w:r>
+      <w:proofErr w:type="spellEnd"/>
+      <w:r>
+        <w:rPr>
+          <w:b/>
+          <w:bCs/>
+        </w:rPr>
+        <w:t>:-</w:t>
+      </w:r>
+      <w:proofErr w:type="gramEnd"/>
+    </w:p>
+    <w:p>
+      <w:pPr>
+        <w:rPr>
+          <w:noProof/>
         </w:rPr>
       </w:pPr>
       <w:r>
@@ -929,6 +1502,212 @@
           </wp:inline>
         </w:drawing>
       </w:r>
+    </w:p>
+    <w:p>
+      <w:pPr>
+        <w:rPr>
+          <w:b/>
+          <w:bCs/>
+        </w:rPr>
+      </w:pPr>
+      <w:proofErr w:type="spellStart"/>
+      <w:r>
+        <w:rPr>
+          <w:b/>
+          <w:bCs/>
+        </w:rPr>
+        <w:t>Css</w:t>
+      </w:r>
+      <w:proofErr w:type="spellEnd"/>
+      <w:r>
+        <w:rPr>
+          <w:b/>
+          <w:bCs/>
+        </w:rPr>
+        <w:t xml:space="preserve"> </w:t>
+      </w:r>
+      <w:proofErr w:type="gramStart"/>
+      <w:r>
+        <w:rPr>
+          <w:b/>
+          <w:bCs/>
+        </w:rPr>
+        <w:t>selector:-</w:t>
+      </w:r>
+      <w:proofErr w:type="gramEnd"/>
+    </w:p>
+    <w:p>
+      <w:pPr>
+        <w:rPr>
+          <w:b/>
+          <w:bCs/>
+        </w:rPr>
+      </w:pPr>
+      <w:proofErr w:type="spellStart"/>
+      <w:proofErr w:type="gramStart"/>
+      <w:r>
+        <w:rPr>
+          <w:b/>
+          <w:bCs/>
+        </w:rPr>
+        <w:t>page.locator</w:t>
+      </w:r>
+      <w:proofErr w:type="spellEnd"/>
+      <w:proofErr w:type="gramEnd"/>
+      <w:r>
+        <w:rPr>
+          <w:b/>
+          <w:bCs/>
+        </w:rPr>
+        <w:t>('#id'</w:t>
+      </w:r>
+      <w:proofErr w:type="gramStart"/>
+      <w:r>
+        <w:rPr>
+          <w:b/>
+          <w:bCs/>
+        </w:rPr>
+        <w:t>);</w:t>
+      </w:r>
+      <w:proofErr w:type="gramEnd"/>
+    </w:p>
+    <w:p>
+      <w:pPr>
+        <w:rPr>
+          <w:b/>
+          <w:bCs/>
+        </w:rPr>
+      </w:pPr>
+      <w:proofErr w:type="spellStart"/>
+      <w:proofErr w:type="gramStart"/>
+      <w:r>
+        <w:rPr>
+          <w:b/>
+          <w:bCs/>
+        </w:rPr>
+        <w:t>page.locator</w:t>
+      </w:r>
+      <w:proofErr w:type="spellEnd"/>
+      <w:proofErr w:type="gramEnd"/>
+      <w:r>
+        <w:rPr>
+          <w:b/>
+          <w:bCs/>
+        </w:rPr>
+        <w:t>('.</w:t>
+      </w:r>
+      <w:proofErr w:type="spellStart"/>
+      <w:r>
+        <w:rPr>
+          <w:b/>
+          <w:bCs/>
+        </w:rPr>
+        <w:t>class'</w:t>
+      </w:r>
+      <w:proofErr w:type="spellEnd"/>
+      <w:proofErr w:type="gramStart"/>
+      <w:r>
+        <w:rPr>
+          <w:b/>
+          <w:bCs/>
+        </w:rPr>
+        <w:t>);</w:t>
+      </w:r>
+      <w:proofErr w:type="gramEnd"/>
+    </w:p>
+    <w:p>
+      <w:pPr>
+        <w:rPr>
+          <w:b/>
+          <w:bCs/>
+        </w:rPr>
+      </w:pPr>
+      <w:proofErr w:type="spellStart"/>
+      <w:proofErr w:type="gramStart"/>
+      <w:r>
+        <w:rPr>
+          <w:b/>
+          <w:bCs/>
+        </w:rPr>
+        <w:t>page.locator</w:t>
+      </w:r>
+      <w:proofErr w:type="spellEnd"/>
+      <w:proofErr w:type="gramEnd"/>
+      <w:r>
+        <w:rPr>
+          <w:b/>
+          <w:bCs/>
+        </w:rPr>
+        <w:t>('input[type="text"]'</w:t>
+      </w:r>
+      <w:proofErr w:type="gramStart"/>
+      <w:r>
+        <w:rPr>
+          <w:b/>
+          <w:bCs/>
+        </w:rPr>
+        <w:t>);</w:t>
+      </w:r>
+      <w:proofErr w:type="gramEnd"/>
+    </w:p>
+    <w:p>
+      <w:pPr>
+        <w:rPr>
+          <w:b/>
+          <w:bCs/>
+        </w:rPr>
+      </w:pPr>
+      <w:proofErr w:type="spellStart"/>
+      <w:proofErr w:type="gramStart"/>
+      <w:r>
+        <w:rPr>
+          <w:b/>
+          <w:bCs/>
+        </w:rPr>
+        <w:t>page.locator</w:t>
+      </w:r>
+      <w:proofErr w:type="spellEnd"/>
+      <w:proofErr w:type="gramEnd"/>
+      <w:r>
+        <w:rPr>
+          <w:b/>
+          <w:bCs/>
+        </w:rPr>
+        <w:t>('</w:t>
+      </w:r>
+      <w:proofErr w:type="spellStart"/>
+      <w:r>
+        <w:rPr>
+          <w:b/>
+          <w:bCs/>
+        </w:rPr>
+        <w:t>button.btn</w:t>
+      </w:r>
+      <w:proofErr w:type="spellEnd"/>
+      <w:r>
+        <w:rPr>
+          <w:b/>
+          <w:bCs/>
+        </w:rPr>
+        <w:t>-primary'</w:t>
+      </w:r>
+      <w:proofErr w:type="gramStart"/>
+      <w:r>
+        <w:rPr>
+          <w:b/>
+          <w:bCs/>
+        </w:rPr>
+        <w:t>);</w:t>
+      </w:r>
+      <w:proofErr w:type="gramEnd"/>
+    </w:p>
+    <w:p>
+      <w:pPr>
+        <w:rPr>
+          <w:b/>
+          <w:bCs/>
+        </w:rPr>
+      </w:pPr>
     </w:p>
     <w:p>
       <w:pPr>

--- a/Playwright.docx
+++ b/Playwright.docx
@@ -9,7 +9,6 @@
           <w:bCs/>
         </w:rPr>
       </w:pPr>
-      <w:proofErr w:type="gramStart"/>
       <w:r>
         <w:rPr>
           <w:b/>
@@ -17,7 +16,6 @@
         </w:rPr>
         <w:t>Installations:-</w:t>
       </w:r>
-      <w:proofErr w:type="gramEnd"/>
     </w:p>
     <w:p>
       <w:pPr>
@@ -46,17 +44,8 @@
           <w:b/>
           <w:bCs/>
         </w:rPr>
-        <w:t xml:space="preserve">Playwright </w:t>
-      </w:r>
-      <w:proofErr w:type="gramStart"/>
-      <w:r>
-        <w:rPr>
-          <w:b/>
-          <w:bCs/>
-        </w:rPr>
-        <w:t>Intro:-</w:t>
-      </w:r>
-      <w:proofErr w:type="gramEnd"/>
+        <w:t>Playwright Intro:-</w:t>
+      </w:r>
     </w:p>
     <w:p>
       <w:pPr>
@@ -205,21 +194,12 @@
           <w:bCs/>
         </w:rPr>
       </w:pPr>
-      <w:proofErr w:type="gramStart"/>
-      <w:r>
-        <w:rPr>
-          <w:b/>
-          <w:bCs/>
-        </w:rPr>
-        <w:t>API:-</w:t>
-      </w:r>
-      <w:proofErr w:type="gramEnd"/>
-      <w:r>
-        <w:rPr>
-          <w:b/>
-          <w:bCs/>
-        </w:rPr>
-        <w:t xml:space="preserve"> Application Programming Interface</w:t>
+      <w:r>
+        <w:rPr>
+          <w:b/>
+          <w:bCs/>
+        </w:rPr>
+        <w:t>API:- Application Programming Interface</w:t>
       </w:r>
     </w:p>
     <w:p>
@@ -249,23 +229,7 @@
           <w:b/>
           <w:bCs/>
         </w:rPr>
-        <w:t xml:space="preserve">API </w:t>
-      </w:r>
-      <w:proofErr w:type="gramStart"/>
-      <w:r>
-        <w:rPr>
-          <w:b/>
-          <w:bCs/>
-        </w:rPr>
-        <w:t>testing:-</w:t>
-      </w:r>
-      <w:proofErr w:type="gramEnd"/>
-      <w:r>
-        <w:rPr>
-          <w:b/>
-          <w:bCs/>
-        </w:rPr>
-        <w:t xml:space="preserve"> API Testing is a type of software testing where you test the backend of an application </w:t>
+        <w:t xml:space="preserve">API testing:- API Testing is a type of software testing where you test the backend of an application </w:t>
       </w:r>
     </w:p>
     <w:p>
@@ -384,53 +348,12 @@
           <w:bCs/>
         </w:rPr>
       </w:pPr>
-      <w:proofErr w:type="gramStart"/>
-      <w:r>
-        <w:rPr>
-          <w:b/>
-          <w:bCs/>
-        </w:rPr>
-        <w:t>Playwright</w:t>
-      </w:r>
-      <w:proofErr w:type="gramEnd"/>
-      <w:r>
-        <w:rPr>
-          <w:b/>
-          <w:bCs/>
-        </w:rPr>
-        <w:t xml:space="preserve"> use web socket connection means one initial </w:t>
-      </w:r>
-      <w:proofErr w:type="gramStart"/>
-      <w:r>
-        <w:rPr>
-          <w:b/>
-          <w:bCs/>
-        </w:rPr>
-        <w:t>hand shake</w:t>
-      </w:r>
-      <w:proofErr w:type="gramEnd"/>
-      <w:r>
-        <w:rPr>
-          <w:b/>
-          <w:bCs/>
-        </w:rPr>
-        <w:t xml:space="preserve"> connect is enough and all the data can the transfer by the same </w:t>
-      </w:r>
-      <w:proofErr w:type="gramStart"/>
-      <w:r>
-        <w:rPr>
-          <w:b/>
-          <w:bCs/>
-        </w:rPr>
-        <w:t>connection</w:t>
-      </w:r>
-      <w:proofErr w:type="gramEnd"/>
-      <w:r>
-        <w:rPr>
-          <w:b/>
-          <w:bCs/>
-        </w:rPr>
-        <w:t xml:space="preserve"> but selenium use http request but </w:t>
+      <w:r>
+        <w:rPr>
+          <w:b/>
+          <w:bCs/>
+        </w:rPr>
+        <w:t xml:space="preserve">Playwright use web socket connection means one initial hand shake connect is enough and all the data can the transfer by the same connection but selenium use http request but </w:t>
       </w:r>
       <w:proofErr w:type="spellStart"/>
       <w:r>
@@ -477,23 +400,7 @@
           <w:b/>
           <w:bCs/>
         </w:rPr>
-        <w:t xml:space="preserve"> because, </w:t>
-      </w:r>
-      <w:proofErr w:type="gramStart"/>
-      <w:r>
-        <w:rPr>
-          <w:b/>
-          <w:bCs/>
-        </w:rPr>
-        <w:t>most  of</w:t>
-      </w:r>
-      <w:proofErr w:type="gramEnd"/>
-      <w:r>
-        <w:rPr>
-          <w:b/>
-          <w:bCs/>
-        </w:rPr>
-        <w:t xml:space="preserve"> the websites use </w:t>
+        <w:t xml:space="preserve"> because, most  of the websites use </w:t>
       </w:r>
       <w:proofErr w:type="spellStart"/>
       <w:r>
@@ -634,17 +541,8 @@
           <w:b/>
           <w:bCs/>
         </w:rPr>
-        <w:t xml:space="preserve">In the terminal we can directly </w:t>
-      </w:r>
-      <w:proofErr w:type="gramStart"/>
-      <w:r>
-        <w:rPr>
-          <w:b/>
-          <w:bCs/>
-        </w:rPr>
-        <w:t>open:-</w:t>
-      </w:r>
-      <w:proofErr w:type="gramEnd"/>
+        <w:t>In the terminal we can directly open:-</w:t>
+      </w:r>
     </w:p>
     <w:p>
       <w:pPr>
@@ -741,21 +639,12 @@
         <w:t>url</w:t>
       </w:r>
       <w:proofErr w:type="spellEnd"/>
-      <w:proofErr w:type="gramStart"/>
-      <w:r>
-        <w:rPr>
-          <w:b/>
-          <w:bCs/>
-        </w:rPr>
-        <w:t xml:space="preserve">   (</w:t>
-      </w:r>
-      <w:proofErr w:type="gramEnd"/>
-      <w:r>
-        <w:rPr>
-          <w:b/>
-          <w:bCs/>
-        </w:rPr>
-        <w:t xml:space="preserve">we can open </w:t>
+      <w:r>
+        <w:rPr>
+          <w:b/>
+          <w:bCs/>
+        </w:rPr>
+        <w:t xml:space="preserve">   (we can open </w:t>
       </w:r>
       <w:proofErr w:type="spellStart"/>
       <w:r>
@@ -789,21 +678,12 @@
           <w:bCs/>
         </w:rPr>
       </w:pPr>
-      <w:proofErr w:type="gramStart"/>
-      <w:r>
-        <w:rPr>
-          <w:b/>
-          <w:bCs/>
-        </w:rPr>
-        <w:t>Using .spec</w:t>
-      </w:r>
-      <w:proofErr w:type="gramEnd"/>
-      <w:r>
-        <w:rPr>
-          <w:b/>
-          <w:bCs/>
-        </w:rPr>
-        <w:t xml:space="preserve"> makes it easy to separate:</w:t>
+      <w:r>
+        <w:rPr>
+          <w:b/>
+          <w:bCs/>
+        </w:rPr>
+        <w:t>Using .spec makes it easy to separate:</w:t>
       </w:r>
     </w:p>
     <w:p>
@@ -873,31 +753,15 @@
           <w:b/>
           <w:bCs/>
         </w:rPr>
-        <w:t>Test code (</w:t>
-      </w:r>
-      <w:proofErr w:type="gramStart"/>
-      <w:r>
-        <w:rPr>
-          <w:b/>
-          <w:bCs/>
-        </w:rPr>
-        <w:t>*.</w:t>
-      </w:r>
-      <w:proofErr w:type="spellStart"/>
-      <w:r>
-        <w:rPr>
-          <w:b/>
-          <w:bCs/>
-        </w:rPr>
-        <w:t>spec</w:t>
-      </w:r>
-      <w:proofErr w:type="gramEnd"/>
-      <w:r>
-        <w:rPr>
-          <w:b/>
-          <w:bCs/>
-        </w:rPr>
-        <w:t>.ts</w:t>
+        <w:t>Test code (*.</w:t>
+      </w:r>
+      <w:proofErr w:type="spellStart"/>
+      <w:r>
+        <w:rPr>
+          <w:b/>
+          <w:bCs/>
+        </w:rPr>
+        <w:t>spec.ts</w:t>
       </w:r>
       <w:proofErr w:type="spellEnd"/>
       <w:r>
@@ -946,7 +810,6 @@
           <w:bCs/>
         </w:rPr>
       </w:pPr>
-      <w:proofErr w:type="gramStart"/>
       <w:r>
         <w:rPr>
           <w:b/>
@@ -954,7 +817,6 @@
         </w:rPr>
         <w:t>Commands:-</w:t>
       </w:r>
-      <w:proofErr w:type="gramEnd"/>
     </w:p>
     <w:p>
       <w:pPr>
@@ -980,21 +842,12 @@
         <w:t xml:space="preserve"> playwright test </w:t>
       </w:r>
       <w:proofErr w:type="spellStart"/>
-      <w:proofErr w:type="gramStart"/>
-      <w:r>
-        <w:rPr>
-          <w:b/>
-          <w:bCs/>
-        </w:rPr>
-        <w:t>example.spec</w:t>
-      </w:r>
-      <w:proofErr w:type="gramEnd"/>
-      <w:r>
-        <w:rPr>
-          <w:b/>
-          <w:bCs/>
-        </w:rPr>
-        <w:t>.ts</w:t>
+      <w:r>
+        <w:rPr>
+          <w:b/>
+          <w:bCs/>
+        </w:rPr>
+        <w:t>example.spec.ts</w:t>
       </w:r>
       <w:proofErr w:type="spellEnd"/>
       <w:r>
@@ -1146,7 +999,6 @@
           <w:bCs/>
         </w:rPr>
       </w:pPr>
-      <w:proofErr w:type="gramStart"/>
       <w:r>
         <w:rPr>
           <w:b/>
@@ -1161,7 +1013,6 @@
         </w:rPr>
         <w:tab/>
       </w:r>
-      <w:proofErr w:type="gramEnd"/>
       <w:r>
         <w:rPr>
           <w:b/>
@@ -1185,44 +1036,208 @@
           <w:bCs/>
         </w:rPr>
       </w:pPr>
-    </w:p>
-    <w:p>
-      <w:pPr>
-        <w:rPr>
-          <w:b/>
-          <w:bCs/>
-        </w:rPr>
-      </w:pPr>
-      <w:r>
-        <w:rPr>
-          <w:b/>
-          <w:bCs/>
-        </w:rPr>
-        <w:t xml:space="preserve">To run in </w:t>
-      </w:r>
-      <w:proofErr w:type="gramStart"/>
-      <w:r>
-        <w:rPr>
-          <w:b/>
-          <w:bCs/>
-        </w:rPr>
-        <w:t>webpage</w:t>
-      </w:r>
-      <w:proofErr w:type="gramEnd"/>
-      <w:r>
-        <w:rPr>
-          <w:b/>
-          <w:bCs/>
-        </w:rPr>
-        <w:t xml:space="preserve"> we need 3 </w:t>
-      </w:r>
-      <w:proofErr w:type="gramStart"/>
-      <w:r>
-        <w:rPr>
-          <w:b/>
-          <w:bCs/>
-        </w:rPr>
-        <w:t>things</w:t>
+      <w:proofErr w:type="spellStart"/>
+      <w:r>
+        <w:rPr>
+          <w:b/>
+          <w:bCs/>
+        </w:rPr>
+        <w:t>npx</w:t>
+      </w:r>
+      <w:proofErr w:type="spellEnd"/>
+      <w:r>
+        <w:rPr>
+          <w:b/>
+          <w:bCs/>
+        </w:rPr>
+        <w:t xml:space="preserve"> playwright test </w:t>
+      </w:r>
+      <w:r>
+        <w:rPr>
+          <w:b/>
+          <w:bCs/>
+        </w:rPr>
+        <w:t xml:space="preserve">--headed </w:t>
+      </w:r>
+      <w:r>
+        <w:rPr>
+          <w:b/>
+          <w:bCs/>
+        </w:rPr>
+        <w:tab/>
+        <w:t>-&gt; run in headed mode for all test folder</w:t>
+      </w:r>
+    </w:p>
+    <w:p>
+      <w:pPr>
+        <w:rPr>
+          <w:b/>
+          <w:bCs/>
+        </w:rPr>
+      </w:pPr>
+      <w:proofErr w:type="spellStart"/>
+      <w:r>
+        <w:rPr>
+          <w:b/>
+          <w:bCs/>
+        </w:rPr>
+        <w:t>npx</w:t>
+      </w:r>
+      <w:proofErr w:type="spellEnd"/>
+      <w:r>
+        <w:rPr>
+          <w:b/>
+          <w:bCs/>
+        </w:rPr>
+        <w:t xml:space="preserve"> playwright test </w:t>
+      </w:r>
+      <w:r>
+        <w:rPr>
+          <w:b/>
+          <w:bCs/>
+        </w:rPr>
+        <w:t>--</w:t>
+      </w:r>
+      <w:r>
+        <w:rPr>
+          <w:b/>
+          <w:bCs/>
+        </w:rPr>
+        <w:t xml:space="preserve">headless  </w:t>
+      </w:r>
+      <w:r>
+        <w:rPr>
+          <w:b/>
+          <w:bCs/>
+        </w:rPr>
+        <w:tab/>
+        <w:t xml:space="preserve">-&gt; run in </w:t>
+      </w:r>
+      <w:proofErr w:type="spellStart"/>
+      <w:r>
+        <w:rPr>
+          <w:b/>
+          <w:bCs/>
+        </w:rPr>
+        <w:t>headedless</w:t>
+      </w:r>
+      <w:proofErr w:type="spellEnd"/>
+      <w:r>
+        <w:rPr>
+          <w:b/>
+          <w:bCs/>
+        </w:rPr>
+        <w:t xml:space="preserve"> mode for all test folder and its fast because of no </w:t>
+      </w:r>
+      <w:proofErr w:type="spellStart"/>
+      <w:r>
+        <w:rPr>
+          <w:b/>
+          <w:bCs/>
+        </w:rPr>
+        <w:t>ui</w:t>
+      </w:r>
+      <w:proofErr w:type="spellEnd"/>
+      <w:r>
+        <w:rPr>
+          <w:b/>
+          <w:bCs/>
+        </w:rPr>
+        <w:t xml:space="preserve"> rendering</w:t>
+      </w:r>
+    </w:p>
+    <w:p>
+      <w:pPr>
+        <w:rPr>
+          <w:b/>
+          <w:bCs/>
+        </w:rPr>
+      </w:pPr>
+      <w:proofErr w:type="spellStart"/>
+      <w:r>
+        <w:rPr>
+          <w:b/>
+          <w:bCs/>
+        </w:rPr>
+        <w:t>npx</w:t>
+      </w:r>
+      <w:proofErr w:type="spellEnd"/>
+      <w:r>
+        <w:rPr>
+          <w:b/>
+          <w:bCs/>
+        </w:rPr>
+        <w:t xml:space="preserve"> playwright test </w:t>
+      </w:r>
+      <w:r>
+        <w:rPr>
+          <w:b/>
+          <w:bCs/>
+        </w:rPr>
+        <w:t>--</w:t>
+      </w:r>
+      <w:proofErr w:type="spellStart"/>
+      <w:r>
+        <w:rPr>
+          <w:b/>
+          <w:bCs/>
+        </w:rPr>
+        <w:t>ui</w:t>
+      </w:r>
+      <w:proofErr w:type="spellEnd"/>
+      <w:r>
+        <w:rPr>
+          <w:b/>
+          <w:bCs/>
+        </w:rPr>
+        <w:t xml:space="preserve">  </w:t>
+      </w:r>
+      <w:r>
+        <w:rPr>
+          <w:b/>
+          <w:bCs/>
+        </w:rPr>
+        <w:tab/>
+        <w:t xml:space="preserve">-&gt; it will open playwright </w:t>
+      </w:r>
+      <w:proofErr w:type="spellStart"/>
+      <w:r>
+        <w:rPr>
+          <w:b/>
+          <w:bCs/>
+        </w:rPr>
+        <w:t>ui</w:t>
+      </w:r>
+      <w:proofErr w:type="spellEnd"/>
+      <w:r>
+        <w:rPr>
+          <w:b/>
+          <w:bCs/>
+        </w:rPr>
+        <w:t xml:space="preserve"> same as file explorer</w:t>
+      </w:r>
+    </w:p>
+    <w:p>
+      <w:pPr>
+        <w:rPr>
+          <w:b/>
+          <w:bCs/>
+        </w:rPr>
+      </w:pPr>
+    </w:p>
+    <w:p>
+      <w:pPr>
+        <w:rPr>
+          <w:b/>
+          <w:bCs/>
+        </w:rPr>
+      </w:pPr>
+      <w:r>
+        <w:rPr>
+          <w:b/>
+          <w:bCs/>
+        </w:rPr>
+        <w:t>To run in webpage we need 3 things</w:t>
       </w:r>
       <w:r>
         <w:rPr>
@@ -1231,7 +1246,6 @@
         </w:rPr>
         <w:t>:-</w:t>
       </w:r>
-      <w:proofErr w:type="gramEnd"/>
     </w:p>
     <w:p>
       <w:pPr>
@@ -1355,17 +1369,8 @@
           <w:b/>
           <w:bCs/>
         </w:rPr>
-        <w:t xml:space="preserve">Locator vs </w:t>
-      </w:r>
-      <w:proofErr w:type="gramStart"/>
-      <w:r>
-        <w:rPr>
-          <w:b/>
-          <w:bCs/>
-        </w:rPr>
-        <w:t>selector:-</w:t>
-      </w:r>
-      <w:proofErr w:type="gramEnd"/>
+        <w:t>Locator vs selector:-</w:t>
+      </w:r>
     </w:p>
     <w:p>
       <w:pPr>
@@ -1405,12 +1410,12 @@
         </w:rPr>
       </w:pPr>
       <w:proofErr w:type="spellStart"/>
-      <w:proofErr w:type="gramStart"/>
-      <w:r>
-        <w:rPr>
-          <w:b/>
-          <w:bCs/>
-        </w:rPr>
+      <w:r>
+        <w:rPr>
+          <w:b/>
+          <w:bCs/>
+        </w:rPr>
+        <w:lastRenderedPageBreak/>
         <w:t>Xpaths</w:t>
       </w:r>
       <w:proofErr w:type="spellEnd"/>
@@ -1419,52 +1424,42 @@
           <w:b/>
           <w:bCs/>
         </w:rPr>
+        <w:t xml:space="preserve">:- </w:t>
+      </w:r>
+      <w:proofErr w:type="spellStart"/>
+      <w:r>
+        <w:rPr>
+          <w:b/>
+          <w:bCs/>
+        </w:rPr>
+        <w:t>cheetsheet</w:t>
+      </w:r>
+      <w:proofErr w:type="spellEnd"/>
+      <w:r>
+        <w:rPr>
+          <w:b/>
+          <w:bCs/>
+        </w:rPr>
         <w:t>:-</w:t>
       </w:r>
-      <w:proofErr w:type="gramEnd"/>
-      <w:r>
-        <w:rPr>
-          <w:b/>
-          <w:bCs/>
+    </w:p>
+    <w:p>
+      <w:pPr>
+        <w:rPr>
+          <w:noProof/>
+        </w:rPr>
+      </w:pPr>
+      <w:r>
+        <w:rPr>
+          <w:noProof/>
         </w:rPr>
         <w:t xml:space="preserve"> </w:t>
       </w:r>
-      <w:proofErr w:type="spellStart"/>
-      <w:proofErr w:type="gramStart"/>
-      <w:r>
-        <w:rPr>
-          <w:b/>
-          <w:bCs/>
-        </w:rPr>
-        <w:t>cheetsheet</w:t>
-      </w:r>
-      <w:proofErr w:type="spellEnd"/>
-      <w:r>
-        <w:rPr>
-          <w:b/>
-          <w:bCs/>
-        </w:rPr>
-        <w:t>:-</w:t>
-      </w:r>
-      <w:proofErr w:type="gramEnd"/>
-    </w:p>
-    <w:p>
-      <w:pPr>
-        <w:rPr>
+      <w:r>
+        <w:rPr>
+          <w:b/>
+          <w:bCs/>
           <w:noProof/>
-        </w:rPr>
-      </w:pPr>
-      <w:r>
-        <w:rPr>
-          <w:noProof/>
-        </w:rPr>
-        <w:lastRenderedPageBreak/>
-        <w:t xml:space="preserve"> </w:t>
-      </w:r>
-      <w:r>
-        <w:rPr>
-          <w:b/>
-          <w:bCs/>
         </w:rPr>
         <w:drawing>
           <wp:inline distT="0" distB="0" distL="0" distR="0" wp14:anchorId="6906A5A0" wp14:editId="3F0CE08A">
@@ -1524,206 +1519,688 @@
           <w:b/>
           <w:bCs/>
         </w:rPr>
+        <w:t xml:space="preserve"> selector:-</w:t>
+      </w:r>
+    </w:p>
+    <w:p>
+      <w:pPr>
+        <w:rPr>
+          <w:b/>
+          <w:bCs/>
+        </w:rPr>
+      </w:pPr>
+      <w:proofErr w:type="spellStart"/>
+      <w:r>
+        <w:rPr>
+          <w:b/>
+          <w:bCs/>
+        </w:rPr>
+        <w:t>page.locator</w:t>
+      </w:r>
+      <w:proofErr w:type="spellEnd"/>
+      <w:r>
+        <w:rPr>
+          <w:b/>
+          <w:bCs/>
+        </w:rPr>
+        <w:t>('#id');</w:t>
+      </w:r>
+    </w:p>
+    <w:p>
+      <w:pPr>
+        <w:rPr>
+          <w:b/>
+          <w:bCs/>
+        </w:rPr>
+      </w:pPr>
+      <w:proofErr w:type="spellStart"/>
+      <w:r>
+        <w:rPr>
+          <w:b/>
+          <w:bCs/>
+        </w:rPr>
+        <w:t>page.locator</w:t>
+      </w:r>
+      <w:proofErr w:type="spellEnd"/>
+      <w:r>
+        <w:rPr>
+          <w:b/>
+          <w:bCs/>
+        </w:rPr>
+        <w:t>('.</w:t>
+      </w:r>
+      <w:proofErr w:type="spellStart"/>
+      <w:r>
+        <w:rPr>
+          <w:b/>
+          <w:bCs/>
+        </w:rPr>
+        <w:t>class'</w:t>
+      </w:r>
+      <w:proofErr w:type="spellEnd"/>
+      <w:r>
+        <w:rPr>
+          <w:b/>
+          <w:bCs/>
+        </w:rPr>
+        <w:t>);</w:t>
+      </w:r>
+    </w:p>
+    <w:p>
+      <w:pPr>
+        <w:rPr>
+          <w:b/>
+          <w:bCs/>
+        </w:rPr>
+      </w:pPr>
+      <w:proofErr w:type="spellStart"/>
+      <w:r>
+        <w:rPr>
+          <w:b/>
+          <w:bCs/>
+        </w:rPr>
+        <w:t>page.locator</w:t>
+      </w:r>
+      <w:proofErr w:type="spellEnd"/>
+      <w:r>
+        <w:rPr>
+          <w:b/>
+          <w:bCs/>
+        </w:rPr>
+        <w:t>('input[type="text"]');</w:t>
+      </w:r>
+    </w:p>
+    <w:p>
+      <w:pPr>
+        <w:rPr>
+          <w:b/>
+          <w:bCs/>
+        </w:rPr>
+      </w:pPr>
+      <w:proofErr w:type="spellStart"/>
+      <w:r>
+        <w:rPr>
+          <w:b/>
+          <w:bCs/>
+        </w:rPr>
+        <w:t>page.locator</w:t>
+      </w:r>
+      <w:proofErr w:type="spellEnd"/>
+      <w:r>
+        <w:rPr>
+          <w:b/>
+          <w:bCs/>
+        </w:rPr>
+        <w:t>('</w:t>
+      </w:r>
+      <w:proofErr w:type="spellStart"/>
+      <w:r>
+        <w:rPr>
+          <w:b/>
+          <w:bCs/>
+        </w:rPr>
+        <w:t>button.btn</w:t>
+      </w:r>
+      <w:proofErr w:type="spellEnd"/>
+      <w:r>
+        <w:rPr>
+          <w:b/>
+          <w:bCs/>
+        </w:rPr>
+        <w:t>-primary');</w:t>
+      </w:r>
+    </w:p>
+    <w:p>
+      <w:pPr>
+        <w:rPr>
+          <w:b/>
+          <w:bCs/>
+        </w:rPr>
+      </w:pPr>
+    </w:p>
+    <w:p>
+      <w:pPr>
+        <w:rPr>
+          <w:b/>
+          <w:bCs/>
+        </w:rPr>
+      </w:pPr>
+      <w:r>
+        <w:rPr>
+          <w:b/>
+          <w:bCs/>
+        </w:rPr>
+        <w:t>Assertions:-</w:t>
+      </w:r>
+      <w:r>
+        <w:rPr>
+          <w:noProof/>
+        </w:rPr>
         <w:t xml:space="preserve"> </w:t>
       </w:r>
-      <w:proofErr w:type="gramStart"/>
-      <w:r>
-        <w:rPr>
-          <w:b/>
-          <w:bCs/>
-        </w:rPr>
-        <w:t>selector:-</w:t>
-      </w:r>
-      <w:proofErr w:type="gramEnd"/>
-    </w:p>
-    <w:p>
-      <w:pPr>
-        <w:rPr>
-          <w:b/>
-          <w:bCs/>
-        </w:rPr>
-      </w:pPr>
-      <w:proofErr w:type="spellStart"/>
-      <w:proofErr w:type="gramStart"/>
-      <w:r>
-        <w:rPr>
-          <w:b/>
-          <w:bCs/>
-        </w:rPr>
-        <w:t>page.locator</w:t>
-      </w:r>
-      <w:proofErr w:type="spellEnd"/>
-      <w:proofErr w:type="gramEnd"/>
-      <w:r>
-        <w:rPr>
-          <w:b/>
-          <w:bCs/>
-        </w:rPr>
-        <w:t>('#id'</w:t>
-      </w:r>
-      <w:proofErr w:type="gramStart"/>
-      <w:r>
-        <w:rPr>
-          <w:b/>
-          <w:bCs/>
-        </w:rPr>
-        <w:t>);</w:t>
-      </w:r>
-      <w:proofErr w:type="gramEnd"/>
-    </w:p>
-    <w:p>
-      <w:pPr>
-        <w:rPr>
-          <w:b/>
-          <w:bCs/>
-        </w:rPr>
-      </w:pPr>
-      <w:proofErr w:type="spellStart"/>
-      <w:proofErr w:type="gramStart"/>
-      <w:r>
-        <w:rPr>
-          <w:b/>
-          <w:bCs/>
-        </w:rPr>
-        <w:t>page.locator</w:t>
-      </w:r>
-      <w:proofErr w:type="spellEnd"/>
-      <w:proofErr w:type="gramEnd"/>
-      <w:r>
-        <w:rPr>
-          <w:b/>
-          <w:bCs/>
-        </w:rPr>
-        <w:t>('.</w:t>
-      </w:r>
-      <w:proofErr w:type="spellStart"/>
-      <w:r>
-        <w:rPr>
-          <w:b/>
-          <w:bCs/>
-        </w:rPr>
-        <w:t>class'</w:t>
-      </w:r>
-      <w:proofErr w:type="spellEnd"/>
-      <w:proofErr w:type="gramStart"/>
-      <w:r>
-        <w:rPr>
-          <w:b/>
-          <w:bCs/>
-        </w:rPr>
-        <w:t>);</w:t>
-      </w:r>
-      <w:proofErr w:type="gramEnd"/>
-    </w:p>
-    <w:p>
-      <w:pPr>
-        <w:rPr>
-          <w:b/>
-          <w:bCs/>
-        </w:rPr>
-      </w:pPr>
-      <w:proofErr w:type="spellStart"/>
-      <w:proofErr w:type="gramStart"/>
-      <w:r>
-        <w:rPr>
-          <w:b/>
-          <w:bCs/>
-        </w:rPr>
-        <w:t>page.locator</w:t>
-      </w:r>
-      <w:proofErr w:type="spellEnd"/>
-      <w:proofErr w:type="gramEnd"/>
-      <w:r>
-        <w:rPr>
-          <w:b/>
-          <w:bCs/>
-        </w:rPr>
-        <w:t>('input[type="text"]'</w:t>
-      </w:r>
-      <w:proofErr w:type="gramStart"/>
-      <w:r>
-        <w:rPr>
-          <w:b/>
-          <w:bCs/>
-        </w:rPr>
-        <w:t>);</w:t>
-      </w:r>
-      <w:proofErr w:type="gramEnd"/>
-    </w:p>
-    <w:p>
-      <w:pPr>
-        <w:rPr>
-          <w:b/>
-          <w:bCs/>
-        </w:rPr>
-      </w:pPr>
-      <w:proofErr w:type="spellStart"/>
-      <w:proofErr w:type="gramStart"/>
-      <w:r>
-        <w:rPr>
-          <w:b/>
-          <w:bCs/>
-        </w:rPr>
-        <w:t>page.locator</w:t>
-      </w:r>
-      <w:proofErr w:type="spellEnd"/>
-      <w:proofErr w:type="gramEnd"/>
-      <w:r>
-        <w:rPr>
-          <w:b/>
-          <w:bCs/>
-        </w:rPr>
-        <w:t>('</w:t>
-      </w:r>
-      <w:proofErr w:type="spellStart"/>
-      <w:r>
-        <w:rPr>
-          <w:b/>
-          <w:bCs/>
-        </w:rPr>
-        <w:t>button.btn</w:t>
-      </w:r>
-      <w:proofErr w:type="spellEnd"/>
-      <w:r>
-        <w:rPr>
-          <w:b/>
-          <w:bCs/>
-        </w:rPr>
-        <w:t>-primary'</w:t>
-      </w:r>
-      <w:proofErr w:type="gramStart"/>
-      <w:r>
-        <w:rPr>
-          <w:b/>
-          <w:bCs/>
-        </w:rPr>
-        <w:t>);</w:t>
-      </w:r>
-      <w:proofErr w:type="gramEnd"/>
-    </w:p>
-    <w:p>
-      <w:pPr>
-        <w:rPr>
-          <w:b/>
-          <w:bCs/>
-        </w:rPr>
-      </w:pPr>
-    </w:p>
-    <w:p>
-      <w:pPr>
-        <w:rPr>
-          <w:b/>
-          <w:bCs/>
-        </w:rPr>
-      </w:pPr>
-    </w:p>
-    <w:p>
-      <w:pPr>
-        <w:rPr>
-          <w:b/>
-          <w:bCs/>
-        </w:rPr>
-      </w:pPr>
+      <w:r>
+        <w:rPr>
+          <w:noProof/>
+        </w:rPr>
+        <w:t>mainly 30 assertions</w:t>
+      </w:r>
+      <w:r>
+        <w:rPr>
+          <w:b/>
+          <w:bCs/>
+        </w:rPr>
+        <w:drawing>
+          <wp:inline distT="0" distB="0" distL="0" distR="0" wp14:anchorId="62A84661" wp14:editId="5A6190CC">
+            <wp:extent cx="5731510" cy="3879215"/>
+            <wp:effectExtent l="0" t="0" r="2540" b="6985"/>
+            <wp:docPr id="1692407469" name="Picture 1"/>
+            <wp:cNvGraphicFramePr>
+              <a:graphicFrameLocks xmlns:a="http://schemas.openxmlformats.org/drawingml/2006/main" noChangeAspect="1"/>
+            </wp:cNvGraphicFramePr>
+            <a:graphic xmlns:a="http://schemas.openxmlformats.org/drawingml/2006/main">
+              <a:graphicData uri="http://schemas.openxmlformats.org/drawingml/2006/picture">
+                <pic:pic xmlns:pic="http://schemas.openxmlformats.org/drawingml/2006/picture">
+                  <pic:nvPicPr>
+                    <pic:cNvPr id="1692407469" name=""/>
+                    <pic:cNvPicPr/>
+                  </pic:nvPicPr>
+                  <pic:blipFill>
+                    <a:blip r:embed="rId11"/>
+                    <a:stretch>
+                      <a:fillRect/>
+                    </a:stretch>
+                  </pic:blipFill>
+                  <pic:spPr>
+                    <a:xfrm>
+                      <a:off x="0" y="0"/>
+                      <a:ext cx="5731510" cy="3879215"/>
+                    </a:xfrm>
+                    <a:prstGeom prst="rect">
+                      <a:avLst/>
+                    </a:prstGeom>
+                  </pic:spPr>
+                </pic:pic>
+              </a:graphicData>
+            </a:graphic>
+          </wp:inline>
+        </w:drawing>
+      </w:r>
+    </w:p>
+    <w:p>
+      <w:pPr>
+        <w:rPr>
+          <w:b/>
+          <w:bCs/>
+        </w:rPr>
+      </w:pPr>
+      <w:r>
+        <w:rPr>
+          <w:b/>
+          <w:bCs/>
+        </w:rPr>
+        <w:drawing>
+          <wp:inline distT="0" distB="0" distL="0" distR="0" wp14:anchorId="0B19ADA1" wp14:editId="6F3EABAF">
+            <wp:extent cx="5731510" cy="3647440"/>
+            <wp:effectExtent l="0" t="0" r="2540" b="0"/>
+            <wp:docPr id="132107030" name="Picture 1"/>
+            <wp:cNvGraphicFramePr>
+              <a:graphicFrameLocks xmlns:a="http://schemas.openxmlformats.org/drawingml/2006/main" noChangeAspect="1"/>
+            </wp:cNvGraphicFramePr>
+            <a:graphic xmlns:a="http://schemas.openxmlformats.org/drawingml/2006/main">
+              <a:graphicData uri="http://schemas.openxmlformats.org/drawingml/2006/picture">
+                <pic:pic xmlns:pic="http://schemas.openxmlformats.org/drawingml/2006/picture">
+                  <pic:nvPicPr>
+                    <pic:cNvPr id="132107030" name=""/>
+                    <pic:cNvPicPr/>
+                  </pic:nvPicPr>
+                  <pic:blipFill>
+                    <a:blip r:embed="rId12"/>
+                    <a:stretch>
+                      <a:fillRect/>
+                    </a:stretch>
+                  </pic:blipFill>
+                  <pic:spPr>
+                    <a:xfrm>
+                      <a:off x="0" y="0"/>
+                      <a:ext cx="5731510" cy="3647440"/>
+                    </a:xfrm>
+                    <a:prstGeom prst="rect">
+                      <a:avLst/>
+                    </a:prstGeom>
+                  </pic:spPr>
+                </pic:pic>
+              </a:graphicData>
+            </a:graphic>
+          </wp:inline>
+        </w:drawing>
+      </w:r>
+    </w:p>
+    <w:p>
+      <w:pPr>
+        <w:rPr>
+          <w:b/>
+          <w:bCs/>
+        </w:rPr>
+      </w:pPr>
+    </w:p>
+    <w:p>
+      <w:pPr>
+        <w:rPr>
+          <w:b/>
+          <w:bCs/>
+        </w:rPr>
+      </w:pPr>
+    </w:p>
+    <w:p>
+      <w:pPr>
+        <w:rPr>
+          <w:b/>
+          <w:bCs/>
+        </w:rPr>
+      </w:pPr>
+      <w:r>
+        <w:rPr>
+          <w:b/>
+          <w:bCs/>
+        </w:rPr>
+        <w:lastRenderedPageBreak/>
+        <w:t>Dropdown :-</w:t>
+      </w:r>
+    </w:p>
+    <w:p>
+      <w:pPr>
+        <w:rPr>
+          <w:b/>
+          <w:bCs/>
+        </w:rPr>
+      </w:pPr>
+      <w:r>
+        <w:rPr>
+          <w:b/>
+          <w:bCs/>
+        </w:rPr>
+        <w:t xml:space="preserve">We can do it by 3 ways:- </w:t>
+      </w:r>
+    </w:p>
+    <w:p>
+      <w:pPr>
+        <w:pStyle w:val="ListParagraph"/>
+        <w:numPr>
+          <w:ilvl w:val="0"/>
+          <w:numId w:val="3"/>
+        </w:numPr>
+        <w:rPr>
+          <w:b/>
+          <w:bCs/>
+        </w:rPr>
+      </w:pPr>
+      <w:r>
+        <w:rPr>
+          <w:b/>
+          <w:bCs/>
+        </w:rPr>
+        <w:t>By value</w:t>
+      </w:r>
+    </w:p>
+    <w:p>
+      <w:pPr>
+        <w:pStyle w:val="ListParagraph"/>
+        <w:numPr>
+          <w:ilvl w:val="0"/>
+          <w:numId w:val="3"/>
+        </w:numPr>
+        <w:rPr>
+          <w:b/>
+          <w:bCs/>
+        </w:rPr>
+      </w:pPr>
+      <w:r>
+        <w:rPr>
+          <w:b/>
+          <w:bCs/>
+        </w:rPr>
+        <w:t>By Label</w:t>
+      </w:r>
+    </w:p>
+    <w:p>
+      <w:pPr>
+        <w:pStyle w:val="ListParagraph"/>
+        <w:numPr>
+          <w:ilvl w:val="0"/>
+          <w:numId w:val="3"/>
+        </w:numPr>
+        <w:rPr>
+          <w:b/>
+          <w:bCs/>
+        </w:rPr>
+      </w:pPr>
+      <w:r>
+        <w:rPr>
+          <w:b/>
+          <w:bCs/>
+        </w:rPr>
+        <w:t>By index</w:t>
+      </w:r>
+    </w:p>
+    <w:p>
+      <w:pPr>
+        <w:ind w:left="360"/>
+        <w:rPr>
+          <w:noProof/>
+        </w:rPr>
+      </w:pPr>
+      <w:r>
+        <w:rPr>
+          <w:b/>
+          <w:bCs/>
+        </w:rPr>
+        <w:t>Example:-</w:t>
+      </w:r>
+      <w:r>
+        <w:rPr>
+          <w:noProof/>
+        </w:rPr>
+        <w:t xml:space="preserve"> </w:t>
+      </w:r>
+      <w:r>
+        <w:drawing>
+          <wp:inline distT="0" distB="0" distL="0" distR="0" wp14:anchorId="2043D1FC" wp14:editId="76FA1E10">
+            <wp:extent cx="5257800" cy="3897040"/>
+            <wp:effectExtent l="0" t="0" r="0" b="8255"/>
+            <wp:docPr id="441698668" name="Picture 1"/>
+            <wp:cNvGraphicFramePr>
+              <a:graphicFrameLocks xmlns:a="http://schemas.openxmlformats.org/drawingml/2006/main" noChangeAspect="1"/>
+            </wp:cNvGraphicFramePr>
+            <a:graphic xmlns:a="http://schemas.openxmlformats.org/drawingml/2006/main">
+              <a:graphicData uri="http://schemas.openxmlformats.org/drawingml/2006/picture">
+                <pic:pic xmlns:pic="http://schemas.openxmlformats.org/drawingml/2006/picture">
+                  <pic:nvPicPr>
+                    <pic:cNvPr id="441698668" name=""/>
+                    <pic:cNvPicPr/>
+                  </pic:nvPicPr>
+                  <pic:blipFill>
+                    <a:blip r:embed="rId13"/>
+                    <a:stretch>
+                      <a:fillRect/>
+                    </a:stretch>
+                  </pic:blipFill>
+                  <pic:spPr>
+                    <a:xfrm>
+                      <a:off x="0" y="0"/>
+                      <a:ext cx="5258307" cy="3897416"/>
+                    </a:xfrm>
+                    <a:prstGeom prst="rect">
+                      <a:avLst/>
+                    </a:prstGeom>
+                  </pic:spPr>
+                </pic:pic>
+              </a:graphicData>
+            </a:graphic>
+          </wp:inline>
+        </w:drawing>
+      </w:r>
+    </w:p>
+    <w:p>
+      <w:pPr>
+        <w:ind w:left="360"/>
+        <w:rPr>
+          <w:b/>
+          <w:bCs/>
+        </w:rPr>
+      </w:pPr>
+      <w:r>
+        <w:rPr>
+          <w:b/>
+          <w:bCs/>
+        </w:rPr>
+        <w:t>Frame:-</w:t>
+      </w:r>
+    </w:p>
+    <w:p>
+      <w:pPr>
+        <w:ind w:left="360"/>
+        <w:rPr>
+          <w:b/>
+          <w:bCs/>
+        </w:rPr>
+      </w:pPr>
+      <w:r>
+        <w:rPr>
+          <w:b/>
+          <w:bCs/>
+        </w:rPr>
+        <w:t xml:space="preserve">The page embedded into another page we know as frame </w:t>
+      </w:r>
+    </w:p>
+    <w:p>
+      <w:pPr>
+        <w:ind w:left="360"/>
+        <w:rPr>
+          <w:b/>
+          <w:bCs/>
+        </w:rPr>
+      </w:pPr>
+      <w:r>
+        <w:rPr>
+          <w:b/>
+          <w:bCs/>
+        </w:rPr>
+        <w:t>Alerts:- playwright automatically handles this dialogs but if we need to do specifically we need to do script</w:t>
+      </w:r>
+    </w:p>
+    <w:p>
+      <w:pPr>
+        <w:ind w:left="360"/>
+        <w:rPr>
+          <w:b/>
+          <w:bCs/>
+        </w:rPr>
+      </w:pPr>
+      <w:r>
+        <w:rPr>
+          <w:b/>
+          <w:bCs/>
+        </w:rPr>
+        <w:t>4 types of alerts:</w:t>
+      </w:r>
+    </w:p>
+    <w:p>
+      <w:pPr>
+        <w:rPr>
+          <w:b/>
+          <w:bCs/>
+        </w:rPr>
+      </w:pPr>
+      <w:r>
+        <w:rPr>
+          <w:b/>
+          <w:bCs/>
+        </w:rPr>
+        <w:drawing>
+          <wp:inline distT="0" distB="0" distL="0" distR="0" wp14:anchorId="6A527353" wp14:editId="302C5BF4">
+            <wp:extent cx="5731510" cy="1431290"/>
+            <wp:effectExtent l="0" t="0" r="2540" b="0"/>
+            <wp:docPr id="1839628537" name="Picture 1"/>
+            <wp:cNvGraphicFramePr>
+              <a:graphicFrameLocks xmlns:a="http://schemas.openxmlformats.org/drawingml/2006/main" noChangeAspect="1"/>
+            </wp:cNvGraphicFramePr>
+            <a:graphic xmlns:a="http://schemas.openxmlformats.org/drawingml/2006/main">
+              <a:graphicData uri="http://schemas.openxmlformats.org/drawingml/2006/picture">
+                <pic:pic xmlns:pic="http://schemas.openxmlformats.org/drawingml/2006/picture">
+                  <pic:nvPicPr>
+                    <pic:cNvPr id="1839628537" name=""/>
+                    <pic:cNvPicPr/>
+                  </pic:nvPicPr>
+                  <pic:blipFill>
+                    <a:blip r:embed="rId14"/>
+                    <a:stretch>
+                      <a:fillRect/>
+                    </a:stretch>
+                  </pic:blipFill>
+                  <pic:spPr>
+                    <a:xfrm>
+                      <a:off x="0" y="0"/>
+                      <a:ext cx="5731510" cy="1431290"/>
+                    </a:xfrm>
+                    <a:prstGeom prst="rect">
+                      <a:avLst/>
+                    </a:prstGeom>
+                  </pic:spPr>
+                </pic:pic>
+              </a:graphicData>
+            </a:graphic>
+          </wp:inline>
+        </w:drawing>
+      </w:r>
+    </w:p>
+    <w:p>
+      <w:pPr>
+        <w:rPr>
+          <w:b/>
+          <w:bCs/>
+        </w:rPr>
+      </w:pPr>
+      <w:proofErr w:type="spellStart"/>
+      <w:r>
+        <w:rPr>
+          <w:b/>
+          <w:bCs/>
+        </w:rPr>
+        <w:lastRenderedPageBreak/>
+        <w:t>Page.on</w:t>
+      </w:r>
+      <w:proofErr w:type="spellEnd"/>
+      <w:r>
+        <w:rPr>
+          <w:b/>
+          <w:bCs/>
+        </w:rPr>
+        <w:t>(`</w:t>
+      </w:r>
+      <w:proofErr w:type="spellStart"/>
+      <w:r>
+        <w:rPr>
+          <w:b/>
+          <w:bCs/>
+        </w:rPr>
+        <w:t>dialog`,dialog</w:t>
+      </w:r>
+      <w:proofErr w:type="spellEnd"/>
+      <w:r>
+        <w:rPr>
+          <w:b/>
+          <w:bCs/>
+        </w:rPr>
+        <w:t>=&gt;</w:t>
+      </w:r>
+      <w:proofErr w:type="spellStart"/>
+      <w:r>
+        <w:rPr>
+          <w:b/>
+          <w:bCs/>
+        </w:rPr>
+        <w:t>dialog.dismiss</w:t>
+      </w:r>
+      <w:proofErr w:type="spellEnd"/>
+      <w:r>
+        <w:rPr>
+          <w:b/>
+          <w:bCs/>
+        </w:rPr>
+        <w:t xml:space="preserve">());   </w:t>
+      </w:r>
+    </w:p>
+    <w:p>
+      <w:pPr>
+        <w:rPr>
+          <w:b/>
+          <w:bCs/>
+        </w:rPr>
+      </w:pPr>
+      <w:proofErr w:type="spellStart"/>
+      <w:r>
+        <w:rPr>
+          <w:b/>
+          <w:bCs/>
+        </w:rPr>
+        <w:t>Page.on</w:t>
+      </w:r>
+      <w:proofErr w:type="spellEnd"/>
+      <w:r>
+        <w:rPr>
+          <w:b/>
+          <w:bCs/>
+        </w:rPr>
+        <w:t>(`</w:t>
+      </w:r>
+      <w:proofErr w:type="spellStart"/>
+      <w:r>
+        <w:rPr>
+          <w:b/>
+          <w:bCs/>
+        </w:rPr>
+        <w:t>dialog`,dialog</w:t>
+      </w:r>
+      <w:proofErr w:type="spellEnd"/>
+      <w:r>
+        <w:rPr>
+          <w:b/>
+          <w:bCs/>
+        </w:rPr>
+        <w:t>=&gt;</w:t>
+      </w:r>
+      <w:proofErr w:type="spellStart"/>
+      <w:r>
+        <w:rPr>
+          <w:b/>
+          <w:bCs/>
+        </w:rPr>
+        <w:t>dialog.</w:t>
+      </w:r>
+      <w:r>
+        <w:rPr>
+          <w:b/>
+          <w:bCs/>
+        </w:rPr>
+        <w:t>accept</w:t>
+      </w:r>
+      <w:proofErr w:type="spellEnd"/>
+      <w:r>
+        <w:rPr>
+          <w:b/>
+          <w:bCs/>
+        </w:rPr>
+        <w:t xml:space="preserve">());   </w:t>
+      </w:r>
+    </w:p>
+    <w:p>
+      <w:pPr>
+        <w:rPr>
+          <w:b/>
+          <w:bCs/>
+        </w:rPr>
+      </w:pPr>
+      <w:r>
+        <w:rPr>
+          <w:b/>
+          <w:bCs/>
+        </w:rPr>
+        <w:t>Rem</w:t>
+      </w:r>
+      <w:r>
+        <w:rPr>
+          <w:b/>
+          <w:bCs/>
+        </w:rPr>
+        <w:t>aini</w:t>
+      </w:r>
+      <w:r>
+        <w:rPr>
+          <w:b/>
+          <w:bCs/>
+        </w:rPr>
+        <w:t>ng all we have to handle manually</w:t>
+      </w:r>
     </w:p>
     <w:p>
       <w:pPr>
@@ -1909,6 +2386,184 @@
     </w:lvl>
   </w:abstractNum>
   <w:abstractNum w:abstractNumId="1" w15:restartNumberingAfterBreak="0">
+    <w:nsid w:val="47DB5669"/>
+    <w:multiLevelType w:val="hybridMultilevel"/>
+    <w:tmpl w:val="89F2A7C2"/>
+    <w:lvl w:ilvl="0" w:tplc="4009000F">
+      <w:start w:val="1"/>
+      <w:numFmt w:val="decimal"/>
+      <w:lvlText w:val="%1."/>
+      <w:lvlJc w:val="left"/>
+      <w:pPr>
+        <w:ind w:left="720" w:hanging="360"/>
+      </w:pPr>
+      <w:rPr>
+        <w:rFonts w:hint="default"/>
+      </w:rPr>
+    </w:lvl>
+    <w:lvl w:ilvl="1" w:tplc="40090019" w:tentative="1">
+      <w:start w:val="1"/>
+      <w:numFmt w:val="lowerLetter"/>
+      <w:lvlText w:val="%2."/>
+      <w:lvlJc w:val="left"/>
+      <w:pPr>
+        <w:ind w:left="1440" w:hanging="360"/>
+      </w:pPr>
+    </w:lvl>
+    <w:lvl w:ilvl="2" w:tplc="4009001B" w:tentative="1">
+      <w:start w:val="1"/>
+      <w:numFmt w:val="lowerRoman"/>
+      <w:lvlText w:val="%3."/>
+      <w:lvlJc w:val="right"/>
+      <w:pPr>
+        <w:ind w:left="2160" w:hanging="180"/>
+      </w:pPr>
+    </w:lvl>
+    <w:lvl w:ilvl="3" w:tplc="4009000F" w:tentative="1">
+      <w:start w:val="1"/>
+      <w:numFmt w:val="decimal"/>
+      <w:lvlText w:val="%4."/>
+      <w:lvlJc w:val="left"/>
+      <w:pPr>
+        <w:ind w:left="2880" w:hanging="360"/>
+      </w:pPr>
+    </w:lvl>
+    <w:lvl w:ilvl="4" w:tplc="40090019" w:tentative="1">
+      <w:start w:val="1"/>
+      <w:numFmt w:val="lowerLetter"/>
+      <w:lvlText w:val="%5."/>
+      <w:lvlJc w:val="left"/>
+      <w:pPr>
+        <w:ind w:left="3600" w:hanging="360"/>
+      </w:pPr>
+    </w:lvl>
+    <w:lvl w:ilvl="5" w:tplc="4009001B" w:tentative="1">
+      <w:start w:val="1"/>
+      <w:numFmt w:val="lowerRoman"/>
+      <w:lvlText w:val="%6."/>
+      <w:lvlJc w:val="right"/>
+      <w:pPr>
+        <w:ind w:left="4320" w:hanging="180"/>
+      </w:pPr>
+    </w:lvl>
+    <w:lvl w:ilvl="6" w:tplc="4009000F" w:tentative="1">
+      <w:start w:val="1"/>
+      <w:numFmt w:val="decimal"/>
+      <w:lvlText w:val="%7."/>
+      <w:lvlJc w:val="left"/>
+      <w:pPr>
+        <w:ind w:left="5040" w:hanging="360"/>
+      </w:pPr>
+    </w:lvl>
+    <w:lvl w:ilvl="7" w:tplc="40090019" w:tentative="1">
+      <w:start w:val="1"/>
+      <w:numFmt w:val="lowerLetter"/>
+      <w:lvlText w:val="%8."/>
+      <w:lvlJc w:val="left"/>
+      <w:pPr>
+        <w:ind w:left="5760" w:hanging="360"/>
+      </w:pPr>
+    </w:lvl>
+    <w:lvl w:ilvl="8" w:tplc="4009001B" w:tentative="1">
+      <w:start w:val="1"/>
+      <w:numFmt w:val="lowerRoman"/>
+      <w:lvlText w:val="%9."/>
+      <w:lvlJc w:val="right"/>
+      <w:pPr>
+        <w:ind w:left="6480" w:hanging="180"/>
+      </w:pPr>
+    </w:lvl>
+  </w:abstractNum>
+  <w:abstractNum w:abstractNumId="2" w15:restartNumberingAfterBreak="0">
+    <w:nsid w:val="55C76967"/>
+    <w:multiLevelType w:val="hybridMultilevel"/>
+    <w:tmpl w:val="6D8049C0"/>
+    <w:lvl w:ilvl="0" w:tplc="4009000F">
+      <w:start w:val="1"/>
+      <w:numFmt w:val="decimal"/>
+      <w:lvlText w:val="%1."/>
+      <w:lvlJc w:val="left"/>
+      <w:pPr>
+        <w:ind w:left="720" w:hanging="360"/>
+      </w:pPr>
+      <w:rPr>
+        <w:rFonts w:hint="default"/>
+      </w:rPr>
+    </w:lvl>
+    <w:lvl w:ilvl="1" w:tplc="40090019" w:tentative="1">
+      <w:start w:val="1"/>
+      <w:numFmt w:val="lowerLetter"/>
+      <w:lvlText w:val="%2."/>
+      <w:lvlJc w:val="left"/>
+      <w:pPr>
+        <w:ind w:left="1440" w:hanging="360"/>
+      </w:pPr>
+    </w:lvl>
+    <w:lvl w:ilvl="2" w:tplc="4009001B" w:tentative="1">
+      <w:start w:val="1"/>
+      <w:numFmt w:val="lowerRoman"/>
+      <w:lvlText w:val="%3."/>
+      <w:lvlJc w:val="right"/>
+      <w:pPr>
+        <w:ind w:left="2160" w:hanging="180"/>
+      </w:pPr>
+    </w:lvl>
+    <w:lvl w:ilvl="3" w:tplc="4009000F" w:tentative="1">
+      <w:start w:val="1"/>
+      <w:numFmt w:val="decimal"/>
+      <w:lvlText w:val="%4."/>
+      <w:lvlJc w:val="left"/>
+      <w:pPr>
+        <w:ind w:left="2880" w:hanging="360"/>
+      </w:pPr>
+    </w:lvl>
+    <w:lvl w:ilvl="4" w:tplc="40090019" w:tentative="1">
+      <w:start w:val="1"/>
+      <w:numFmt w:val="lowerLetter"/>
+      <w:lvlText w:val="%5."/>
+      <w:lvlJc w:val="left"/>
+      <w:pPr>
+        <w:ind w:left="3600" w:hanging="360"/>
+      </w:pPr>
+    </w:lvl>
+    <w:lvl w:ilvl="5" w:tplc="4009001B" w:tentative="1">
+      <w:start w:val="1"/>
+      <w:numFmt w:val="lowerRoman"/>
+      <w:lvlText w:val="%6."/>
+      <w:lvlJc w:val="right"/>
+      <w:pPr>
+        <w:ind w:left="4320" w:hanging="180"/>
+      </w:pPr>
+    </w:lvl>
+    <w:lvl w:ilvl="6" w:tplc="4009000F" w:tentative="1">
+      <w:start w:val="1"/>
+      <w:numFmt w:val="decimal"/>
+      <w:lvlText w:val="%7."/>
+      <w:lvlJc w:val="left"/>
+      <w:pPr>
+        <w:ind w:left="5040" w:hanging="360"/>
+      </w:pPr>
+    </w:lvl>
+    <w:lvl w:ilvl="7" w:tplc="40090019" w:tentative="1">
+      <w:start w:val="1"/>
+      <w:numFmt w:val="lowerLetter"/>
+      <w:lvlText w:val="%8."/>
+      <w:lvlJc w:val="left"/>
+      <w:pPr>
+        <w:ind w:left="5760" w:hanging="360"/>
+      </w:pPr>
+    </w:lvl>
+    <w:lvl w:ilvl="8" w:tplc="4009001B" w:tentative="1">
+      <w:start w:val="1"/>
+      <w:numFmt w:val="lowerRoman"/>
+      <w:lvlText w:val="%9."/>
+      <w:lvlJc w:val="right"/>
+      <w:pPr>
+        <w:ind w:left="6480" w:hanging="180"/>
+      </w:pPr>
+    </w:lvl>
+  </w:abstractNum>
+  <w:abstractNum w:abstractNumId="3" w15:restartNumberingAfterBreak="0">
     <w:nsid w:val="7DDC4715"/>
     <w:multiLevelType w:val="multilevel"/>
     <w:tmpl w:val="6D5E27A8"/>
@@ -2058,10 +2713,16 @@
     </w:lvl>
   </w:abstractNum>
   <w:num w:numId="1" w16cid:durableId="1923643329">
-    <w:abstractNumId w:val="1"/>
+    <w:abstractNumId w:val="3"/>
   </w:num>
   <w:num w:numId="2" w16cid:durableId="1932816781">
     <w:abstractNumId w:val="0"/>
+  </w:num>
+  <w:num w:numId="3" w16cid:durableId="1814565179">
+    <w:abstractNumId w:val="2"/>
+  </w:num>
+  <w:num w:numId="4" w16cid:durableId="511341357">
+    <w:abstractNumId w:val="1"/>
   </w:num>
 </w:numbering>
 </file>
@@ -2669,6 +3330,7 @@
   <w:style w:type="character" w:default="1" w:styleId="DefaultParagraphFont">
     <w:name w:val="Default Paragraph Font"/>
     <w:uiPriority w:val="1"/>
+    <w:semiHidden/>
     <w:unhideWhenUsed/>
   </w:style>
   <w:style w:type="table" w:default="1" w:styleId="TableNormal">

--- a/Playwright.docx
+++ b/Playwright.docx
@@ -9,6 +9,7 @@
           <w:bCs/>
         </w:rPr>
       </w:pPr>
+      <w:proofErr w:type="gramStart"/>
       <w:r>
         <w:rPr>
           <w:b/>
@@ -16,6 +17,7 @@
         </w:rPr>
         <w:t>Installations:-</w:t>
       </w:r>
+      <w:proofErr w:type="gramEnd"/>
     </w:p>
     <w:p>
       <w:pPr>
@@ -44,8 +46,17 @@
           <w:b/>
           <w:bCs/>
         </w:rPr>
-        <w:t>Playwright Intro:-</w:t>
-      </w:r>
+        <w:t xml:space="preserve">Playwright </w:t>
+      </w:r>
+      <w:proofErr w:type="gramStart"/>
+      <w:r>
+        <w:rPr>
+          <w:b/>
+          <w:bCs/>
+        </w:rPr>
+        <w:t>Intro:-</w:t>
+      </w:r>
+      <w:proofErr w:type="gramEnd"/>
     </w:p>
     <w:p>
       <w:pPr>
@@ -194,12 +205,21 @@
           <w:bCs/>
         </w:rPr>
       </w:pPr>
-      <w:r>
-        <w:rPr>
-          <w:b/>
-          <w:bCs/>
-        </w:rPr>
-        <w:t>API:- Application Programming Interface</w:t>
+      <w:proofErr w:type="gramStart"/>
+      <w:r>
+        <w:rPr>
+          <w:b/>
+          <w:bCs/>
+        </w:rPr>
+        <w:t>API:-</w:t>
+      </w:r>
+      <w:proofErr w:type="gramEnd"/>
+      <w:r>
+        <w:rPr>
+          <w:b/>
+          <w:bCs/>
+        </w:rPr>
+        <w:t xml:space="preserve"> Application Programming Interface</w:t>
       </w:r>
     </w:p>
     <w:p>
@@ -229,7 +249,23 @@
           <w:b/>
           <w:bCs/>
         </w:rPr>
-        <w:t xml:space="preserve">API testing:- API Testing is a type of software testing where you test the backend of an application </w:t>
+        <w:t xml:space="preserve">API </w:t>
+      </w:r>
+      <w:proofErr w:type="gramStart"/>
+      <w:r>
+        <w:rPr>
+          <w:b/>
+          <w:bCs/>
+        </w:rPr>
+        <w:t>testing:-</w:t>
+      </w:r>
+      <w:proofErr w:type="gramEnd"/>
+      <w:r>
+        <w:rPr>
+          <w:b/>
+          <w:bCs/>
+        </w:rPr>
+        <w:t xml:space="preserve"> API Testing is a type of software testing where you test the backend of an application </w:t>
       </w:r>
     </w:p>
     <w:p>
@@ -348,12 +384,53 @@
           <w:bCs/>
         </w:rPr>
       </w:pPr>
-      <w:r>
-        <w:rPr>
-          <w:b/>
-          <w:bCs/>
-        </w:rPr>
-        <w:t xml:space="preserve">Playwright use web socket connection means one initial hand shake connect is enough and all the data can the transfer by the same connection but selenium use http request but </w:t>
+      <w:proofErr w:type="gramStart"/>
+      <w:r>
+        <w:rPr>
+          <w:b/>
+          <w:bCs/>
+        </w:rPr>
+        <w:t>Playwright</w:t>
+      </w:r>
+      <w:proofErr w:type="gramEnd"/>
+      <w:r>
+        <w:rPr>
+          <w:b/>
+          <w:bCs/>
+        </w:rPr>
+        <w:t xml:space="preserve"> use web socket connection means one initial </w:t>
+      </w:r>
+      <w:proofErr w:type="gramStart"/>
+      <w:r>
+        <w:rPr>
+          <w:b/>
+          <w:bCs/>
+        </w:rPr>
+        <w:t>hand shake</w:t>
+      </w:r>
+      <w:proofErr w:type="gramEnd"/>
+      <w:r>
+        <w:rPr>
+          <w:b/>
+          <w:bCs/>
+        </w:rPr>
+        <w:t xml:space="preserve"> connect is enough and all the data can the transfer by the same </w:t>
+      </w:r>
+      <w:proofErr w:type="gramStart"/>
+      <w:r>
+        <w:rPr>
+          <w:b/>
+          <w:bCs/>
+        </w:rPr>
+        <w:t>connection</w:t>
+      </w:r>
+      <w:proofErr w:type="gramEnd"/>
+      <w:r>
+        <w:rPr>
+          <w:b/>
+          <w:bCs/>
+        </w:rPr>
+        <w:t xml:space="preserve"> but selenium use http request but </w:t>
       </w:r>
       <w:proofErr w:type="spellStart"/>
       <w:r>
@@ -400,7 +477,23 @@
           <w:b/>
           <w:bCs/>
         </w:rPr>
-        <w:t xml:space="preserve"> because, most  of the websites use </w:t>
+        <w:t xml:space="preserve"> because, </w:t>
+      </w:r>
+      <w:proofErr w:type="gramStart"/>
+      <w:r>
+        <w:rPr>
+          <w:b/>
+          <w:bCs/>
+        </w:rPr>
+        <w:t>most  of</w:t>
+      </w:r>
+      <w:proofErr w:type="gramEnd"/>
+      <w:r>
+        <w:rPr>
+          <w:b/>
+          <w:bCs/>
+        </w:rPr>
+        <w:t xml:space="preserve"> the websites use </w:t>
       </w:r>
       <w:proofErr w:type="spellStart"/>
       <w:r>
@@ -541,8 +634,17 @@
           <w:b/>
           <w:bCs/>
         </w:rPr>
-        <w:t>In the terminal we can directly open:-</w:t>
-      </w:r>
+        <w:t xml:space="preserve">In the terminal we can directly </w:t>
+      </w:r>
+      <w:proofErr w:type="gramStart"/>
+      <w:r>
+        <w:rPr>
+          <w:b/>
+          <w:bCs/>
+        </w:rPr>
+        <w:t>open:-</w:t>
+      </w:r>
+      <w:proofErr w:type="gramEnd"/>
     </w:p>
     <w:p>
       <w:pPr>
@@ -639,12 +741,21 @@
         <w:t>url</w:t>
       </w:r>
       <w:proofErr w:type="spellEnd"/>
-      <w:r>
-        <w:rPr>
-          <w:b/>
-          <w:bCs/>
-        </w:rPr>
-        <w:t xml:space="preserve">   (we can open </w:t>
+      <w:proofErr w:type="gramStart"/>
+      <w:r>
+        <w:rPr>
+          <w:b/>
+          <w:bCs/>
+        </w:rPr>
+        <w:t xml:space="preserve">   (</w:t>
+      </w:r>
+      <w:proofErr w:type="gramEnd"/>
+      <w:r>
+        <w:rPr>
+          <w:b/>
+          <w:bCs/>
+        </w:rPr>
+        <w:t xml:space="preserve">we can open </w:t>
       </w:r>
       <w:proofErr w:type="spellStart"/>
       <w:r>
@@ -678,12 +789,21 @@
           <w:bCs/>
         </w:rPr>
       </w:pPr>
-      <w:r>
-        <w:rPr>
-          <w:b/>
-          <w:bCs/>
-        </w:rPr>
-        <w:t>Using .spec makes it easy to separate:</w:t>
+      <w:proofErr w:type="gramStart"/>
+      <w:r>
+        <w:rPr>
+          <w:b/>
+          <w:bCs/>
+        </w:rPr>
+        <w:t>Using .spec</w:t>
+      </w:r>
+      <w:proofErr w:type="gramEnd"/>
+      <w:r>
+        <w:rPr>
+          <w:b/>
+          <w:bCs/>
+        </w:rPr>
+        <w:t xml:space="preserve"> makes it easy to separate:</w:t>
       </w:r>
     </w:p>
     <w:p>
@@ -753,15 +873,31 @@
           <w:b/>
           <w:bCs/>
         </w:rPr>
-        <w:t>Test code (*.</w:t>
-      </w:r>
-      <w:proofErr w:type="spellStart"/>
-      <w:r>
-        <w:rPr>
-          <w:b/>
-          <w:bCs/>
-        </w:rPr>
-        <w:t>spec.ts</w:t>
+        <w:t>Test code (</w:t>
+      </w:r>
+      <w:proofErr w:type="gramStart"/>
+      <w:r>
+        <w:rPr>
+          <w:b/>
+          <w:bCs/>
+        </w:rPr>
+        <w:t>*.</w:t>
+      </w:r>
+      <w:proofErr w:type="spellStart"/>
+      <w:r>
+        <w:rPr>
+          <w:b/>
+          <w:bCs/>
+        </w:rPr>
+        <w:t>spec</w:t>
+      </w:r>
+      <w:proofErr w:type="gramEnd"/>
+      <w:r>
+        <w:rPr>
+          <w:b/>
+          <w:bCs/>
+        </w:rPr>
+        <w:t>.ts</w:t>
       </w:r>
       <w:proofErr w:type="spellEnd"/>
       <w:r>
@@ -810,6 +946,7 @@
           <w:bCs/>
         </w:rPr>
       </w:pPr>
+      <w:proofErr w:type="gramStart"/>
       <w:r>
         <w:rPr>
           <w:b/>
@@ -817,6 +954,7 @@
         </w:rPr>
         <w:t>Commands:-</w:t>
       </w:r>
+      <w:proofErr w:type="gramEnd"/>
     </w:p>
     <w:p>
       <w:pPr>
@@ -842,12 +980,21 @@
         <w:t xml:space="preserve"> playwright test </w:t>
       </w:r>
       <w:proofErr w:type="spellStart"/>
-      <w:r>
-        <w:rPr>
-          <w:b/>
-          <w:bCs/>
-        </w:rPr>
-        <w:t>example.spec.ts</w:t>
+      <w:proofErr w:type="gramStart"/>
+      <w:r>
+        <w:rPr>
+          <w:b/>
+          <w:bCs/>
+        </w:rPr>
+        <w:t>example.spec</w:t>
+      </w:r>
+      <w:proofErr w:type="gramEnd"/>
+      <w:r>
+        <w:rPr>
+          <w:b/>
+          <w:bCs/>
+        </w:rPr>
+        <w:t>.ts</w:t>
       </w:r>
       <w:proofErr w:type="spellEnd"/>
       <w:r>
@@ -999,6 +1146,7 @@
           <w:bCs/>
         </w:rPr>
       </w:pPr>
+      <w:proofErr w:type="gramStart"/>
       <w:r>
         <w:rPr>
           <w:b/>
@@ -1013,6 +1161,7 @@
         </w:rPr>
         <w:tab/>
       </w:r>
+      <w:proofErr w:type="gramEnd"/>
       <w:r>
         <w:rPr>
           <w:b/>
@@ -1098,6 +1247,7 @@
         </w:rPr>
         <w:t>--</w:t>
       </w:r>
+      <w:proofErr w:type="gramStart"/>
       <w:r>
         <w:rPr>
           <w:b/>
@@ -1111,6 +1261,13 @@
           <w:bCs/>
         </w:rPr>
         <w:tab/>
+      </w:r>
+      <w:proofErr w:type="gramEnd"/>
+      <w:r>
+        <w:rPr>
+          <w:b/>
+          <w:bCs/>
+        </w:rPr>
         <w:t xml:space="preserve">-&gt; run in </w:t>
       </w:r>
       <w:proofErr w:type="spellStart"/>
@@ -1177,6 +1334,7 @@
         <w:t>--</w:t>
       </w:r>
       <w:proofErr w:type="spellStart"/>
+      <w:proofErr w:type="gramStart"/>
       <w:r>
         <w:rPr>
           <w:b/>
@@ -1198,6 +1356,13 @@
           <w:bCs/>
         </w:rPr>
         <w:tab/>
+      </w:r>
+      <w:proofErr w:type="gramEnd"/>
+      <w:r>
+        <w:rPr>
+          <w:b/>
+          <w:bCs/>
+        </w:rPr>
         <w:t xml:space="preserve">-&gt; it will open playwright </w:t>
       </w:r>
       <w:proofErr w:type="spellStart"/>
@@ -1237,7 +1402,31 @@
           <w:b/>
           <w:bCs/>
         </w:rPr>
-        <w:t>To run in webpage we need 3 things</w:t>
+        <w:t xml:space="preserve">To run in </w:t>
+      </w:r>
+      <w:proofErr w:type="gramStart"/>
+      <w:r>
+        <w:rPr>
+          <w:b/>
+          <w:bCs/>
+        </w:rPr>
+        <w:t>webpage</w:t>
+      </w:r>
+      <w:proofErr w:type="gramEnd"/>
+      <w:r>
+        <w:rPr>
+          <w:b/>
+          <w:bCs/>
+        </w:rPr>
+        <w:t xml:space="preserve"> we need 3 </w:t>
+      </w:r>
+      <w:proofErr w:type="gramStart"/>
+      <w:r>
+        <w:rPr>
+          <w:b/>
+          <w:bCs/>
+        </w:rPr>
+        <w:t>things</w:t>
       </w:r>
       <w:r>
         <w:rPr>
@@ -1246,6 +1435,7 @@
         </w:rPr>
         <w:t>:-</w:t>
       </w:r>
+      <w:proofErr w:type="gramEnd"/>
     </w:p>
     <w:p>
       <w:pPr>
@@ -1369,8 +1559,17 @@
           <w:b/>
           <w:bCs/>
         </w:rPr>
-        <w:t>Locator vs selector:-</w:t>
-      </w:r>
+        <w:t xml:space="preserve">Locator vs </w:t>
+      </w:r>
+      <w:proofErr w:type="gramStart"/>
+      <w:r>
+        <w:rPr>
+          <w:b/>
+          <w:bCs/>
+        </w:rPr>
+        <w:t>selector:-</w:t>
+      </w:r>
+      <w:proofErr w:type="gramEnd"/>
     </w:p>
     <w:p>
       <w:pPr>
@@ -1410,6 +1609,7 @@
         </w:rPr>
       </w:pPr>
       <w:proofErr w:type="spellStart"/>
+      <w:proofErr w:type="gramStart"/>
       <w:r>
         <w:rPr>
           <w:b/>
@@ -1424,9 +1624,18 @@
           <w:b/>
           <w:bCs/>
         </w:rPr>
-        <w:t xml:space="preserve">:- </w:t>
-      </w:r>
-      <w:proofErr w:type="spellStart"/>
+        <w:t>:-</w:t>
+      </w:r>
+      <w:proofErr w:type="gramEnd"/>
+      <w:r>
+        <w:rPr>
+          <w:b/>
+          <w:bCs/>
+        </w:rPr>
+        <w:t xml:space="preserve"> </w:t>
+      </w:r>
+      <w:proofErr w:type="spellStart"/>
+      <w:proofErr w:type="gramStart"/>
       <w:r>
         <w:rPr>
           <w:b/>
@@ -1442,6 +1651,7 @@
         </w:rPr>
         <w:t>:-</w:t>
       </w:r>
+      <w:proofErr w:type="gramEnd"/>
     </w:p>
     <w:p>
       <w:pPr>
@@ -1519,17 +1729,27 @@
           <w:b/>
           <w:bCs/>
         </w:rPr>
-        <w:t xml:space="preserve"> selector:-</w:t>
-      </w:r>
-    </w:p>
-    <w:p>
-      <w:pPr>
-        <w:rPr>
-          <w:b/>
-          <w:bCs/>
-        </w:rPr>
-      </w:pPr>
-      <w:proofErr w:type="spellStart"/>
+        <w:t xml:space="preserve"> </w:t>
+      </w:r>
+      <w:proofErr w:type="gramStart"/>
+      <w:r>
+        <w:rPr>
+          <w:b/>
+          <w:bCs/>
+        </w:rPr>
+        <w:t>selector:-</w:t>
+      </w:r>
+      <w:proofErr w:type="gramEnd"/>
+    </w:p>
+    <w:p>
+      <w:pPr>
+        <w:rPr>
+          <w:b/>
+          <w:bCs/>
+        </w:rPr>
+      </w:pPr>
+      <w:proofErr w:type="spellStart"/>
+      <w:proofErr w:type="gramStart"/>
       <w:r>
         <w:rPr>
           <w:b/>
@@ -1538,22 +1758,33 @@
         <w:t>page.locator</w:t>
       </w:r>
       <w:proofErr w:type="spellEnd"/>
-      <w:r>
-        <w:rPr>
-          <w:b/>
-          <w:bCs/>
-        </w:rPr>
-        <w:t>('#id');</w:t>
-      </w:r>
-    </w:p>
-    <w:p>
-      <w:pPr>
-        <w:rPr>
-          <w:b/>
-          <w:bCs/>
-        </w:rPr>
-      </w:pPr>
-      <w:proofErr w:type="spellStart"/>
+      <w:proofErr w:type="gramEnd"/>
+      <w:r>
+        <w:rPr>
+          <w:b/>
+          <w:bCs/>
+        </w:rPr>
+        <w:t>('#id'</w:t>
+      </w:r>
+      <w:proofErr w:type="gramStart"/>
+      <w:r>
+        <w:rPr>
+          <w:b/>
+          <w:bCs/>
+        </w:rPr>
+        <w:t>);</w:t>
+      </w:r>
+      <w:proofErr w:type="gramEnd"/>
+    </w:p>
+    <w:p>
+      <w:pPr>
+        <w:rPr>
+          <w:b/>
+          <w:bCs/>
+        </w:rPr>
+      </w:pPr>
+      <w:proofErr w:type="spellStart"/>
+      <w:proofErr w:type="gramStart"/>
       <w:r>
         <w:rPr>
           <w:b/>
@@ -1562,6 +1793,7 @@
         <w:t>page.locator</w:t>
       </w:r>
       <w:proofErr w:type="spellEnd"/>
+      <w:proofErr w:type="gramEnd"/>
       <w:r>
         <w:rPr>
           <w:b/>
@@ -1578,6 +1810,7 @@
         <w:t>class'</w:t>
       </w:r>
       <w:proofErr w:type="spellEnd"/>
+      <w:proofErr w:type="gramStart"/>
       <w:r>
         <w:rPr>
           <w:b/>
@@ -1585,15 +1818,17 @@
         </w:rPr>
         <w:t>);</w:t>
       </w:r>
-    </w:p>
-    <w:p>
-      <w:pPr>
-        <w:rPr>
-          <w:b/>
-          <w:bCs/>
-        </w:rPr>
-      </w:pPr>
-      <w:proofErr w:type="spellStart"/>
+      <w:proofErr w:type="gramEnd"/>
+    </w:p>
+    <w:p>
+      <w:pPr>
+        <w:rPr>
+          <w:b/>
+          <w:bCs/>
+        </w:rPr>
+      </w:pPr>
+      <w:proofErr w:type="spellStart"/>
+      <w:proofErr w:type="gramStart"/>
       <w:r>
         <w:rPr>
           <w:b/>
@@ -1602,22 +1837,33 @@
         <w:t>page.locator</w:t>
       </w:r>
       <w:proofErr w:type="spellEnd"/>
-      <w:r>
-        <w:rPr>
-          <w:b/>
-          <w:bCs/>
-        </w:rPr>
-        <w:t>('input[type="text"]');</w:t>
-      </w:r>
-    </w:p>
-    <w:p>
-      <w:pPr>
-        <w:rPr>
-          <w:b/>
-          <w:bCs/>
-        </w:rPr>
-      </w:pPr>
-      <w:proofErr w:type="spellStart"/>
+      <w:proofErr w:type="gramEnd"/>
+      <w:r>
+        <w:rPr>
+          <w:b/>
+          <w:bCs/>
+        </w:rPr>
+        <w:t>('input[type="text"]'</w:t>
+      </w:r>
+      <w:proofErr w:type="gramStart"/>
+      <w:r>
+        <w:rPr>
+          <w:b/>
+          <w:bCs/>
+        </w:rPr>
+        <w:t>);</w:t>
+      </w:r>
+      <w:proofErr w:type="gramEnd"/>
+    </w:p>
+    <w:p>
+      <w:pPr>
+        <w:rPr>
+          <w:b/>
+          <w:bCs/>
+        </w:rPr>
+      </w:pPr>
+      <w:proofErr w:type="spellStart"/>
+      <w:proofErr w:type="gramStart"/>
       <w:r>
         <w:rPr>
           <w:b/>
@@ -1626,6 +1872,7 @@
         <w:t>page.locator</w:t>
       </w:r>
       <w:proofErr w:type="spellEnd"/>
+      <w:proofErr w:type="gramEnd"/>
       <w:r>
         <w:rPr>
           <w:b/>
@@ -1647,24 +1894,34 @@
           <w:b/>
           <w:bCs/>
         </w:rPr>
-        <w:t>-primary');</w:t>
-      </w:r>
-    </w:p>
-    <w:p>
-      <w:pPr>
-        <w:rPr>
-          <w:b/>
-          <w:bCs/>
-        </w:rPr>
-      </w:pPr>
-    </w:p>
-    <w:p>
-      <w:pPr>
-        <w:rPr>
-          <w:b/>
-          <w:bCs/>
-        </w:rPr>
-      </w:pPr>
+        <w:t>-primary'</w:t>
+      </w:r>
+      <w:proofErr w:type="gramStart"/>
+      <w:r>
+        <w:rPr>
+          <w:b/>
+          <w:bCs/>
+        </w:rPr>
+        <w:t>);</w:t>
+      </w:r>
+      <w:proofErr w:type="gramEnd"/>
+    </w:p>
+    <w:p>
+      <w:pPr>
+        <w:rPr>
+          <w:b/>
+          <w:bCs/>
+        </w:rPr>
+      </w:pPr>
+    </w:p>
+    <w:p>
+      <w:pPr>
+        <w:rPr>
+          <w:b/>
+          <w:bCs/>
+        </w:rPr>
+      </w:pPr>
+      <w:proofErr w:type="gramStart"/>
       <w:r>
         <w:rPr>
           <w:b/>
@@ -1672,6 +1929,7 @@
         </w:rPr>
         <w:t>Assertions:-</w:t>
       </w:r>
+      <w:proofErr w:type="gramEnd"/>
       <w:r>
         <w:rPr>
           <w:noProof/>
@@ -1688,6 +1946,7 @@
         <w:rPr>
           <w:b/>
           <w:bCs/>
+          <w:noProof/>
         </w:rPr>
         <w:drawing>
           <wp:inline distT="0" distB="0" distL="0" distR="0" wp14:anchorId="62A84661" wp14:editId="5A6190CC">
@@ -1737,6 +1996,7 @@
         <w:rPr>
           <w:b/>
           <w:bCs/>
+          <w:noProof/>
         </w:rPr>
         <w:drawing>
           <wp:inline distT="0" distB="0" distL="0" distR="0" wp14:anchorId="0B19ADA1" wp14:editId="6F3EABAF">
@@ -1798,28 +2058,53 @@
           <w:bCs/>
         </w:rPr>
       </w:pPr>
+      <w:proofErr w:type="gramStart"/>
       <w:r>
         <w:rPr>
           <w:b/>
           <w:bCs/>
         </w:rPr>
         <w:lastRenderedPageBreak/>
-        <w:t>Dropdown :-</w:t>
-      </w:r>
-    </w:p>
-    <w:p>
-      <w:pPr>
-        <w:rPr>
-          <w:b/>
-          <w:bCs/>
-        </w:rPr>
-      </w:pPr>
-      <w:r>
-        <w:rPr>
-          <w:b/>
-          <w:bCs/>
-        </w:rPr>
-        <w:t xml:space="preserve">We can do it by 3 ways:- </w:t>
+        <w:t>Dropdown :</w:t>
+      </w:r>
+      <w:proofErr w:type="gramEnd"/>
+      <w:r>
+        <w:rPr>
+          <w:b/>
+          <w:bCs/>
+        </w:rPr>
+        <w:t>-</w:t>
+      </w:r>
+    </w:p>
+    <w:p>
+      <w:pPr>
+        <w:rPr>
+          <w:b/>
+          <w:bCs/>
+        </w:rPr>
+      </w:pPr>
+      <w:r>
+        <w:rPr>
+          <w:b/>
+          <w:bCs/>
+        </w:rPr>
+        <w:t xml:space="preserve">We can do it by 3 </w:t>
+      </w:r>
+      <w:proofErr w:type="gramStart"/>
+      <w:r>
+        <w:rPr>
+          <w:b/>
+          <w:bCs/>
+        </w:rPr>
+        <w:t>ways:-</w:t>
+      </w:r>
+      <w:proofErr w:type="gramEnd"/>
+      <w:r>
+        <w:rPr>
+          <w:b/>
+          <w:bCs/>
+        </w:rPr>
+        <w:t xml:space="preserve"> </w:t>
       </w:r>
     </w:p>
     <w:p>
@@ -1889,6 +2174,7 @@
           <w:noProof/>
         </w:rPr>
       </w:pPr>
+      <w:proofErr w:type="gramStart"/>
       <w:r>
         <w:rPr>
           <w:b/>
@@ -1896,6 +2182,7 @@
         </w:rPr>
         <w:t>Example:-</w:t>
       </w:r>
+      <w:proofErr w:type="gramEnd"/>
       <w:r>
         <w:rPr>
           <w:noProof/>
@@ -1903,6 +2190,9 @@
         <w:t xml:space="preserve"> </w:t>
       </w:r>
       <w:r>
+        <w:rPr>
+          <w:noProof/>
+        </w:rPr>
         <w:drawing>
           <wp:inline distT="0" distB="0" distL="0" distR="0" wp14:anchorId="2043D1FC" wp14:editId="76FA1E10">
             <wp:extent cx="5257800" cy="3897040"/>
@@ -1948,6 +2238,7 @@
           <w:bCs/>
         </w:rPr>
       </w:pPr>
+      <w:proofErr w:type="gramStart"/>
       <w:r>
         <w:rPr>
           <w:b/>
@@ -1955,6 +2246,7 @@
         </w:rPr>
         <w:t>Frame:-</w:t>
       </w:r>
+      <w:proofErr w:type="gramEnd"/>
     </w:p>
     <w:p>
       <w:pPr>
@@ -1980,12 +2272,53 @@
           <w:bCs/>
         </w:rPr>
       </w:pPr>
-      <w:r>
-        <w:rPr>
-          <w:b/>
-          <w:bCs/>
-        </w:rPr>
-        <w:t>Alerts:- playwright automatically handles this dialogs but if we need to do specifically we need to do script</w:t>
+      <w:proofErr w:type="gramStart"/>
+      <w:r>
+        <w:rPr>
+          <w:b/>
+          <w:bCs/>
+        </w:rPr>
+        <w:t>Alerts:-</w:t>
+      </w:r>
+      <w:proofErr w:type="gramEnd"/>
+      <w:r>
+        <w:rPr>
+          <w:b/>
+          <w:bCs/>
+        </w:rPr>
+        <w:t xml:space="preserve"> playwright automatically handles </w:t>
+      </w:r>
+      <w:proofErr w:type="gramStart"/>
+      <w:r>
+        <w:rPr>
+          <w:b/>
+          <w:bCs/>
+        </w:rPr>
+        <w:t>this dialogs</w:t>
+      </w:r>
+      <w:proofErr w:type="gramEnd"/>
+      <w:r>
+        <w:rPr>
+          <w:b/>
+          <w:bCs/>
+        </w:rPr>
+        <w:t xml:space="preserve"> but if we need to do </w:t>
+      </w:r>
+      <w:proofErr w:type="gramStart"/>
+      <w:r>
+        <w:rPr>
+          <w:b/>
+          <w:bCs/>
+        </w:rPr>
+        <w:t>specifically</w:t>
+      </w:r>
+      <w:proofErr w:type="gramEnd"/>
+      <w:r>
+        <w:rPr>
+          <w:b/>
+          <w:bCs/>
+        </w:rPr>
+        <w:t xml:space="preserve"> we need to do script</w:t>
       </w:r>
     </w:p>
     <w:p>
@@ -2015,6 +2348,7 @@
         <w:rPr>
           <w:b/>
           <w:bCs/>
+          <w:noProof/>
         </w:rPr>
         <w:drawing>
           <wp:inline distT="0" distB="0" distL="0" distR="0" wp14:anchorId="6A527353" wp14:editId="302C5BF4">
@@ -2083,9 +2417,18 @@
           <w:b/>
           <w:bCs/>
         </w:rPr>
-        <w:t>dialog`,dialog</w:t>
-      </w:r>
-      <w:proofErr w:type="spellEnd"/>
+        <w:t>dialog</w:t>
+      </w:r>
+      <w:proofErr w:type="gramStart"/>
+      <w:r>
+        <w:rPr>
+          <w:b/>
+          <w:bCs/>
+        </w:rPr>
+        <w:t>`,dialog</w:t>
+      </w:r>
+      <w:proofErr w:type="spellEnd"/>
+      <w:proofErr w:type="gramEnd"/>
       <w:r>
         <w:rPr>
           <w:b/>
@@ -2094,6 +2437,7 @@
         <w:t>=&gt;</w:t>
       </w:r>
       <w:proofErr w:type="spellStart"/>
+      <w:proofErr w:type="gramStart"/>
       <w:r>
         <w:rPr>
           <w:b/>
@@ -2102,12 +2446,29 @@
         <w:t>dialog.dismiss</w:t>
       </w:r>
       <w:proofErr w:type="spellEnd"/>
-      <w:r>
-        <w:rPr>
-          <w:b/>
-          <w:bCs/>
-        </w:rPr>
-        <w:t xml:space="preserve">());   </w:t>
+      <w:proofErr w:type="gramEnd"/>
+      <w:r>
+        <w:rPr>
+          <w:b/>
+          <w:bCs/>
+        </w:rPr>
+        <w:t>()</w:t>
+      </w:r>
+      <w:proofErr w:type="gramStart"/>
+      <w:r>
+        <w:rPr>
+          <w:b/>
+          <w:bCs/>
+        </w:rPr>
+        <w:t>);</w:t>
+      </w:r>
+      <w:proofErr w:type="gramEnd"/>
+      <w:r>
+        <w:rPr>
+          <w:b/>
+          <w:bCs/>
+        </w:rPr>
+        <w:t xml:space="preserve">   </w:t>
       </w:r>
     </w:p>
     <w:p>
@@ -2139,9 +2500,18 @@
           <w:b/>
           <w:bCs/>
         </w:rPr>
-        <w:t>dialog`,dialog</w:t>
-      </w:r>
-      <w:proofErr w:type="spellEnd"/>
+        <w:t>dialog</w:t>
+      </w:r>
+      <w:proofErr w:type="gramStart"/>
+      <w:r>
+        <w:rPr>
+          <w:b/>
+          <w:bCs/>
+        </w:rPr>
+        <w:t>`,dialog</w:t>
+      </w:r>
+      <w:proofErr w:type="spellEnd"/>
+      <w:proofErr w:type="gramEnd"/>
       <w:r>
         <w:rPr>
           <w:b/>
@@ -2150,27 +2520,38 @@
         <w:t>=&gt;</w:t>
       </w:r>
       <w:proofErr w:type="spellStart"/>
-      <w:r>
-        <w:rPr>
-          <w:b/>
-          <w:bCs/>
-        </w:rPr>
-        <w:t>dialog.</w:t>
-      </w:r>
-      <w:r>
-        <w:rPr>
-          <w:b/>
-          <w:bCs/>
-        </w:rPr>
-        <w:t>accept</w:t>
-      </w:r>
-      <w:proofErr w:type="spellEnd"/>
-      <w:r>
-        <w:rPr>
-          <w:b/>
-          <w:bCs/>
-        </w:rPr>
-        <w:t xml:space="preserve">());   </w:t>
+      <w:proofErr w:type="gramStart"/>
+      <w:r>
+        <w:rPr>
+          <w:b/>
+          <w:bCs/>
+        </w:rPr>
+        <w:t>dialog.accept</w:t>
+      </w:r>
+      <w:proofErr w:type="spellEnd"/>
+      <w:proofErr w:type="gramEnd"/>
+      <w:r>
+        <w:rPr>
+          <w:b/>
+          <w:bCs/>
+        </w:rPr>
+        <w:t>()</w:t>
+      </w:r>
+      <w:proofErr w:type="gramStart"/>
+      <w:r>
+        <w:rPr>
+          <w:b/>
+          <w:bCs/>
+        </w:rPr>
+        <w:t>);</w:t>
+      </w:r>
+      <w:proofErr w:type="gramEnd"/>
+      <w:r>
+        <w:rPr>
+          <w:b/>
+          <w:bCs/>
+        </w:rPr>
+        <w:t xml:space="preserve">   </w:t>
       </w:r>
     </w:p>
     <w:p>
@@ -2199,7 +2580,23 @@
           <w:b/>
           <w:bCs/>
         </w:rPr>
-        <w:t>ng all we have to handle manually</w:t>
+        <w:t xml:space="preserve">ng all we </w:t>
+      </w:r>
+      <w:proofErr w:type="gramStart"/>
+      <w:r>
+        <w:rPr>
+          <w:b/>
+          <w:bCs/>
+        </w:rPr>
+        <w:t>have to</w:t>
+      </w:r>
+      <w:proofErr w:type="gramEnd"/>
+      <w:r>
+        <w:rPr>
+          <w:b/>
+          <w:bCs/>
+        </w:rPr>
+        <w:t xml:space="preserve"> handle manually</w:t>
       </w:r>
     </w:p>
     <w:p>

--- a/Playwright.docx
+++ b/Playwright.docx
@@ -9,7 +9,6 @@
           <w:bCs/>
         </w:rPr>
       </w:pPr>
-      <w:proofErr w:type="gramStart"/>
       <w:r>
         <w:rPr>
           <w:b/>
@@ -17,7 +16,6 @@
         </w:rPr>
         <w:t>Installations:-</w:t>
       </w:r>
-      <w:proofErr w:type="gramEnd"/>
     </w:p>
     <w:p>
       <w:pPr>
@@ -46,17 +44,8 @@
           <w:b/>
           <w:bCs/>
         </w:rPr>
-        <w:t xml:space="preserve">Playwright </w:t>
-      </w:r>
-      <w:proofErr w:type="gramStart"/>
-      <w:r>
-        <w:rPr>
-          <w:b/>
-          <w:bCs/>
-        </w:rPr>
-        <w:t>Intro:-</w:t>
-      </w:r>
-      <w:proofErr w:type="gramEnd"/>
+        <w:t>Playwright Intro:-</w:t>
+      </w:r>
     </w:p>
     <w:p>
       <w:pPr>
@@ -205,21 +194,12 @@
           <w:bCs/>
         </w:rPr>
       </w:pPr>
-      <w:proofErr w:type="gramStart"/>
-      <w:r>
-        <w:rPr>
-          <w:b/>
-          <w:bCs/>
-        </w:rPr>
-        <w:t>API:-</w:t>
-      </w:r>
-      <w:proofErr w:type="gramEnd"/>
-      <w:r>
-        <w:rPr>
-          <w:b/>
-          <w:bCs/>
-        </w:rPr>
-        <w:t xml:space="preserve"> Application Programming Interface</w:t>
+      <w:r>
+        <w:rPr>
+          <w:b/>
+          <w:bCs/>
+        </w:rPr>
+        <w:t>API:- Application Programming Interface</w:t>
       </w:r>
     </w:p>
     <w:p>
@@ -249,23 +229,7 @@
           <w:b/>
           <w:bCs/>
         </w:rPr>
-        <w:t xml:space="preserve">API </w:t>
-      </w:r>
-      <w:proofErr w:type="gramStart"/>
-      <w:r>
-        <w:rPr>
-          <w:b/>
-          <w:bCs/>
-        </w:rPr>
-        <w:t>testing:-</w:t>
-      </w:r>
-      <w:proofErr w:type="gramEnd"/>
-      <w:r>
-        <w:rPr>
-          <w:b/>
-          <w:bCs/>
-        </w:rPr>
-        <w:t xml:space="preserve"> API Testing is a type of software testing where you test the backend of an application </w:t>
+        <w:t xml:space="preserve">API testing:- API Testing is a type of software testing where you test the backend of an application </w:t>
       </w:r>
     </w:p>
     <w:p>
@@ -384,53 +348,12 @@
           <w:bCs/>
         </w:rPr>
       </w:pPr>
-      <w:proofErr w:type="gramStart"/>
-      <w:r>
-        <w:rPr>
-          <w:b/>
-          <w:bCs/>
-        </w:rPr>
-        <w:t>Playwright</w:t>
-      </w:r>
-      <w:proofErr w:type="gramEnd"/>
-      <w:r>
-        <w:rPr>
-          <w:b/>
-          <w:bCs/>
-        </w:rPr>
-        <w:t xml:space="preserve"> use web socket connection means one initial </w:t>
-      </w:r>
-      <w:proofErr w:type="gramStart"/>
-      <w:r>
-        <w:rPr>
-          <w:b/>
-          <w:bCs/>
-        </w:rPr>
-        <w:t>hand shake</w:t>
-      </w:r>
-      <w:proofErr w:type="gramEnd"/>
-      <w:r>
-        <w:rPr>
-          <w:b/>
-          <w:bCs/>
-        </w:rPr>
-        <w:t xml:space="preserve"> connect is enough and all the data can the transfer by the same </w:t>
-      </w:r>
-      <w:proofErr w:type="gramStart"/>
-      <w:r>
-        <w:rPr>
-          <w:b/>
-          <w:bCs/>
-        </w:rPr>
-        <w:t>connection</w:t>
-      </w:r>
-      <w:proofErr w:type="gramEnd"/>
-      <w:r>
-        <w:rPr>
-          <w:b/>
-          <w:bCs/>
-        </w:rPr>
-        <w:t xml:space="preserve"> but selenium use http request but </w:t>
+      <w:r>
+        <w:rPr>
+          <w:b/>
+          <w:bCs/>
+        </w:rPr>
+        <w:t xml:space="preserve">Playwright use web socket connection means one initial hand shake connect is enough and all the data can the transfer by the same connection but selenium use http request but </w:t>
       </w:r>
       <w:proofErr w:type="spellStart"/>
       <w:r>
@@ -477,23 +400,7 @@
           <w:b/>
           <w:bCs/>
         </w:rPr>
-        <w:t xml:space="preserve"> because, </w:t>
-      </w:r>
-      <w:proofErr w:type="gramStart"/>
-      <w:r>
-        <w:rPr>
-          <w:b/>
-          <w:bCs/>
-        </w:rPr>
-        <w:t>most  of</w:t>
-      </w:r>
-      <w:proofErr w:type="gramEnd"/>
-      <w:r>
-        <w:rPr>
-          <w:b/>
-          <w:bCs/>
-        </w:rPr>
-        <w:t xml:space="preserve"> the websites use </w:t>
+        <w:t xml:space="preserve"> because, most  of the websites use </w:t>
       </w:r>
       <w:proofErr w:type="spellStart"/>
       <w:r>
@@ -634,17 +541,8 @@
           <w:b/>
           <w:bCs/>
         </w:rPr>
-        <w:t xml:space="preserve">In the terminal we can directly </w:t>
-      </w:r>
-      <w:proofErr w:type="gramStart"/>
-      <w:r>
-        <w:rPr>
-          <w:b/>
-          <w:bCs/>
-        </w:rPr>
-        <w:t>open:-</w:t>
-      </w:r>
-      <w:proofErr w:type="gramEnd"/>
+        <w:t>In the terminal we can directly open:-</w:t>
+      </w:r>
     </w:p>
     <w:p>
       <w:pPr>
@@ -741,21 +639,12 @@
         <w:t>url</w:t>
       </w:r>
       <w:proofErr w:type="spellEnd"/>
-      <w:proofErr w:type="gramStart"/>
-      <w:r>
-        <w:rPr>
-          <w:b/>
-          <w:bCs/>
-        </w:rPr>
-        <w:t xml:space="preserve">   (</w:t>
-      </w:r>
-      <w:proofErr w:type="gramEnd"/>
-      <w:r>
-        <w:rPr>
-          <w:b/>
-          <w:bCs/>
-        </w:rPr>
-        <w:t xml:space="preserve">we can open </w:t>
+      <w:r>
+        <w:rPr>
+          <w:b/>
+          <w:bCs/>
+        </w:rPr>
+        <w:t xml:space="preserve">   (we can open </w:t>
       </w:r>
       <w:proofErr w:type="spellStart"/>
       <w:r>
@@ -789,21 +678,12 @@
           <w:bCs/>
         </w:rPr>
       </w:pPr>
-      <w:proofErr w:type="gramStart"/>
-      <w:r>
-        <w:rPr>
-          <w:b/>
-          <w:bCs/>
-        </w:rPr>
-        <w:t>Using .spec</w:t>
-      </w:r>
-      <w:proofErr w:type="gramEnd"/>
-      <w:r>
-        <w:rPr>
-          <w:b/>
-          <w:bCs/>
-        </w:rPr>
-        <w:t xml:space="preserve"> makes it easy to separate:</w:t>
+      <w:r>
+        <w:rPr>
+          <w:b/>
+          <w:bCs/>
+        </w:rPr>
+        <w:t>Using .spec makes it easy to separate:</w:t>
       </w:r>
     </w:p>
     <w:p>
@@ -873,31 +753,15 @@
           <w:b/>
           <w:bCs/>
         </w:rPr>
-        <w:t>Test code (</w:t>
-      </w:r>
-      <w:proofErr w:type="gramStart"/>
-      <w:r>
-        <w:rPr>
-          <w:b/>
-          <w:bCs/>
-        </w:rPr>
-        <w:t>*.</w:t>
-      </w:r>
-      <w:proofErr w:type="spellStart"/>
-      <w:r>
-        <w:rPr>
-          <w:b/>
-          <w:bCs/>
-        </w:rPr>
-        <w:t>spec</w:t>
-      </w:r>
-      <w:proofErr w:type="gramEnd"/>
-      <w:r>
-        <w:rPr>
-          <w:b/>
-          <w:bCs/>
-        </w:rPr>
-        <w:t>.ts</w:t>
+        <w:t>Test code (*.</w:t>
+      </w:r>
+      <w:proofErr w:type="spellStart"/>
+      <w:r>
+        <w:rPr>
+          <w:b/>
+          <w:bCs/>
+        </w:rPr>
+        <w:t>spec.ts</w:t>
       </w:r>
       <w:proofErr w:type="spellEnd"/>
       <w:r>
@@ -946,7 +810,6 @@
           <w:bCs/>
         </w:rPr>
       </w:pPr>
-      <w:proofErr w:type="gramStart"/>
       <w:r>
         <w:rPr>
           <w:b/>
@@ -954,7 +817,6 @@
         </w:rPr>
         <w:t>Commands:-</w:t>
       </w:r>
-      <w:proofErr w:type="gramEnd"/>
     </w:p>
     <w:p>
       <w:pPr>
@@ -980,21 +842,12 @@
         <w:t xml:space="preserve"> playwright test </w:t>
       </w:r>
       <w:proofErr w:type="spellStart"/>
-      <w:proofErr w:type="gramStart"/>
-      <w:r>
-        <w:rPr>
-          <w:b/>
-          <w:bCs/>
-        </w:rPr>
-        <w:t>example.spec</w:t>
-      </w:r>
-      <w:proofErr w:type="gramEnd"/>
-      <w:r>
-        <w:rPr>
-          <w:b/>
-          <w:bCs/>
-        </w:rPr>
-        <w:t>.ts</w:t>
+      <w:r>
+        <w:rPr>
+          <w:b/>
+          <w:bCs/>
+        </w:rPr>
+        <w:t>example.spec.ts</w:t>
       </w:r>
       <w:proofErr w:type="spellEnd"/>
       <w:r>
@@ -1146,7 +999,6 @@
           <w:bCs/>
         </w:rPr>
       </w:pPr>
-      <w:proofErr w:type="gramStart"/>
       <w:r>
         <w:rPr>
           <w:b/>
@@ -1161,7 +1013,6 @@
         </w:rPr>
         <w:tab/>
       </w:r>
-      <w:proofErr w:type="gramEnd"/>
       <w:r>
         <w:rPr>
           <w:b/>
@@ -1245,15 +1096,94 @@
           <w:b/>
           <w:bCs/>
         </w:rPr>
+        <w:t xml:space="preserve">--headless  </w:t>
+      </w:r>
+      <w:r>
+        <w:rPr>
+          <w:b/>
+          <w:bCs/>
+        </w:rPr>
+        <w:tab/>
+        <w:t xml:space="preserve">-&gt; run in </w:t>
+      </w:r>
+      <w:proofErr w:type="spellStart"/>
+      <w:r>
+        <w:rPr>
+          <w:b/>
+          <w:bCs/>
+        </w:rPr>
+        <w:t>headedless</w:t>
+      </w:r>
+      <w:proofErr w:type="spellEnd"/>
+      <w:r>
+        <w:rPr>
+          <w:b/>
+          <w:bCs/>
+        </w:rPr>
+        <w:t xml:space="preserve"> mode for all test folder and its fast because of no </w:t>
+      </w:r>
+      <w:proofErr w:type="spellStart"/>
+      <w:r>
+        <w:rPr>
+          <w:b/>
+          <w:bCs/>
+        </w:rPr>
+        <w:t>ui</w:t>
+      </w:r>
+      <w:proofErr w:type="spellEnd"/>
+      <w:r>
+        <w:rPr>
+          <w:b/>
+          <w:bCs/>
+        </w:rPr>
+        <w:t xml:space="preserve"> rendering</w:t>
+      </w:r>
+    </w:p>
+    <w:p>
+      <w:pPr>
+        <w:rPr>
+          <w:b/>
+          <w:bCs/>
+        </w:rPr>
+      </w:pPr>
+      <w:proofErr w:type="spellStart"/>
+      <w:r>
+        <w:rPr>
+          <w:b/>
+          <w:bCs/>
+        </w:rPr>
+        <w:t>npx</w:t>
+      </w:r>
+      <w:proofErr w:type="spellEnd"/>
+      <w:r>
+        <w:rPr>
+          <w:b/>
+          <w:bCs/>
+        </w:rPr>
+        <w:t xml:space="preserve"> playwright test </w:t>
+      </w:r>
+      <w:r>
+        <w:rPr>
+          <w:b/>
+          <w:bCs/>
+        </w:rPr>
         <w:t>--</w:t>
       </w:r>
-      <w:proofErr w:type="gramStart"/>
-      <w:r>
-        <w:rPr>
-          <w:b/>
-          <w:bCs/>
-        </w:rPr>
-        <w:t xml:space="preserve">headless  </w:t>
+      <w:proofErr w:type="spellStart"/>
+      <w:r>
+        <w:rPr>
+          <w:b/>
+          <w:bCs/>
+        </w:rPr>
+        <w:t>ui</w:t>
+      </w:r>
+      <w:proofErr w:type="spellEnd"/>
+      <w:r>
+        <w:rPr>
+          <w:b/>
+          <w:bCs/>
+        </w:rPr>
+        <w:t xml:space="preserve">  </w:t>
       </w:r>
       <w:r>
         <w:rPr>
@@ -1261,30 +1191,7 @@
           <w:bCs/>
         </w:rPr>
         <w:tab/>
-      </w:r>
-      <w:proofErr w:type="gramEnd"/>
-      <w:r>
-        <w:rPr>
-          <w:b/>
-          <w:bCs/>
-        </w:rPr>
-        <w:t xml:space="preserve">-&gt; run in </w:t>
-      </w:r>
-      <w:proofErr w:type="spellStart"/>
-      <w:r>
-        <w:rPr>
-          <w:b/>
-          <w:bCs/>
-        </w:rPr>
-        <w:t>headedless</w:t>
-      </w:r>
-      <w:proofErr w:type="spellEnd"/>
-      <w:r>
-        <w:rPr>
-          <w:b/>
-          <w:bCs/>
-        </w:rPr>
-        <w:t xml:space="preserve"> mode for all test folder and its fast because of no </w:t>
+        <w:t xml:space="preserve">-&gt; it will open playwright </w:t>
       </w:r>
       <w:proofErr w:type="spellStart"/>
       <w:r>
@@ -1300,85 +1207,6 @@
           <w:b/>
           <w:bCs/>
         </w:rPr>
-        <w:t xml:space="preserve"> rendering</w:t>
-      </w:r>
-    </w:p>
-    <w:p>
-      <w:pPr>
-        <w:rPr>
-          <w:b/>
-          <w:bCs/>
-        </w:rPr>
-      </w:pPr>
-      <w:proofErr w:type="spellStart"/>
-      <w:r>
-        <w:rPr>
-          <w:b/>
-          <w:bCs/>
-        </w:rPr>
-        <w:t>npx</w:t>
-      </w:r>
-      <w:proofErr w:type="spellEnd"/>
-      <w:r>
-        <w:rPr>
-          <w:b/>
-          <w:bCs/>
-        </w:rPr>
-        <w:t xml:space="preserve"> playwright test </w:t>
-      </w:r>
-      <w:r>
-        <w:rPr>
-          <w:b/>
-          <w:bCs/>
-        </w:rPr>
-        <w:t>--</w:t>
-      </w:r>
-      <w:proofErr w:type="spellStart"/>
-      <w:proofErr w:type="gramStart"/>
-      <w:r>
-        <w:rPr>
-          <w:b/>
-          <w:bCs/>
-        </w:rPr>
-        <w:t>ui</w:t>
-      </w:r>
-      <w:proofErr w:type="spellEnd"/>
-      <w:r>
-        <w:rPr>
-          <w:b/>
-          <w:bCs/>
-        </w:rPr>
-        <w:t xml:space="preserve">  </w:t>
-      </w:r>
-      <w:r>
-        <w:rPr>
-          <w:b/>
-          <w:bCs/>
-        </w:rPr>
-        <w:tab/>
-      </w:r>
-      <w:proofErr w:type="gramEnd"/>
-      <w:r>
-        <w:rPr>
-          <w:b/>
-          <w:bCs/>
-        </w:rPr>
-        <w:t xml:space="preserve">-&gt; it will open playwright </w:t>
-      </w:r>
-      <w:proofErr w:type="spellStart"/>
-      <w:r>
-        <w:rPr>
-          <w:b/>
-          <w:bCs/>
-        </w:rPr>
-        <w:t>ui</w:t>
-      </w:r>
-      <w:proofErr w:type="spellEnd"/>
-      <w:r>
-        <w:rPr>
-          <w:b/>
-          <w:bCs/>
-        </w:rPr>
         <w:t xml:space="preserve"> same as file explorer</w:t>
       </w:r>
     </w:p>
@@ -1402,31 +1230,7 @@
           <w:b/>
           <w:bCs/>
         </w:rPr>
-        <w:t xml:space="preserve">To run in </w:t>
-      </w:r>
-      <w:proofErr w:type="gramStart"/>
-      <w:r>
-        <w:rPr>
-          <w:b/>
-          <w:bCs/>
-        </w:rPr>
-        <w:t>webpage</w:t>
-      </w:r>
-      <w:proofErr w:type="gramEnd"/>
-      <w:r>
-        <w:rPr>
-          <w:b/>
-          <w:bCs/>
-        </w:rPr>
-        <w:t xml:space="preserve"> we need 3 </w:t>
-      </w:r>
-      <w:proofErr w:type="gramStart"/>
-      <w:r>
-        <w:rPr>
-          <w:b/>
-          <w:bCs/>
-        </w:rPr>
-        <w:t>things</w:t>
+        <w:t>To run in webpage we need 3 things</w:t>
       </w:r>
       <w:r>
         <w:rPr>
@@ -1435,7 +1239,6 @@
         </w:rPr>
         <w:t>:-</w:t>
       </w:r>
-      <w:proofErr w:type="gramEnd"/>
     </w:p>
     <w:p>
       <w:pPr>
@@ -1559,17 +1362,8 @@
           <w:b/>
           <w:bCs/>
         </w:rPr>
-        <w:t xml:space="preserve">Locator vs </w:t>
-      </w:r>
-      <w:proofErr w:type="gramStart"/>
-      <w:r>
-        <w:rPr>
-          <w:b/>
-          <w:bCs/>
-        </w:rPr>
-        <w:t>selector:-</w:t>
-      </w:r>
-      <w:proofErr w:type="gramEnd"/>
+        <w:t>Locator vs selector:-</w:t>
+      </w:r>
     </w:p>
     <w:p>
       <w:pPr>
@@ -1609,7 +1403,6 @@
         </w:rPr>
       </w:pPr>
       <w:proofErr w:type="spellStart"/>
-      <w:proofErr w:type="gramStart"/>
       <w:r>
         <w:rPr>
           <w:b/>
@@ -1624,34 +1417,24 @@
           <w:b/>
           <w:bCs/>
         </w:rPr>
+        <w:t xml:space="preserve">:- </w:t>
+      </w:r>
+      <w:proofErr w:type="spellStart"/>
+      <w:r>
+        <w:rPr>
+          <w:b/>
+          <w:bCs/>
+        </w:rPr>
+        <w:t>cheetsheet</w:t>
+      </w:r>
+      <w:proofErr w:type="spellEnd"/>
+      <w:r>
+        <w:rPr>
+          <w:b/>
+          <w:bCs/>
+        </w:rPr>
         <w:t>:-</w:t>
       </w:r>
-      <w:proofErr w:type="gramEnd"/>
-      <w:r>
-        <w:rPr>
-          <w:b/>
-          <w:bCs/>
-        </w:rPr>
-        <w:t xml:space="preserve"> </w:t>
-      </w:r>
-      <w:proofErr w:type="spellStart"/>
-      <w:proofErr w:type="gramStart"/>
-      <w:r>
-        <w:rPr>
-          <w:b/>
-          <w:bCs/>
-        </w:rPr>
-        <w:t>cheetsheet</w:t>
-      </w:r>
-      <w:proofErr w:type="spellEnd"/>
-      <w:r>
-        <w:rPr>
-          <w:b/>
-          <w:bCs/>
-        </w:rPr>
-        <w:t>:-</w:t>
-      </w:r>
-      <w:proofErr w:type="gramEnd"/>
     </w:p>
     <w:p>
       <w:pPr>
@@ -1729,27 +1512,17 @@
           <w:b/>
           <w:bCs/>
         </w:rPr>
-        <w:t xml:space="preserve"> </w:t>
-      </w:r>
-      <w:proofErr w:type="gramStart"/>
-      <w:r>
-        <w:rPr>
-          <w:b/>
-          <w:bCs/>
-        </w:rPr>
-        <w:t>selector:-</w:t>
-      </w:r>
-      <w:proofErr w:type="gramEnd"/>
-    </w:p>
-    <w:p>
-      <w:pPr>
-        <w:rPr>
-          <w:b/>
-          <w:bCs/>
-        </w:rPr>
-      </w:pPr>
-      <w:proofErr w:type="spellStart"/>
-      <w:proofErr w:type="gramStart"/>
+        <w:t xml:space="preserve"> selector:-</w:t>
+      </w:r>
+    </w:p>
+    <w:p>
+      <w:pPr>
+        <w:rPr>
+          <w:b/>
+          <w:bCs/>
+        </w:rPr>
+      </w:pPr>
+      <w:proofErr w:type="spellStart"/>
       <w:r>
         <w:rPr>
           <w:b/>
@@ -1758,15 +1531,46 @@
         <w:t>page.locator</w:t>
       </w:r>
       <w:proofErr w:type="spellEnd"/>
-      <w:proofErr w:type="gramEnd"/>
-      <w:r>
-        <w:rPr>
-          <w:b/>
-          <w:bCs/>
-        </w:rPr>
-        <w:t>('#id'</w:t>
-      </w:r>
-      <w:proofErr w:type="gramStart"/>
+      <w:r>
+        <w:rPr>
+          <w:b/>
+          <w:bCs/>
+        </w:rPr>
+        <w:t>('#id');</w:t>
+      </w:r>
+    </w:p>
+    <w:p>
+      <w:pPr>
+        <w:rPr>
+          <w:b/>
+          <w:bCs/>
+        </w:rPr>
+      </w:pPr>
+      <w:proofErr w:type="spellStart"/>
+      <w:r>
+        <w:rPr>
+          <w:b/>
+          <w:bCs/>
+        </w:rPr>
+        <w:t>page.locator</w:t>
+      </w:r>
+      <w:proofErr w:type="spellEnd"/>
+      <w:r>
+        <w:rPr>
+          <w:b/>
+          <w:bCs/>
+        </w:rPr>
+        <w:t>('.</w:t>
+      </w:r>
+      <w:proofErr w:type="spellStart"/>
+      <w:r>
+        <w:rPr>
+          <w:b/>
+          <w:bCs/>
+        </w:rPr>
+        <w:t>class'</w:t>
+      </w:r>
+      <w:proofErr w:type="spellEnd"/>
       <w:r>
         <w:rPr>
           <w:b/>
@@ -1774,17 +1578,15 @@
         </w:rPr>
         <w:t>);</w:t>
       </w:r>
-      <w:proofErr w:type="gramEnd"/>
-    </w:p>
-    <w:p>
-      <w:pPr>
-        <w:rPr>
-          <w:b/>
-          <w:bCs/>
-        </w:rPr>
-      </w:pPr>
-      <w:proofErr w:type="spellStart"/>
-      <w:proofErr w:type="gramStart"/>
+    </w:p>
+    <w:p>
+      <w:pPr>
+        <w:rPr>
+          <w:b/>
+          <w:bCs/>
+        </w:rPr>
+      </w:pPr>
+      <w:proofErr w:type="spellStart"/>
       <w:r>
         <w:rPr>
           <w:b/>
@@ -1793,42 +1595,22 @@
         <w:t>page.locator</w:t>
       </w:r>
       <w:proofErr w:type="spellEnd"/>
-      <w:proofErr w:type="gramEnd"/>
-      <w:r>
-        <w:rPr>
-          <w:b/>
-          <w:bCs/>
-        </w:rPr>
-        <w:t>('.</w:t>
-      </w:r>
-      <w:proofErr w:type="spellStart"/>
-      <w:r>
-        <w:rPr>
-          <w:b/>
-          <w:bCs/>
-        </w:rPr>
-        <w:t>class'</w:t>
-      </w:r>
-      <w:proofErr w:type="spellEnd"/>
-      <w:proofErr w:type="gramStart"/>
-      <w:r>
-        <w:rPr>
-          <w:b/>
-          <w:bCs/>
-        </w:rPr>
-        <w:t>);</w:t>
-      </w:r>
-      <w:proofErr w:type="gramEnd"/>
-    </w:p>
-    <w:p>
-      <w:pPr>
-        <w:rPr>
-          <w:b/>
-          <w:bCs/>
-        </w:rPr>
-      </w:pPr>
-      <w:proofErr w:type="spellStart"/>
-      <w:proofErr w:type="gramStart"/>
+      <w:r>
+        <w:rPr>
+          <w:b/>
+          <w:bCs/>
+        </w:rPr>
+        <w:t>('input[type="text"]');</w:t>
+      </w:r>
+    </w:p>
+    <w:p>
+      <w:pPr>
+        <w:rPr>
+          <w:b/>
+          <w:bCs/>
+        </w:rPr>
+      </w:pPr>
+      <w:proofErr w:type="spellStart"/>
       <w:r>
         <w:rPr>
           <w:b/>
@@ -1837,42 +1619,6 @@
         <w:t>page.locator</w:t>
       </w:r>
       <w:proofErr w:type="spellEnd"/>
-      <w:proofErr w:type="gramEnd"/>
-      <w:r>
-        <w:rPr>
-          <w:b/>
-          <w:bCs/>
-        </w:rPr>
-        <w:t>('input[type="text"]'</w:t>
-      </w:r>
-      <w:proofErr w:type="gramStart"/>
-      <w:r>
-        <w:rPr>
-          <w:b/>
-          <w:bCs/>
-        </w:rPr>
-        <w:t>);</w:t>
-      </w:r>
-      <w:proofErr w:type="gramEnd"/>
-    </w:p>
-    <w:p>
-      <w:pPr>
-        <w:rPr>
-          <w:b/>
-          <w:bCs/>
-        </w:rPr>
-      </w:pPr>
-      <w:proofErr w:type="spellStart"/>
-      <w:proofErr w:type="gramStart"/>
-      <w:r>
-        <w:rPr>
-          <w:b/>
-          <w:bCs/>
-        </w:rPr>
-        <w:t>page.locator</w:t>
-      </w:r>
-      <w:proofErr w:type="spellEnd"/>
-      <w:proofErr w:type="gramEnd"/>
       <w:r>
         <w:rPr>
           <w:b/>
@@ -1894,34 +1640,24 @@
           <w:b/>
           <w:bCs/>
         </w:rPr>
-        <w:t>-primary'</w:t>
-      </w:r>
-      <w:proofErr w:type="gramStart"/>
-      <w:r>
-        <w:rPr>
-          <w:b/>
-          <w:bCs/>
-        </w:rPr>
-        <w:t>);</w:t>
-      </w:r>
-      <w:proofErr w:type="gramEnd"/>
-    </w:p>
-    <w:p>
-      <w:pPr>
-        <w:rPr>
-          <w:b/>
-          <w:bCs/>
-        </w:rPr>
-      </w:pPr>
-    </w:p>
-    <w:p>
-      <w:pPr>
-        <w:rPr>
-          <w:b/>
-          <w:bCs/>
-        </w:rPr>
-      </w:pPr>
-      <w:proofErr w:type="gramStart"/>
+        <w:t>-primary');</w:t>
+      </w:r>
+    </w:p>
+    <w:p>
+      <w:pPr>
+        <w:rPr>
+          <w:b/>
+          <w:bCs/>
+        </w:rPr>
+      </w:pPr>
+    </w:p>
+    <w:p>
+      <w:pPr>
+        <w:rPr>
+          <w:b/>
+          <w:bCs/>
+        </w:rPr>
+      </w:pPr>
       <w:r>
         <w:rPr>
           <w:b/>
@@ -1929,7 +1665,6 @@
         </w:rPr>
         <w:t>Assertions:-</w:t>
       </w:r>
-      <w:proofErr w:type="gramEnd"/>
       <w:r>
         <w:rPr>
           <w:noProof/>
@@ -2058,53 +1793,28 @@
           <w:bCs/>
         </w:rPr>
       </w:pPr>
-      <w:proofErr w:type="gramStart"/>
       <w:r>
         <w:rPr>
           <w:b/>
           <w:bCs/>
         </w:rPr>
         <w:lastRenderedPageBreak/>
-        <w:t>Dropdown :</w:t>
-      </w:r>
-      <w:proofErr w:type="gramEnd"/>
-      <w:r>
-        <w:rPr>
-          <w:b/>
-          <w:bCs/>
-        </w:rPr>
-        <w:t>-</w:t>
-      </w:r>
-    </w:p>
-    <w:p>
-      <w:pPr>
-        <w:rPr>
-          <w:b/>
-          <w:bCs/>
-        </w:rPr>
-      </w:pPr>
-      <w:r>
-        <w:rPr>
-          <w:b/>
-          <w:bCs/>
-        </w:rPr>
-        <w:t xml:space="preserve">We can do it by 3 </w:t>
-      </w:r>
-      <w:proofErr w:type="gramStart"/>
-      <w:r>
-        <w:rPr>
-          <w:b/>
-          <w:bCs/>
-        </w:rPr>
-        <w:t>ways:-</w:t>
-      </w:r>
-      <w:proofErr w:type="gramEnd"/>
-      <w:r>
-        <w:rPr>
-          <w:b/>
-          <w:bCs/>
-        </w:rPr>
-        <w:t xml:space="preserve"> </w:t>
+        <w:t>Dropdown :-</w:t>
+      </w:r>
+    </w:p>
+    <w:p>
+      <w:pPr>
+        <w:rPr>
+          <w:b/>
+          <w:bCs/>
+        </w:rPr>
+      </w:pPr>
+      <w:r>
+        <w:rPr>
+          <w:b/>
+          <w:bCs/>
+        </w:rPr>
+        <w:t xml:space="preserve">We can do it by 3 ways:- </w:t>
       </w:r>
     </w:p>
     <w:p>
@@ -2174,7 +1884,6 @@
           <w:noProof/>
         </w:rPr>
       </w:pPr>
-      <w:proofErr w:type="gramStart"/>
       <w:r>
         <w:rPr>
           <w:b/>
@@ -2182,7 +1891,6 @@
         </w:rPr>
         <w:t>Example:-</w:t>
       </w:r>
-      <w:proofErr w:type="gramEnd"/>
       <w:r>
         <w:rPr>
           <w:noProof/>
@@ -2238,7 +1946,6 @@
           <w:bCs/>
         </w:rPr>
       </w:pPr>
-      <w:proofErr w:type="gramStart"/>
       <w:r>
         <w:rPr>
           <w:b/>
@@ -2246,7 +1953,6 @@
         </w:rPr>
         <w:t>Frame:-</w:t>
       </w:r>
-      <w:proofErr w:type="gramEnd"/>
     </w:p>
     <w:p>
       <w:pPr>
@@ -2272,53 +1978,12 @@
           <w:bCs/>
         </w:rPr>
       </w:pPr>
-      <w:proofErr w:type="gramStart"/>
-      <w:r>
-        <w:rPr>
-          <w:b/>
-          <w:bCs/>
-        </w:rPr>
-        <w:t>Alerts:-</w:t>
-      </w:r>
-      <w:proofErr w:type="gramEnd"/>
-      <w:r>
-        <w:rPr>
-          <w:b/>
-          <w:bCs/>
-        </w:rPr>
-        <w:t xml:space="preserve"> playwright automatically handles </w:t>
-      </w:r>
-      <w:proofErr w:type="gramStart"/>
-      <w:r>
-        <w:rPr>
-          <w:b/>
-          <w:bCs/>
-        </w:rPr>
-        <w:t>this dialogs</w:t>
-      </w:r>
-      <w:proofErr w:type="gramEnd"/>
-      <w:r>
-        <w:rPr>
-          <w:b/>
-          <w:bCs/>
-        </w:rPr>
-        <w:t xml:space="preserve"> but if we need to do </w:t>
-      </w:r>
-      <w:proofErr w:type="gramStart"/>
-      <w:r>
-        <w:rPr>
-          <w:b/>
-          <w:bCs/>
-        </w:rPr>
-        <w:t>specifically</w:t>
-      </w:r>
-      <w:proofErr w:type="gramEnd"/>
-      <w:r>
-        <w:rPr>
-          <w:b/>
-          <w:bCs/>
-        </w:rPr>
-        <w:t xml:space="preserve"> we need to do script</w:t>
+      <w:r>
+        <w:rPr>
+          <w:b/>
+          <w:bCs/>
+        </w:rPr>
+        <w:t>Alerts:- playwright automatically handles this dialogs but if we need to do specifically we need to do script</w:t>
       </w:r>
     </w:p>
     <w:p>
@@ -2417,18 +2082,9 @@
           <w:b/>
           <w:bCs/>
         </w:rPr>
-        <w:t>dialog</w:t>
-      </w:r>
-      <w:proofErr w:type="gramStart"/>
-      <w:r>
-        <w:rPr>
-          <w:b/>
-          <w:bCs/>
-        </w:rPr>
-        <w:t>`,dialog</w:t>
-      </w:r>
-      <w:proofErr w:type="spellEnd"/>
-      <w:proofErr w:type="gramEnd"/>
+        <w:t>dialog`,dialog</w:t>
+      </w:r>
+      <w:proofErr w:type="spellEnd"/>
       <w:r>
         <w:rPr>
           <w:b/>
@@ -2437,7 +2093,6 @@
         <w:t>=&gt;</w:t>
       </w:r>
       <w:proofErr w:type="spellStart"/>
-      <w:proofErr w:type="gramStart"/>
       <w:r>
         <w:rPr>
           <w:b/>
@@ -2446,29 +2101,12 @@
         <w:t>dialog.dismiss</w:t>
       </w:r>
       <w:proofErr w:type="spellEnd"/>
-      <w:proofErr w:type="gramEnd"/>
-      <w:r>
-        <w:rPr>
-          <w:b/>
-          <w:bCs/>
-        </w:rPr>
-        <w:t>()</w:t>
-      </w:r>
-      <w:proofErr w:type="gramStart"/>
-      <w:r>
-        <w:rPr>
-          <w:b/>
-          <w:bCs/>
-        </w:rPr>
-        <w:t>);</w:t>
-      </w:r>
-      <w:proofErr w:type="gramEnd"/>
-      <w:r>
-        <w:rPr>
-          <w:b/>
-          <w:bCs/>
-        </w:rPr>
-        <w:t xml:space="preserve">   </w:t>
+      <w:r>
+        <w:rPr>
+          <w:b/>
+          <w:bCs/>
+        </w:rPr>
+        <w:t xml:space="preserve">());   </w:t>
       </w:r>
     </w:p>
     <w:p>
@@ -2500,18 +2138,9 @@
           <w:b/>
           <w:bCs/>
         </w:rPr>
-        <w:t>dialog</w:t>
-      </w:r>
-      <w:proofErr w:type="gramStart"/>
-      <w:r>
-        <w:rPr>
-          <w:b/>
-          <w:bCs/>
-        </w:rPr>
-        <w:t>`,dialog</w:t>
-      </w:r>
-      <w:proofErr w:type="spellEnd"/>
-      <w:proofErr w:type="gramEnd"/>
+        <w:t>dialog`,dialog</w:t>
+      </w:r>
+      <w:proofErr w:type="spellEnd"/>
       <w:r>
         <w:rPr>
           <w:b/>
@@ -2520,7 +2149,6 @@
         <w:t>=&gt;</w:t>
       </w:r>
       <w:proofErr w:type="spellStart"/>
-      <w:proofErr w:type="gramStart"/>
       <w:r>
         <w:rPr>
           <w:b/>
@@ -2529,29 +2157,12 @@
         <w:t>dialog.accept</w:t>
       </w:r>
       <w:proofErr w:type="spellEnd"/>
-      <w:proofErr w:type="gramEnd"/>
-      <w:r>
-        <w:rPr>
-          <w:b/>
-          <w:bCs/>
-        </w:rPr>
-        <w:t>()</w:t>
-      </w:r>
-      <w:proofErr w:type="gramStart"/>
-      <w:r>
-        <w:rPr>
-          <w:b/>
-          <w:bCs/>
-        </w:rPr>
-        <w:t>);</w:t>
-      </w:r>
-      <w:proofErr w:type="gramEnd"/>
-      <w:r>
-        <w:rPr>
-          <w:b/>
-          <w:bCs/>
-        </w:rPr>
-        <w:t xml:space="preserve">   </w:t>
+      <w:r>
+        <w:rPr>
+          <w:b/>
+          <w:bCs/>
+        </w:rPr>
+        <w:t xml:space="preserve">());   </w:t>
       </w:r>
     </w:p>
     <w:p>
@@ -2580,24 +2191,147 @@
           <w:b/>
           <w:bCs/>
         </w:rPr>
-        <w:t xml:space="preserve">ng all we </w:t>
-      </w:r>
-      <w:proofErr w:type="gramStart"/>
-      <w:r>
-        <w:rPr>
-          <w:b/>
-          <w:bCs/>
-        </w:rPr>
-        <w:t>have to</w:t>
-      </w:r>
-      <w:proofErr w:type="gramEnd"/>
-      <w:r>
-        <w:rPr>
-          <w:b/>
-          <w:bCs/>
-        </w:rPr>
-        <w:t xml:space="preserve"> handle manually</w:t>
-      </w:r>
+        <w:t>ng all we have to handle manually</w:t>
+      </w:r>
+    </w:p>
+    <w:p>
+      <w:pPr>
+        <w:rPr>
+          <w:b/>
+          <w:bCs/>
+        </w:rPr>
+      </w:pPr>
+    </w:p>
+    <w:p>
+      <w:pPr>
+        <w:rPr>
+          <w:b/>
+          <w:bCs/>
+        </w:rPr>
+      </w:pPr>
+      <w:r>
+        <w:rPr>
+          <w:b/>
+          <w:bCs/>
+        </w:rPr>
+        <w:t>GitHub Copilot Commands:-</w:t>
+      </w:r>
+    </w:p>
+    <w:p>
+      <w:pPr>
+        <w:rPr>
+          <w:b/>
+          <w:bCs/>
+        </w:rPr>
+      </w:pPr>
+      <w:r>
+        <w:rPr>
+          <w:b/>
+          <w:bCs/>
+        </w:rPr>
+        <w:t>Tab</w:t>
+      </w:r>
+      <w:r>
+        <w:rPr>
+          <w:b/>
+          <w:bCs/>
+        </w:rPr>
+        <w:tab/>
+        <w:t xml:space="preserve">=&gt; will give text into from </w:t>
+      </w:r>
+      <w:proofErr w:type="spellStart"/>
+      <w:r>
+        <w:rPr>
+          <w:b/>
+          <w:bCs/>
+        </w:rPr>
+        <w:t>from</w:t>
+      </w:r>
+      <w:proofErr w:type="spellEnd"/>
+      <w:r>
+        <w:rPr>
+          <w:b/>
+          <w:bCs/>
+        </w:rPr>
+        <w:t xml:space="preserve"> ghost mode</w:t>
+      </w:r>
+    </w:p>
+    <w:p>
+      <w:pPr>
+        <w:rPr>
+          <w:b/>
+          <w:bCs/>
+        </w:rPr>
+      </w:pPr>
+      <w:r>
+        <w:rPr>
+          <w:b/>
+          <w:bCs/>
+        </w:rPr>
+        <w:t xml:space="preserve">Ctrl + Right Arrow key  </w:t>
+      </w:r>
+      <w:r>
+        <w:rPr>
+          <w:b/>
+          <w:bCs/>
+        </w:rPr>
+        <w:tab/>
+        <w:t>=&gt; will move from starting point and stop where we need to end.</w:t>
+      </w:r>
+    </w:p>
+    <w:p>
+      <w:pPr>
+        <w:rPr>
+          <w:b/>
+          <w:bCs/>
+        </w:rPr>
+      </w:pPr>
+      <w:r>
+        <w:rPr>
+          <w:b/>
+          <w:bCs/>
+        </w:rPr>
+        <w:t xml:space="preserve">ESC  </w:t>
+      </w:r>
+      <w:r>
+        <w:rPr>
+          <w:b/>
+          <w:bCs/>
+        </w:rPr>
+        <w:tab/>
+        <w:t>=&gt; will turn off that ghost mode</w:t>
+      </w:r>
+    </w:p>
+    <w:p>
+      <w:pPr>
+        <w:rPr>
+          <w:b/>
+          <w:bCs/>
+        </w:rPr>
+      </w:pPr>
+      <w:r>
+        <w:rPr>
+          <w:b/>
+          <w:bCs/>
+        </w:rPr>
+        <w:t xml:space="preserve">Ctrl + I =&gt; Inline chat </w:t>
+      </w:r>
+    </w:p>
+    <w:p>
+      <w:pPr>
+        <w:rPr>
+          <w:b/>
+          <w:bCs/>
+        </w:rPr>
+      </w:pPr>
+    </w:p>
+    <w:p>
+      <w:pPr>
+        <w:rPr>
+          <w:b/>
+          <w:bCs/>
+        </w:rPr>
+      </w:pPr>
     </w:p>
     <w:p>
       <w:pPr>
